--- a/templates/pre-go-live-task-plan.docx
+++ b/templates/pre-go-live-task-plan.docx
@@ -4,169 +4,1233 @@
   <w:body>
     <w:p>
       <w:pPr>
-        <w:jc w:val="center"/>
+        <w:spacing w:before="60" w:after="0"/>
       </w:pPr>
       <w:r>
         <w:rPr>
+          <w:rFonts w:ascii="Microsoft YaHei" w:hAnsi="Microsoft YaHei" w:eastAsia="Microsoft YaHei"/>
           <w:b/>
+          <w:i w:val="0"/>
           <w:color w:val="1769E0"/>
-          <w:sz w:val="20"/>
+          <w:sz w:val="19"/>
         </w:rPr>
-        <w:t>实施项目管理平台</w:t>
+        <w:t>SOP · 事前准备</w:t>
       </w:r>
     </w:p>
     <w:p>
       <w:pPr>
-        <w:jc w:val="center"/>
+        <w:keepNext/>
+        <w:spacing w:before="0" w:after="60"/>
       </w:pPr>
       <w:r>
         <w:rPr>
+          <w:rFonts w:ascii="Microsoft YaHei" w:hAnsi="Microsoft YaHei" w:eastAsia="Microsoft YaHei"/>
           <w:b/>
-          <w:color w:val="16365F"/>
-          <w:sz w:val="36"/>
+          <w:i w:val="0"/>
+          <w:color w:val="17365D"/>
+          <w:sz w:val="46"/>
         </w:rPr>
         <w:t>上线前任务计划</w:t>
+      </w:r>
+    </w:p>
+    <w:p>
+      <w:pPr>
+        <w:keepNext/>
+        <w:spacing w:before="0" w:after="180"/>
+      </w:pPr>
+      <w:r>
+        <w:rPr>
+          <w:rFonts w:ascii="Microsoft YaHei" w:hAnsi="Microsoft YaHei" w:eastAsia="Microsoft YaHei"/>
+          <w:b w:val="0"/>
+          <w:i w:val="0"/>
+          <w:color w:val="667A90"/>
+          <w:sz w:val="21"/>
+        </w:rPr>
+        <w:t>用于统筹上线前的准备事项、前置依赖、完成标准与责任人</w:t>
       </w:r>
     </w:p>
     <w:tbl>
       <w:tblPr>
         <w:tblStyle w:val="TableGrid"/>
-        <w:tblW w:type="auto" w:w="0"/>
-        <w:jc w:val="center"/>
+        <w:tblW w:type="dxa" w:w="14900"/>
+        <w:jc w:val="left"/>
+        <w:tblLayout w:type="fixed"/>
         <w:tblLook w:firstColumn="1" w:firstRow="1" w:lastColumn="0" w:lastRow="0" w:noHBand="0" w:noVBand="1" w:val="04A0"/>
+        <w:tblInd w:w="120" w:type="dxa"/>
+        <w:tblBorders>
+          <w:top w:val="single" w:sz="5" w:color="C8D8EA"/>
+          <w:left w:val="single" w:sz="5" w:color="C8D8EA"/>
+          <w:bottom w:val="single" w:sz="5" w:color="C8D8EA"/>
+          <w:right w:val="single" w:sz="5" w:color="C8D8EA"/>
+          <w:insideH w:val="single" w:sz="5" w:color="C8D8EA"/>
+          <w:insideV w:val="single" w:sz="5" w:color="C8D8EA"/>
+        </w:tblBorders>
       </w:tblPr>
       <w:tblGrid>
-        <w:gridCol w:w="2592"/>
-        <w:gridCol w:w="2592"/>
-        <w:gridCol w:w="2592"/>
-        <w:gridCol w:w="2592"/>
+        <w:gridCol w:w="1192"/>
+        <w:gridCol w:w="2566"/>
+        <w:gridCol w:w="1192"/>
+        <w:gridCol w:w="2566"/>
+        <w:gridCol w:w="1192"/>
+        <w:gridCol w:w="2235"/>
+        <w:gridCol w:w="1192"/>
+        <w:gridCol w:w="2765"/>
       </w:tblGrid>
       <w:tr>
+        <w:trPr>
+          <w:cantSplit/>
+        </w:trPr>
         <w:tc>
           <w:tcPr>
-            <w:tcW w:type="dxa" w:w="2592"/>
+            <w:tcW w:type="dxa" w:w="1192"/>
+            <w:shd w:fill="EDF5FF"/>
             <w:vAlign w:val="center"/>
+            <w:tcMar>
+              <w:top w:w="80" w:type="dxa"/>
+              <w:start w:w="120" w:type="dxa"/>
+              <w:bottom w:w="80" w:type="dxa"/>
+              <w:end w:w="120" w:type="dxa"/>
+            </w:tcMar>
           </w:tcPr>
           <w:p>
+            <w:pPr>
+              <w:spacing w:before="40" w:after="40" w:line="276" w:lineRule="auto"/>
+              <w:jc w:val="center"/>
+            </w:pPr>
+            <w:r/>
             <w:r>
-              <w:t>项目名称：</w:t>
+              <w:rPr>
+                <w:rFonts w:ascii="Microsoft YaHei" w:hAnsi="Microsoft YaHei" w:eastAsia="Microsoft YaHei"/>
+                <w:b/>
+                <w:i w:val="0"/>
+                <w:color w:val="17365D"/>
+                <w:sz w:val="18"/>
+              </w:rPr>
+              <w:t>项目名称</w:t>
             </w:r>
           </w:p>
         </w:tc>
         <w:tc>
           <w:tcPr>
-            <w:tcW w:type="dxa" w:w="2592"/>
+            <w:tcW w:type="dxa" w:w="2566"/>
+            <w:shd w:fill="FFF9E8"/>
             <w:vAlign w:val="center"/>
+            <w:tcMar>
+              <w:top w:w="80" w:type="dxa"/>
+              <w:start w:w="120" w:type="dxa"/>
+              <w:bottom w:w="80" w:type="dxa"/>
+              <w:end w:w="120" w:type="dxa"/>
+            </w:tcMar>
           </w:tcPr>
           <w:p>
+            <w:pPr>
+              <w:spacing w:before="40" w:after="40" w:line="276" w:lineRule="auto"/>
+              <w:jc w:val="left"/>
+            </w:pPr>
+            <w:r/>
             <w:r>
-              <w:t>客户：</w:t>
+              <w:rPr>
+                <w:rFonts w:ascii="Microsoft YaHei" w:hAnsi="Microsoft YaHei" w:eastAsia="Microsoft YaHei"/>
+                <w:b w:val="0"/>
+                <w:i w:val="0"/>
+                <w:color w:val="24364B"/>
+                <w:sz w:val="18"/>
+              </w:rPr>
             </w:r>
           </w:p>
         </w:tc>
         <w:tc>
           <w:tcPr>
-            <w:tcW w:type="dxa" w:w="2592"/>
+            <w:tcW w:type="dxa" w:w="1192"/>
+            <w:shd w:fill="EDF5FF"/>
             <w:vAlign w:val="center"/>
+            <w:tcMar>
+              <w:top w:w="80" w:type="dxa"/>
+              <w:start w:w="120" w:type="dxa"/>
+              <w:bottom w:w="80" w:type="dxa"/>
+              <w:end w:w="120" w:type="dxa"/>
+            </w:tcMar>
           </w:tcPr>
           <w:p>
+            <w:pPr>
+              <w:spacing w:before="40" w:after="40" w:line="276" w:lineRule="auto"/>
+              <w:jc w:val="center"/>
+            </w:pPr>
+            <w:r/>
             <w:r>
-              <w:t>负责人：</w:t>
+              <w:rPr>
+                <w:rFonts w:ascii="Microsoft YaHei" w:hAnsi="Microsoft YaHei" w:eastAsia="Microsoft YaHei"/>
+                <w:b/>
+                <w:i w:val="0"/>
+                <w:color w:val="17365D"/>
+                <w:sz w:val="18"/>
+              </w:rPr>
+              <w:t>客户单位</w:t>
             </w:r>
           </w:p>
         </w:tc>
         <w:tc>
           <w:tcPr>
-            <w:tcW w:type="dxa" w:w="2592"/>
+            <w:tcW w:type="dxa" w:w="2566"/>
+            <w:shd w:fill="FFF9E8"/>
             <w:vAlign w:val="center"/>
+            <w:tcMar>
+              <w:top w:w="80" w:type="dxa"/>
+              <w:start w:w="120" w:type="dxa"/>
+              <w:bottom w:w="80" w:type="dxa"/>
+              <w:end w:w="120" w:type="dxa"/>
+            </w:tcMar>
           </w:tcPr>
           <w:p>
+            <w:pPr>
+              <w:spacing w:before="40" w:after="40" w:line="276" w:lineRule="auto"/>
+              <w:jc w:val="left"/>
+            </w:pPr>
+            <w:r/>
             <w:r>
-              <w:t>模板版本：V1.0</w:t>
+              <w:rPr>
+                <w:rFonts w:ascii="Microsoft YaHei" w:hAnsi="Microsoft YaHei" w:eastAsia="Microsoft YaHei"/>
+                <w:b w:val="0"/>
+                <w:i w:val="0"/>
+                <w:color w:val="24364B"/>
+                <w:sz w:val="18"/>
+              </w:rPr>
+            </w:r>
+          </w:p>
+        </w:tc>
+        <w:tc>
+          <w:tcPr>
+            <w:tcW w:type="dxa" w:w="1192"/>
+            <w:shd w:fill="EDF5FF"/>
+            <w:vAlign w:val="center"/>
+            <w:tcMar>
+              <w:top w:w="80" w:type="dxa"/>
+              <w:start w:w="120" w:type="dxa"/>
+              <w:bottom w:w="80" w:type="dxa"/>
+              <w:end w:w="120" w:type="dxa"/>
+            </w:tcMar>
+          </w:tcPr>
+          <w:p>
+            <w:pPr>
+              <w:spacing w:before="40" w:after="40" w:line="276" w:lineRule="auto"/>
+              <w:jc w:val="center"/>
+            </w:pPr>
+            <w:r/>
+            <w:r>
+              <w:rPr>
+                <w:rFonts w:ascii="Microsoft YaHei" w:hAnsi="Microsoft YaHei" w:eastAsia="Microsoft YaHei"/>
+                <w:b/>
+                <w:i w:val="0"/>
+                <w:color w:val="17365D"/>
+                <w:sz w:val="18"/>
+              </w:rPr>
+              <w:t>项目经理</w:t>
+            </w:r>
+          </w:p>
+        </w:tc>
+        <w:tc>
+          <w:tcPr>
+            <w:tcW w:type="dxa" w:w="2235"/>
+            <w:shd w:fill="FFF9E8"/>
+            <w:vAlign w:val="center"/>
+            <w:tcMar>
+              <w:top w:w="80" w:type="dxa"/>
+              <w:start w:w="120" w:type="dxa"/>
+              <w:bottom w:w="80" w:type="dxa"/>
+              <w:end w:w="120" w:type="dxa"/>
+            </w:tcMar>
+          </w:tcPr>
+          <w:p>
+            <w:pPr>
+              <w:spacing w:before="40" w:after="40" w:line="276" w:lineRule="auto"/>
+              <w:jc w:val="left"/>
+            </w:pPr>
+            <w:r/>
+            <w:r>
+              <w:rPr>
+                <w:rFonts w:ascii="Microsoft YaHei" w:hAnsi="Microsoft YaHei" w:eastAsia="Microsoft YaHei"/>
+                <w:b w:val="0"/>
+                <w:i w:val="0"/>
+                <w:color w:val="24364B"/>
+                <w:sz w:val="18"/>
+              </w:rPr>
+            </w:r>
+          </w:p>
+        </w:tc>
+        <w:tc>
+          <w:tcPr>
+            <w:tcW w:type="dxa" w:w="1192"/>
+            <w:shd w:fill="EDF5FF"/>
+            <w:vAlign w:val="center"/>
+            <w:tcMar>
+              <w:top w:w="80" w:type="dxa"/>
+              <w:start w:w="120" w:type="dxa"/>
+              <w:bottom w:w="80" w:type="dxa"/>
+              <w:end w:w="120" w:type="dxa"/>
+            </w:tcMar>
+          </w:tcPr>
+          <w:p>
+            <w:pPr>
+              <w:spacing w:before="40" w:after="40" w:line="276" w:lineRule="auto"/>
+              <w:jc w:val="center"/>
+            </w:pPr>
+            <w:r/>
+            <w:r>
+              <w:rPr>
+                <w:rFonts w:ascii="Microsoft YaHei" w:hAnsi="Microsoft YaHei" w:eastAsia="Microsoft YaHei"/>
+                <w:b/>
+                <w:i w:val="0"/>
+                <w:color w:val="17365D"/>
+                <w:sz w:val="18"/>
+              </w:rPr>
+              <w:t>文档编号</w:t>
+            </w:r>
+          </w:p>
+        </w:tc>
+        <w:tc>
+          <w:tcPr>
+            <w:tcW w:type="dxa" w:w="2765"/>
+            <w:shd w:fill="FFF9E8"/>
+            <w:vAlign w:val="center"/>
+            <w:tcMar>
+              <w:top w:w="80" w:type="dxa"/>
+              <w:start w:w="120" w:type="dxa"/>
+              <w:bottom w:w="80" w:type="dxa"/>
+              <w:end w:w="120" w:type="dxa"/>
+            </w:tcMar>
+          </w:tcPr>
+          <w:p>
+            <w:pPr>
+              <w:spacing w:before="40" w:after="40" w:line="276" w:lineRule="auto"/>
+              <w:jc w:val="left"/>
+            </w:pPr>
+            <w:r/>
+            <w:r>
+              <w:rPr>
+                <w:rFonts w:ascii="Microsoft YaHei" w:hAnsi="Microsoft YaHei" w:eastAsia="Microsoft YaHei"/>
+                <w:b w:val="0"/>
+                <w:i w:val="0"/>
+                <w:color w:val="24364B"/>
+                <w:sz w:val="18"/>
+              </w:rPr>
             </w:r>
           </w:p>
         </w:tc>
       </w:tr>
       <w:tr>
+        <w:trPr>
+          <w:cantSplit/>
+        </w:trPr>
         <w:tc>
           <w:tcPr>
-            <w:tcW w:type="dxa" w:w="2592"/>
+            <w:tcW w:type="dxa" w:w="1192"/>
+            <w:shd w:fill="EDF5FF"/>
             <w:vAlign w:val="center"/>
+            <w:tcMar>
+              <w:top w:w="80" w:type="dxa"/>
+              <w:start w:w="120" w:type="dxa"/>
+              <w:bottom w:w="80" w:type="dxa"/>
+              <w:end w:w="120" w:type="dxa"/>
+            </w:tcMar>
           </w:tcPr>
           <w:p>
+            <w:pPr>
+              <w:spacing w:before="40" w:after="40" w:line="276" w:lineRule="auto"/>
+              <w:jc w:val="center"/>
+            </w:pPr>
+            <w:r/>
             <w:r>
-              <w:t>文档编号：</w:t>
+              <w:rPr>
+                <w:rFonts w:ascii="Microsoft YaHei" w:hAnsi="Microsoft YaHei" w:eastAsia="Microsoft YaHei"/>
+                <w:b/>
+                <w:i w:val="0"/>
+                <w:color w:val="17365D"/>
+                <w:sz w:val="18"/>
+              </w:rPr>
+              <w:t>实施负责人</w:t>
             </w:r>
           </w:p>
         </w:tc>
         <w:tc>
           <w:tcPr>
-            <w:tcW w:type="dxa" w:w="2592"/>
+            <w:tcW w:type="dxa" w:w="2566"/>
+            <w:shd w:fill="FFF9E8"/>
             <w:vAlign w:val="center"/>
+            <w:tcMar>
+              <w:top w:w="80" w:type="dxa"/>
+              <w:start w:w="120" w:type="dxa"/>
+              <w:bottom w:w="80" w:type="dxa"/>
+              <w:end w:w="120" w:type="dxa"/>
+            </w:tcMar>
           </w:tcPr>
           <w:p>
+            <w:pPr>
+              <w:spacing w:before="40" w:after="40" w:line="276" w:lineRule="auto"/>
+              <w:jc w:val="left"/>
+            </w:pPr>
+            <w:r/>
             <w:r>
-              <w:t>填写日期：</w:t>
+              <w:rPr>
+                <w:rFonts w:ascii="Microsoft YaHei" w:hAnsi="Microsoft YaHei" w:eastAsia="Microsoft YaHei"/>
+                <w:b w:val="0"/>
+                <w:i w:val="0"/>
+                <w:color w:val="24364B"/>
+                <w:sz w:val="18"/>
+              </w:rPr>
             </w:r>
           </w:p>
         </w:tc>
         <w:tc>
           <w:tcPr>
-            <w:tcW w:type="dxa" w:w="2592"/>
+            <w:tcW w:type="dxa" w:w="1192"/>
+            <w:shd w:fill="EDF5FF"/>
             <w:vAlign w:val="center"/>
+            <w:tcMar>
+              <w:top w:w="80" w:type="dxa"/>
+              <w:start w:w="120" w:type="dxa"/>
+              <w:bottom w:w="80" w:type="dxa"/>
+              <w:end w:w="120" w:type="dxa"/>
+            </w:tcMar>
           </w:tcPr>
           <w:p>
+            <w:pPr>
+              <w:spacing w:before="40" w:after="40" w:line="276" w:lineRule="auto"/>
+              <w:jc w:val="center"/>
+            </w:pPr>
+            <w:r/>
             <w:r>
-              <w:t>审核人：</w:t>
+              <w:rPr>
+                <w:rFonts w:ascii="Microsoft YaHei" w:hAnsi="Microsoft YaHei" w:eastAsia="Microsoft YaHei"/>
+                <w:b/>
+                <w:i w:val="0"/>
+                <w:color w:val="17365D"/>
+                <w:sz w:val="18"/>
+              </w:rPr>
+              <w:t>编制日期</w:t>
             </w:r>
           </w:p>
         </w:tc>
         <w:tc>
           <w:tcPr>
-            <w:tcW w:type="dxa" w:w="2592"/>
+            <w:tcW w:type="dxa" w:w="2566"/>
+            <w:shd w:fill="FFF9E8"/>
             <w:vAlign w:val="center"/>
+            <w:tcMar>
+              <w:top w:w="80" w:type="dxa"/>
+              <w:start w:w="120" w:type="dxa"/>
+              <w:bottom w:w="80" w:type="dxa"/>
+              <w:end w:w="120" w:type="dxa"/>
+            </w:tcMar>
           </w:tcPr>
           <w:p>
+            <w:pPr>
+              <w:spacing w:before="40" w:after="40" w:line="276" w:lineRule="auto"/>
+              <w:jc w:val="left"/>
+            </w:pPr>
+            <w:r/>
             <w:r>
-              <w:t>状态：□草稿  □已确认</w:t>
+              <w:rPr>
+                <w:rFonts w:ascii="Microsoft YaHei" w:hAnsi="Microsoft YaHei" w:eastAsia="Microsoft YaHei"/>
+                <w:b w:val="0"/>
+                <w:i w:val="0"/>
+                <w:color w:val="24364B"/>
+                <w:sz w:val="18"/>
+              </w:rPr>
+            </w:r>
+          </w:p>
+        </w:tc>
+        <w:tc>
+          <w:tcPr>
+            <w:tcW w:type="dxa" w:w="1192"/>
+            <w:shd w:fill="EDF5FF"/>
+            <w:vAlign w:val="center"/>
+            <w:tcMar>
+              <w:top w:w="80" w:type="dxa"/>
+              <w:start w:w="120" w:type="dxa"/>
+              <w:bottom w:w="80" w:type="dxa"/>
+              <w:end w:w="120" w:type="dxa"/>
+            </w:tcMar>
+          </w:tcPr>
+          <w:p>
+            <w:pPr>
+              <w:spacing w:before="40" w:after="40" w:line="276" w:lineRule="auto"/>
+              <w:jc w:val="center"/>
+            </w:pPr>
+            <w:r/>
+            <w:r>
+              <w:rPr>
+                <w:rFonts w:ascii="Microsoft YaHei" w:hAnsi="Microsoft YaHei" w:eastAsia="Microsoft YaHei"/>
+                <w:b/>
+                <w:i w:val="0"/>
+                <w:color w:val="17365D"/>
+                <w:sz w:val="18"/>
+              </w:rPr>
+              <w:t>模板版本</w:t>
+            </w:r>
+          </w:p>
+        </w:tc>
+        <w:tc>
+          <w:tcPr>
+            <w:tcW w:type="dxa" w:w="2235"/>
+            <w:shd w:fill="FFFFFF"/>
+            <w:vAlign w:val="center"/>
+            <w:tcMar>
+              <w:top w:w="80" w:type="dxa"/>
+              <w:start w:w="120" w:type="dxa"/>
+              <w:bottom w:w="80" w:type="dxa"/>
+              <w:end w:w="120" w:type="dxa"/>
+            </w:tcMar>
+          </w:tcPr>
+          <w:p>
+            <w:pPr>
+              <w:spacing w:before="40" w:after="40" w:line="276" w:lineRule="auto"/>
+              <w:jc w:val="left"/>
+            </w:pPr>
+            <w:r/>
+            <w:r>
+              <w:rPr>
+                <w:rFonts w:ascii="Microsoft YaHei" w:hAnsi="Microsoft YaHei" w:eastAsia="Microsoft YaHei"/>
+                <w:b w:val="0"/>
+                <w:i w:val="0"/>
+                <w:color w:val="24364B"/>
+                <w:sz w:val="18"/>
+              </w:rPr>
+              <w:t>V2.0</w:t>
+            </w:r>
+          </w:p>
+        </w:tc>
+        <w:tc>
+          <w:tcPr>
+            <w:tcW w:type="dxa" w:w="1192"/>
+            <w:shd w:fill="EDF5FF"/>
+            <w:vAlign w:val="center"/>
+            <w:tcMar>
+              <w:top w:w="80" w:type="dxa"/>
+              <w:start w:w="120" w:type="dxa"/>
+              <w:bottom w:w="80" w:type="dxa"/>
+              <w:end w:w="120" w:type="dxa"/>
+            </w:tcMar>
+          </w:tcPr>
+          <w:p>
+            <w:pPr>
+              <w:spacing w:before="40" w:after="40" w:line="276" w:lineRule="auto"/>
+              <w:jc w:val="center"/>
+            </w:pPr>
+            <w:r/>
+            <w:r>
+              <w:rPr>
+                <w:rFonts w:ascii="Microsoft YaHei" w:hAnsi="Microsoft YaHei" w:eastAsia="Microsoft YaHei"/>
+                <w:b/>
+                <w:i w:val="0"/>
+                <w:color w:val="17365D"/>
+                <w:sz w:val="18"/>
+              </w:rPr>
+              <w:t>文档状态</w:t>
+            </w:r>
+          </w:p>
+        </w:tc>
+        <w:tc>
+          <w:tcPr>
+            <w:tcW w:type="dxa" w:w="2765"/>
+            <w:shd w:fill="FFFFFF"/>
+            <w:vAlign w:val="center"/>
+            <w:tcMar>
+              <w:top w:w="80" w:type="dxa"/>
+              <w:start w:w="120" w:type="dxa"/>
+              <w:bottom w:w="80" w:type="dxa"/>
+              <w:end w:w="120" w:type="dxa"/>
+            </w:tcMar>
+          </w:tcPr>
+          <w:p>
+            <w:pPr>
+              <w:spacing w:before="40" w:after="40" w:line="276" w:lineRule="auto"/>
+              <w:jc w:val="left"/>
+            </w:pPr>
+            <w:r/>
+            <w:r>
+              <w:rPr>
+                <w:rFonts w:ascii="Microsoft YaHei" w:hAnsi="Microsoft YaHei" w:eastAsia="Microsoft YaHei"/>
+                <w:b w:val="0"/>
+                <w:i w:val="0"/>
+                <w:color w:val="24364B"/>
+                <w:sz w:val="18"/>
+              </w:rPr>
+              <w:t>☐ 草稿  ☐ 已确认</w:t>
+            </w:r>
+          </w:p>
+        </w:tc>
+      </w:tr>
+    </w:tbl>
+    <w:tbl>
+      <w:tblPr>
+        <w:tblStyle w:val="TableGrid"/>
+        <w:tblW w:type="dxa" w:w="14900"/>
+        <w:jc w:val="left"/>
+        <w:tblLayout w:type="fixed"/>
+        <w:tblLook w:firstColumn="1" w:firstRow="1" w:lastColumn="0" w:lastRow="0" w:noHBand="0" w:noVBand="1" w:val="04A0"/>
+        <w:tblInd w:w="120" w:type="dxa"/>
+        <w:tblBorders>
+          <w:top w:val="single" w:sz="5" w:color="B7D2F1"/>
+          <w:left w:val="single" w:sz="5" w:color="B7D2F1"/>
+          <w:bottom w:val="single" w:sz="5" w:color="B7D2F1"/>
+          <w:right w:val="single" w:sz="5" w:color="B7D2F1"/>
+          <w:insideH w:val="single" w:sz="5" w:color="B7D2F1"/>
+          <w:insideV w:val="single" w:sz="5" w:color="B7D2F1"/>
+        </w:tblBorders>
+      </w:tblPr>
+      <w:tblGrid>
+        <w:gridCol w:w="14900"/>
+      </w:tblGrid>
+      <w:tr>
+        <w:trPr>
+          <w:cantSplit/>
+        </w:trPr>
+        <w:tc>
+          <w:tcPr>
+            <w:tcW w:type="dxa" w:w="14900"/>
+            <w:shd w:fill="F6F9FD"/>
+            <w:vAlign w:val="center"/>
+            <w:tcMar>
+              <w:top w:w="80" w:type="dxa"/>
+              <w:start w:w="120" w:type="dxa"/>
+              <w:bottom w:w="80" w:type="dxa"/>
+              <w:end w:w="120" w:type="dxa"/>
+            </w:tcMar>
+          </w:tcPr>
+          <w:p>
+            <w:pPr>
+              <w:spacing w:before="40" w:after="40" w:line="276" w:lineRule="auto"/>
+              <w:jc w:val="left"/>
+            </w:pPr>
+            <w:r>
+              <w:rPr>
+                <w:b w:val="0"/>
+              </w:rPr>
+            </w:r>
+            <w:r>
+              <w:rPr>
+                <w:rFonts w:ascii="Microsoft YaHei" w:hAnsi="Microsoft YaHei" w:eastAsia="Microsoft YaHei"/>
+                <w:b w:val="0"/>
+                <w:i w:val="0"/>
+                <w:color w:val="24364B"/>
+                <w:sz w:val="18"/>
+              </w:rPr>
+              <w:t>填写提示  |  任务应拆分到可验证的完成标准。计划日期变化、阻塞原因和风险升级应在备注中留痕。</w:t>
             </w:r>
           </w:p>
         </w:tc>
       </w:tr>
     </w:tbl>
     <w:p>
+      <w:pPr>
+        <w:pStyle w:val="Heading2"/>
+        <w:keepNext/>
+      </w:pPr>
       <w:r>
-        <w:t>填写说明：请依据项目实际情况填写，涉及确认的内容应由责任方签字或确认。</w:t>
+        <w:rPr>
+          <w:rFonts w:ascii="Microsoft YaHei" w:hAnsi="Microsoft YaHei" w:eastAsia="Microsoft YaHei"/>
+          <w:b/>
+          <w:i w:val="0"/>
+          <w:color w:val="1769E0"/>
+          <w:sz w:val="26"/>
+        </w:rPr>
+        <w:t>一、范围与基本信息</w:t>
       </w:r>
     </w:p>
     <w:tbl>
       <w:tblPr>
         <w:tblStyle w:val="TableGrid"/>
-        <w:tblW w:type="auto" w:w="0"/>
-        <w:jc w:val="center"/>
+        <w:tblW w:type="dxa" w:w="14900"/>
+        <w:jc w:val="left"/>
+        <w:tblLayout w:type="fixed"/>
         <w:tblLook w:firstColumn="1" w:firstRow="1" w:lastColumn="0" w:lastRow="0" w:noHBand="0" w:noVBand="1" w:val="04A0"/>
+        <w:tblInd w:w="120" w:type="dxa"/>
+        <w:tblBorders>
+          <w:top w:val="single" w:sz="5" w:color="C8D8EA"/>
+          <w:left w:val="single" w:sz="5" w:color="C8D8EA"/>
+          <w:bottom w:val="single" w:sz="5" w:color="C8D8EA"/>
+          <w:right w:val="single" w:sz="5" w:color="C8D8EA"/>
+          <w:insideH w:val="single" w:sz="5" w:color="C8D8EA"/>
+          <w:insideV w:val="single" w:sz="5" w:color="C8D8EA"/>
+        </w:tblBorders>
       </w:tblPr>
       <w:tblGrid>
-        <w:gridCol w:w="1152"/>
-        <w:gridCol w:w="1152"/>
-        <w:gridCol w:w="1152"/>
-        <w:gridCol w:w="1152"/>
-        <w:gridCol w:w="1152"/>
-        <w:gridCol w:w="1152"/>
-        <w:gridCol w:w="1152"/>
-        <w:gridCol w:w="1152"/>
-        <w:gridCol w:w="1152"/>
+        <w:gridCol w:w="1215"/>
+        <w:gridCol w:w="2510"/>
+        <w:gridCol w:w="1215"/>
+        <w:gridCol w:w="2510"/>
+        <w:gridCol w:w="1215"/>
+        <w:gridCol w:w="2510"/>
+        <w:gridCol w:w="1215"/>
+        <w:gridCol w:w="2510"/>
       </w:tblGrid>
       <w:tr>
+        <w:trPr>
+          <w:cantSplit/>
+        </w:trPr>
         <w:tc>
           <w:tcPr>
-            <w:tcW w:type="dxa" w:w="1152"/>
-            <w:shd w:fill="DCEBFA"/>
+            <w:tcW w:type="dxa" w:w="1215"/>
+            <w:shd w:fill="EDF5FF"/>
+            <w:vAlign w:val="center"/>
+            <w:tcMar>
+              <w:top w:w="80" w:type="dxa"/>
+              <w:start w:w="120" w:type="dxa"/>
+              <w:bottom w:w="80" w:type="dxa"/>
+              <w:end w:w="120" w:type="dxa"/>
+            </w:tcMar>
           </w:tcPr>
           <w:p>
+            <w:pPr>
+              <w:spacing w:before="40" w:after="40" w:line="276" w:lineRule="auto"/>
+              <w:jc w:val="center"/>
+            </w:pPr>
+            <w:r/>
             <w:r>
               <w:rPr>
+                <w:rFonts w:ascii="Microsoft YaHei" w:hAnsi="Microsoft YaHei" w:eastAsia="Microsoft YaHei"/>
                 <w:b/>
+                <w:i w:val="0"/>
+                <w:color w:val="17365D"/>
+                <w:sz w:val="17"/>
+              </w:rPr>
+              <w:t>计划窗口</w:t>
+            </w:r>
+          </w:p>
+        </w:tc>
+        <w:tc>
+          <w:tcPr>
+            <w:tcW w:type="dxa" w:w="2510"/>
+            <w:shd w:fill="FFF9E8"/>
+            <w:vAlign w:val="center"/>
+            <w:tcMar>
+              <w:top w:w="80" w:type="dxa"/>
+              <w:start w:w="120" w:type="dxa"/>
+              <w:bottom w:w="80" w:type="dxa"/>
+              <w:end w:w="120" w:type="dxa"/>
+            </w:tcMar>
+          </w:tcPr>
+          <w:p>
+            <w:pPr>
+              <w:spacing w:before="40" w:after="40" w:line="276" w:lineRule="auto"/>
+              <w:jc w:val="left"/>
+            </w:pPr>
+            <w:r/>
+            <w:r>
+              <w:rPr>
+                <w:rFonts w:ascii="Microsoft YaHei" w:hAnsi="Microsoft YaHei" w:eastAsia="Microsoft YaHei"/>
+                <w:b w:val="0"/>
+                <w:i w:val="0"/>
+                <w:color w:val="24364B"/>
+                <w:sz w:val="17"/>
+              </w:rPr>
+            </w:r>
+          </w:p>
+        </w:tc>
+        <w:tc>
+          <w:tcPr>
+            <w:tcW w:type="dxa" w:w="1215"/>
+            <w:shd w:fill="EDF5FF"/>
+            <w:vAlign w:val="center"/>
+            <w:tcMar>
+              <w:top w:w="80" w:type="dxa"/>
+              <w:start w:w="120" w:type="dxa"/>
+              <w:bottom w:w="80" w:type="dxa"/>
+              <w:end w:w="120" w:type="dxa"/>
+            </w:tcMar>
+          </w:tcPr>
+          <w:p>
+            <w:pPr>
+              <w:spacing w:before="40" w:after="40" w:line="276" w:lineRule="auto"/>
+              <w:jc w:val="center"/>
+            </w:pPr>
+            <w:r/>
+            <w:r>
+              <w:rPr>
+                <w:rFonts w:ascii="Microsoft YaHei" w:hAnsi="Microsoft YaHei" w:eastAsia="Microsoft YaHei"/>
+                <w:b/>
+                <w:i w:val="0"/>
+                <w:color w:val="17365D"/>
+                <w:sz w:val="17"/>
+              </w:rPr>
+              <w:t>任务总数</w:t>
+            </w:r>
+          </w:p>
+        </w:tc>
+        <w:tc>
+          <w:tcPr>
+            <w:tcW w:type="dxa" w:w="2510"/>
+            <w:shd w:fill="FFF9E8"/>
+            <w:vAlign w:val="center"/>
+            <w:tcMar>
+              <w:top w:w="80" w:type="dxa"/>
+              <w:start w:w="120" w:type="dxa"/>
+              <w:bottom w:w="80" w:type="dxa"/>
+              <w:end w:w="120" w:type="dxa"/>
+            </w:tcMar>
+          </w:tcPr>
+          <w:p>
+            <w:pPr>
+              <w:spacing w:before="40" w:after="40" w:line="276" w:lineRule="auto"/>
+              <w:jc w:val="left"/>
+            </w:pPr>
+            <w:r/>
+            <w:r>
+              <w:rPr>
+                <w:rFonts w:ascii="Microsoft YaHei" w:hAnsi="Microsoft YaHei" w:eastAsia="Microsoft YaHei"/>
+                <w:b w:val="0"/>
+                <w:i w:val="0"/>
+                <w:color w:val="24364B"/>
+                <w:sz w:val="17"/>
+              </w:rPr>
+            </w:r>
+          </w:p>
+        </w:tc>
+        <w:tc>
+          <w:tcPr>
+            <w:tcW w:type="dxa" w:w="1215"/>
+            <w:shd w:fill="EDF5FF"/>
+            <w:vAlign w:val="center"/>
+            <w:tcMar>
+              <w:top w:w="80" w:type="dxa"/>
+              <w:start w:w="120" w:type="dxa"/>
+              <w:bottom w:w="80" w:type="dxa"/>
+              <w:end w:w="120" w:type="dxa"/>
+            </w:tcMar>
+          </w:tcPr>
+          <w:p>
+            <w:pPr>
+              <w:spacing w:before="40" w:after="40" w:line="276" w:lineRule="auto"/>
+              <w:jc w:val="center"/>
+            </w:pPr>
+            <w:r/>
+            <w:r>
+              <w:rPr>
+                <w:rFonts w:ascii="Microsoft YaHei" w:hAnsi="Microsoft YaHei" w:eastAsia="Microsoft YaHei"/>
+                <w:b/>
+                <w:i w:val="0"/>
+                <w:color w:val="17365D"/>
+                <w:sz w:val="17"/>
+              </w:rPr>
+              <w:t>总负责人</w:t>
+            </w:r>
+          </w:p>
+        </w:tc>
+        <w:tc>
+          <w:tcPr>
+            <w:tcW w:type="dxa" w:w="2510"/>
+            <w:shd w:fill="FFF9E8"/>
+            <w:vAlign w:val="center"/>
+            <w:tcMar>
+              <w:top w:w="80" w:type="dxa"/>
+              <w:start w:w="120" w:type="dxa"/>
+              <w:bottom w:w="80" w:type="dxa"/>
+              <w:end w:w="120" w:type="dxa"/>
+            </w:tcMar>
+          </w:tcPr>
+          <w:p>
+            <w:pPr>
+              <w:spacing w:before="40" w:after="40" w:line="276" w:lineRule="auto"/>
+              <w:jc w:val="left"/>
+            </w:pPr>
+            <w:r/>
+            <w:r>
+              <w:rPr>
+                <w:rFonts w:ascii="Microsoft YaHei" w:hAnsi="Microsoft YaHei" w:eastAsia="Microsoft YaHei"/>
+                <w:b w:val="0"/>
+                <w:i w:val="0"/>
+                <w:color w:val="24364B"/>
+                <w:sz w:val="17"/>
+              </w:rPr>
+            </w:r>
+          </w:p>
+        </w:tc>
+        <w:tc>
+          <w:tcPr>
+            <w:tcW w:type="dxa" w:w="1215"/>
+            <w:shd w:fill="EDF5FF"/>
+            <w:vAlign w:val="center"/>
+            <w:tcMar>
+              <w:top w:w="80" w:type="dxa"/>
+              <w:start w:w="120" w:type="dxa"/>
+              <w:bottom w:w="80" w:type="dxa"/>
+              <w:end w:w="120" w:type="dxa"/>
+            </w:tcMar>
+          </w:tcPr>
+          <w:p>
+            <w:pPr>
+              <w:spacing w:before="40" w:after="40" w:line="276" w:lineRule="auto"/>
+              <w:jc w:val="center"/>
+            </w:pPr>
+            <w:r/>
+            <w:r>
+              <w:rPr>
+                <w:rFonts w:ascii="Microsoft YaHei" w:hAnsi="Microsoft YaHei" w:eastAsia="Microsoft YaHei"/>
+                <w:b/>
+                <w:i w:val="0"/>
+                <w:color w:val="17365D"/>
+                <w:sz w:val="17"/>
+              </w:rPr>
+              <w:t>评审日期</w:t>
+            </w:r>
+          </w:p>
+        </w:tc>
+        <w:tc>
+          <w:tcPr>
+            <w:tcW w:type="dxa" w:w="2510"/>
+            <w:shd w:fill="FFF9E8"/>
+            <w:vAlign w:val="center"/>
+            <w:tcMar>
+              <w:top w:w="80" w:type="dxa"/>
+              <w:start w:w="120" w:type="dxa"/>
+              <w:bottom w:w="80" w:type="dxa"/>
+              <w:end w:w="120" w:type="dxa"/>
+            </w:tcMar>
+          </w:tcPr>
+          <w:p>
+            <w:pPr>
+              <w:spacing w:before="40" w:after="40" w:line="276" w:lineRule="auto"/>
+              <w:jc w:val="left"/>
+            </w:pPr>
+            <w:r/>
+            <w:r>
+              <w:rPr>
+                <w:rFonts w:ascii="Microsoft YaHei" w:hAnsi="Microsoft YaHei" w:eastAsia="Microsoft YaHei"/>
+                <w:b w:val="0"/>
+                <w:i w:val="0"/>
+                <w:color w:val="24364B"/>
+                <w:sz w:val="17"/>
+              </w:rPr>
+            </w:r>
+          </w:p>
+        </w:tc>
+      </w:tr>
+      <w:tr>
+        <w:trPr>
+          <w:cantSplit/>
+        </w:trPr>
+        <w:tc>
+          <w:tcPr>
+            <w:tcW w:type="dxa" w:w="1215"/>
+            <w:shd w:fill="EDF5FF"/>
+            <w:vAlign w:val="center"/>
+            <w:tcMar>
+              <w:top w:w="80" w:type="dxa"/>
+              <w:start w:w="120" w:type="dxa"/>
+              <w:bottom w:w="80" w:type="dxa"/>
+              <w:end w:w="120" w:type="dxa"/>
+            </w:tcMar>
+          </w:tcPr>
+          <w:p>
+            <w:pPr>
+              <w:spacing w:before="40" w:after="40" w:line="276" w:lineRule="auto"/>
+              <w:jc w:val="center"/>
+            </w:pPr>
+            <w:r/>
+            <w:r>
+              <w:rPr>
+                <w:rFonts w:ascii="Microsoft YaHei" w:hAnsi="Microsoft YaHei" w:eastAsia="Microsoft YaHei"/>
+                <w:b/>
+                <w:i w:val="0"/>
+                <w:color w:val="17365D"/>
+                <w:sz w:val="17"/>
+              </w:rPr>
+              <w:t>归档位置</w:t>
+            </w:r>
+          </w:p>
+        </w:tc>
+        <w:tc>
+          <w:tcPr>
+            <w:tcW w:type="dxa" w:w="2510"/>
+            <w:shd w:fill="FFF9E8"/>
+            <w:vAlign w:val="center"/>
+            <w:tcMar>
+              <w:top w:w="80" w:type="dxa"/>
+              <w:start w:w="120" w:type="dxa"/>
+              <w:bottom w:w="80" w:type="dxa"/>
+              <w:end w:w="120" w:type="dxa"/>
+            </w:tcMar>
+          </w:tcPr>
+          <w:p>
+            <w:pPr>
+              <w:spacing w:before="40" w:after="40" w:line="276" w:lineRule="auto"/>
+              <w:jc w:val="left"/>
+            </w:pPr>
+            <w:r/>
+            <w:r>
+              <w:rPr>
+                <w:rFonts w:ascii="Microsoft YaHei" w:hAnsi="Microsoft YaHei" w:eastAsia="Microsoft YaHei"/>
+                <w:b w:val="0"/>
+                <w:i w:val="0"/>
+                <w:color w:val="24364B"/>
+                <w:sz w:val="17"/>
+              </w:rPr>
+            </w:r>
+          </w:p>
+        </w:tc>
+        <w:tc>
+          <w:tcPr>
+            <w:tcW w:type="dxa" w:w="1215"/>
+            <w:shd w:fill="EDF5FF"/>
+            <w:vAlign w:val="center"/>
+            <w:tcMar>
+              <w:top w:w="80" w:type="dxa"/>
+              <w:start w:w="120" w:type="dxa"/>
+              <w:bottom w:w="80" w:type="dxa"/>
+              <w:end w:w="120" w:type="dxa"/>
+            </w:tcMar>
+          </w:tcPr>
+          <w:p>
+            <w:pPr>
+              <w:spacing w:before="40" w:after="40" w:line="276" w:lineRule="auto"/>
+              <w:jc w:val="center"/>
+            </w:pPr>
+            <w:r/>
+            <w:r>
+              <w:rPr>
+                <w:rFonts w:ascii="Microsoft YaHei" w:hAnsi="Microsoft YaHei" w:eastAsia="Microsoft YaHei"/>
+                <w:b/>
+                <w:i w:val="0"/>
+                <w:color w:val="17365D"/>
+                <w:sz w:val="17"/>
+              </w:rPr>
+              <w:t>附件数量</w:t>
+            </w:r>
+          </w:p>
+        </w:tc>
+        <w:tc>
+          <w:tcPr>
+            <w:tcW w:type="dxa" w:w="2510"/>
+            <w:shd w:fill="FFF9E8"/>
+            <w:vAlign w:val="center"/>
+            <w:tcMar>
+              <w:top w:w="80" w:type="dxa"/>
+              <w:start w:w="120" w:type="dxa"/>
+              <w:bottom w:w="80" w:type="dxa"/>
+              <w:end w:w="120" w:type="dxa"/>
+            </w:tcMar>
+          </w:tcPr>
+          <w:p>
+            <w:pPr>
+              <w:spacing w:before="40" w:after="40" w:line="276" w:lineRule="auto"/>
+              <w:jc w:val="left"/>
+            </w:pPr>
+            <w:r/>
+            <w:r>
+              <w:rPr>
+                <w:rFonts w:ascii="Microsoft YaHei" w:hAnsi="Microsoft YaHei" w:eastAsia="Microsoft YaHei"/>
+                <w:b w:val="0"/>
+                <w:i w:val="0"/>
+                <w:color w:val="24364B"/>
+                <w:sz w:val="17"/>
+              </w:rPr>
+            </w:r>
+          </w:p>
+        </w:tc>
+        <w:tc>
+          <w:tcPr>
+            <w:tcW w:type="dxa" w:w="1215"/>
+            <w:shd w:fill="EDF5FF"/>
+            <w:vAlign w:val="center"/>
+            <w:tcMar>
+              <w:top w:w="80" w:type="dxa"/>
+              <w:start w:w="120" w:type="dxa"/>
+              <w:bottom w:w="80" w:type="dxa"/>
+              <w:end w:w="120" w:type="dxa"/>
+            </w:tcMar>
+          </w:tcPr>
+          <w:p>
+            <w:pPr>
+              <w:spacing w:before="40" w:after="40" w:line="276" w:lineRule="auto"/>
+              <w:jc w:val="center"/>
+            </w:pPr>
+            <w:r/>
+            <w:r>
+              <w:rPr>
+                <w:rFonts w:ascii="Microsoft YaHei" w:hAnsi="Microsoft YaHei" w:eastAsia="Microsoft YaHei"/>
+                <w:b/>
+                <w:i w:val="0"/>
+                <w:color w:val="17365D"/>
+                <w:sz w:val="17"/>
+              </w:rPr>
+              <w:t>复核人</w:t>
+            </w:r>
+          </w:p>
+        </w:tc>
+        <w:tc>
+          <w:tcPr>
+            <w:tcW w:type="dxa" w:w="2510"/>
+            <w:shd w:fill="FFF9E8"/>
+            <w:vAlign w:val="center"/>
+            <w:tcMar>
+              <w:top w:w="80" w:type="dxa"/>
+              <w:start w:w="120" w:type="dxa"/>
+              <w:bottom w:w="80" w:type="dxa"/>
+              <w:end w:w="120" w:type="dxa"/>
+            </w:tcMar>
+          </w:tcPr>
+          <w:p>
+            <w:pPr>
+              <w:spacing w:before="40" w:after="40" w:line="276" w:lineRule="auto"/>
+              <w:jc w:val="left"/>
+            </w:pPr>
+            <w:r/>
+            <w:r>
+              <w:rPr>
+                <w:rFonts w:ascii="Microsoft YaHei" w:hAnsi="Microsoft YaHei" w:eastAsia="Microsoft YaHei"/>
+                <w:b w:val="0"/>
+                <w:i w:val="0"/>
+                <w:color w:val="24364B"/>
+                <w:sz w:val="17"/>
+              </w:rPr>
+            </w:r>
+          </w:p>
+        </w:tc>
+        <w:tc>
+          <w:tcPr>
+            <w:tcW w:type="dxa" w:w="1215"/>
+            <w:shd w:fill="EDF5FF"/>
+            <w:vAlign w:val="center"/>
+            <w:tcMar>
+              <w:top w:w="80" w:type="dxa"/>
+              <w:start w:w="120" w:type="dxa"/>
+              <w:bottom w:w="80" w:type="dxa"/>
+              <w:end w:w="120" w:type="dxa"/>
+            </w:tcMar>
+          </w:tcPr>
+          <w:p>
+            <w:pPr>
+              <w:spacing w:before="40" w:after="40" w:line="276" w:lineRule="auto"/>
+              <w:jc w:val="center"/>
+            </w:pPr>
+            <w:r/>
+            <w:r>
+              <w:rPr>
+                <w:rFonts w:ascii="Microsoft YaHei" w:hAnsi="Microsoft YaHei" w:eastAsia="Microsoft YaHei"/>
+                <w:b/>
+                <w:i w:val="0"/>
+                <w:color w:val="17365D"/>
+                <w:sz w:val="17"/>
+              </w:rPr>
+              <w:t>复核日期</w:t>
+            </w:r>
+          </w:p>
+        </w:tc>
+        <w:tc>
+          <w:tcPr>
+            <w:tcW w:type="dxa" w:w="2510"/>
+            <w:shd w:fill="FFF9E8"/>
+            <w:vAlign w:val="center"/>
+            <w:tcMar>
+              <w:top w:w="80" w:type="dxa"/>
+              <w:start w:w="120" w:type="dxa"/>
+              <w:bottom w:w="80" w:type="dxa"/>
+              <w:end w:w="120" w:type="dxa"/>
+            </w:tcMar>
+          </w:tcPr>
+          <w:p>
+            <w:pPr>
+              <w:spacing w:before="40" w:after="40" w:line="276" w:lineRule="auto"/>
+              <w:jc w:val="left"/>
+            </w:pPr>
+            <w:r/>
+            <w:r>
+              <w:rPr>
+                <w:rFonts w:ascii="Microsoft YaHei" w:hAnsi="Microsoft YaHei" w:eastAsia="Microsoft YaHei"/>
+                <w:b w:val="0"/>
+                <w:i w:val="0"/>
+                <w:color w:val="24364B"/>
+                <w:sz w:val="17"/>
+              </w:rPr>
+            </w:r>
+          </w:p>
+        </w:tc>
+      </w:tr>
+    </w:tbl>
+    <w:p>
+      <w:pPr>
+        <w:pStyle w:val="Heading2"/>
+        <w:keepNext/>
+      </w:pPr>
+      <w:r>
+        <w:rPr>
+          <w:rFonts w:ascii="Microsoft YaHei" w:hAnsi="Microsoft YaHei" w:eastAsia="Microsoft YaHei"/>
+          <w:b/>
+          <w:i w:val="0"/>
+          <w:color w:val="1769E0"/>
+          <w:sz w:val="26"/>
+        </w:rPr>
+        <w:t>二、明细记录</w:t>
+      </w:r>
+    </w:p>
+    <w:tbl>
+      <w:tblPr>
+        <w:tblStyle w:val="TableGrid"/>
+        <w:tblW w:type="dxa" w:w="14900"/>
+        <w:tblLayout w:type="fixed"/>
+        <w:tblLook w:firstColumn="1" w:firstRow="1" w:lastColumn="0" w:lastRow="0" w:noHBand="0" w:noVBand="1" w:val="04A0"/>
+        <w:jc w:val="left"/>
+        <w:tblInd w:w="120" w:type="dxa"/>
+        <w:tblBorders>
+          <w:top w:val="single" w:sz="5" w:color="C8D8EA"/>
+          <w:left w:val="single" w:sz="5" w:color="C8D8EA"/>
+          <w:bottom w:val="single" w:sz="5" w:color="C8D8EA"/>
+          <w:right w:val="single" w:sz="5" w:color="C8D8EA"/>
+          <w:insideH w:val="single" w:sz="5" w:color="C8D8EA"/>
+          <w:insideV w:val="single" w:sz="5" w:color="C8D8EA"/>
+        </w:tblBorders>
+      </w:tblPr>
+      <w:tblGrid>
+        <w:gridCol w:w="793"/>
+        <w:gridCol w:w="2378"/>
+        <w:gridCol w:w="1347"/>
+        <w:gridCol w:w="1427"/>
+        <w:gridCol w:w="1427"/>
+        <w:gridCol w:w="1981"/>
+        <w:gridCol w:w="2219"/>
+        <w:gridCol w:w="1268"/>
+        <w:gridCol w:w="2060"/>
+      </w:tblGrid>
+      <w:tr>
+        <w:trPr>
+          <w:cantSplit/>
+          <w:tblHeader w:val="true"/>
+          <w:cantSplit/>
+          <w:cantSplit/>
+          <w:cantSplit/>
+          <w:cantSplit/>
+          <w:cantSplit/>
+          <w:cantSplit/>
+          <w:cantSplit/>
+          <w:cantSplit/>
+          <w:cantSplit/>
+          <w:cantSplit/>
+        </w:trPr>
+        <w:tc>
+          <w:tcPr>
+            <w:tcW w:type="dxa" w:w="793"/>
+            <w:shd w:fill="1769E0"/>
+            <w:vAlign w:val="center"/>
+            <w:tcMar>
+              <w:top w:w="80" w:type="dxa"/>
+              <w:start w:w="120" w:type="dxa"/>
+              <w:bottom w:w="80" w:type="dxa"/>
+              <w:end w:w="120" w:type="dxa"/>
+            </w:tcMar>
+          </w:tcPr>
+          <w:p>
+            <w:pPr>
+              <w:spacing w:before="40" w:after="40" w:line="276" w:lineRule="auto"/>
+              <w:jc w:val="center"/>
+            </w:pPr>
+            <w:r/>
+            <w:r>
+              <w:rPr>
+                <w:rFonts w:ascii="Microsoft YaHei" w:hAnsi="Microsoft YaHei" w:eastAsia="Microsoft YaHei"/>
+                <w:b/>
+                <w:i w:val="0"/>
+                <w:color w:val="FFFFFF"/>
+                <w:sz w:val="17"/>
               </w:rPr>
               <w:t>序号</w:t>
             </w:r>
@@ -174,13 +1238,29 @@
         </w:tc>
         <w:tc>
           <w:tcPr>
-            <w:tcW w:type="dxa" w:w="1152"/>
-            <w:shd w:fill="DCEBFA"/>
+            <w:tcW w:type="dxa" w:w="2378"/>
+            <w:shd w:fill="17365D"/>
+            <w:vAlign w:val="center"/>
+            <w:tcMar>
+              <w:top w:w="80" w:type="dxa"/>
+              <w:start w:w="120" w:type="dxa"/>
+              <w:bottom w:w="80" w:type="dxa"/>
+              <w:end w:w="120" w:type="dxa"/>
+            </w:tcMar>
           </w:tcPr>
           <w:p>
+            <w:pPr>
+              <w:spacing w:before="40" w:after="40" w:line="276" w:lineRule="auto"/>
+              <w:jc w:val="center"/>
+            </w:pPr>
+            <w:r/>
             <w:r>
               <w:rPr>
+                <w:rFonts w:ascii="Microsoft YaHei" w:hAnsi="Microsoft YaHei" w:eastAsia="Microsoft YaHei"/>
                 <w:b/>
+                <w:i w:val="0"/>
+                <w:color w:val="FFFFFF"/>
+                <w:sz w:val="17"/>
               </w:rPr>
               <w:t>任务项</w:t>
             </w:r>
@@ -188,13 +1268,29 @@
         </w:tc>
         <w:tc>
           <w:tcPr>
-            <w:tcW w:type="dxa" w:w="1152"/>
-            <w:shd w:fill="DCEBFA"/>
+            <w:tcW w:type="dxa" w:w="1347"/>
+            <w:shd w:fill="17365D"/>
+            <w:vAlign w:val="center"/>
+            <w:tcMar>
+              <w:top w:w="80" w:type="dxa"/>
+              <w:start w:w="120" w:type="dxa"/>
+              <w:bottom w:w="80" w:type="dxa"/>
+              <w:end w:w="120" w:type="dxa"/>
+            </w:tcMar>
           </w:tcPr>
           <w:p>
+            <w:pPr>
+              <w:spacing w:before="40" w:after="40" w:line="276" w:lineRule="auto"/>
+              <w:jc w:val="center"/>
+            </w:pPr>
+            <w:r/>
             <w:r>
               <w:rPr>
+                <w:rFonts w:ascii="Microsoft YaHei" w:hAnsi="Microsoft YaHei" w:eastAsia="Microsoft YaHei"/>
                 <w:b/>
+                <w:i w:val="0"/>
+                <w:color w:val="FFFFFF"/>
+                <w:sz w:val="17"/>
               </w:rPr>
               <w:t>负责人</w:t>
             </w:r>
@@ -202,13 +1298,29 @@
         </w:tc>
         <w:tc>
           <w:tcPr>
-            <w:tcW w:type="dxa" w:w="1152"/>
-            <w:shd w:fill="DCEBFA"/>
+            <w:tcW w:type="dxa" w:w="1427"/>
+            <w:shd w:fill="17365D"/>
+            <w:vAlign w:val="center"/>
+            <w:tcMar>
+              <w:top w:w="80" w:type="dxa"/>
+              <w:start w:w="120" w:type="dxa"/>
+              <w:bottom w:w="80" w:type="dxa"/>
+              <w:end w:w="120" w:type="dxa"/>
+            </w:tcMar>
           </w:tcPr>
           <w:p>
+            <w:pPr>
+              <w:spacing w:before="40" w:after="40" w:line="276" w:lineRule="auto"/>
+              <w:jc w:val="center"/>
+            </w:pPr>
+            <w:r/>
             <w:r>
               <w:rPr>
+                <w:rFonts w:ascii="Microsoft YaHei" w:hAnsi="Microsoft YaHei" w:eastAsia="Microsoft YaHei"/>
                 <w:b/>
+                <w:i w:val="0"/>
+                <w:color w:val="FFFFFF"/>
+                <w:sz w:val="17"/>
               </w:rPr>
               <w:t>计划开始</w:t>
             </w:r>
@@ -216,13 +1328,29 @@
         </w:tc>
         <w:tc>
           <w:tcPr>
-            <w:tcW w:type="dxa" w:w="1152"/>
-            <w:shd w:fill="DCEBFA"/>
+            <w:tcW w:type="dxa" w:w="1427"/>
+            <w:shd w:fill="17365D"/>
+            <w:vAlign w:val="center"/>
+            <w:tcMar>
+              <w:top w:w="80" w:type="dxa"/>
+              <w:start w:w="120" w:type="dxa"/>
+              <w:bottom w:w="80" w:type="dxa"/>
+              <w:end w:w="120" w:type="dxa"/>
+            </w:tcMar>
           </w:tcPr>
           <w:p>
+            <w:pPr>
+              <w:spacing w:before="40" w:after="40" w:line="276" w:lineRule="auto"/>
+              <w:jc w:val="center"/>
+            </w:pPr>
+            <w:r/>
             <w:r>
               <w:rPr>
+                <w:rFonts w:ascii="Microsoft YaHei" w:hAnsi="Microsoft YaHei" w:eastAsia="Microsoft YaHei"/>
                 <w:b/>
+                <w:i w:val="0"/>
+                <w:color w:val="FFFFFF"/>
+                <w:sz w:val="17"/>
               </w:rPr>
               <w:t>计划结束</w:t>
             </w:r>
@@ -230,13 +1358,29 @@
         </w:tc>
         <w:tc>
           <w:tcPr>
-            <w:tcW w:type="dxa" w:w="1152"/>
-            <w:shd w:fill="DCEBFA"/>
+            <w:tcW w:type="dxa" w:w="1981"/>
+            <w:shd w:fill="17365D"/>
+            <w:vAlign w:val="center"/>
+            <w:tcMar>
+              <w:top w:w="80" w:type="dxa"/>
+              <w:start w:w="120" w:type="dxa"/>
+              <w:bottom w:w="80" w:type="dxa"/>
+              <w:end w:w="120" w:type="dxa"/>
+            </w:tcMar>
           </w:tcPr>
           <w:p>
+            <w:pPr>
+              <w:spacing w:before="40" w:after="40" w:line="276" w:lineRule="auto"/>
+              <w:jc w:val="center"/>
+            </w:pPr>
+            <w:r/>
             <w:r>
               <w:rPr>
+                <w:rFonts w:ascii="Microsoft YaHei" w:hAnsi="Microsoft YaHei" w:eastAsia="Microsoft YaHei"/>
                 <w:b/>
+                <w:i w:val="0"/>
+                <w:color w:val="FFFFFF"/>
+                <w:sz w:val="17"/>
               </w:rPr>
               <w:t>前置条件</w:t>
             </w:r>
@@ -244,13 +1388,29 @@
         </w:tc>
         <w:tc>
           <w:tcPr>
-            <w:tcW w:type="dxa" w:w="1152"/>
-            <w:shd w:fill="DCEBFA"/>
+            <w:tcW w:type="dxa" w:w="2219"/>
+            <w:shd w:fill="17365D"/>
+            <w:vAlign w:val="center"/>
+            <w:tcMar>
+              <w:top w:w="80" w:type="dxa"/>
+              <w:start w:w="120" w:type="dxa"/>
+              <w:bottom w:w="80" w:type="dxa"/>
+              <w:end w:w="120" w:type="dxa"/>
+            </w:tcMar>
           </w:tcPr>
           <w:p>
+            <w:pPr>
+              <w:spacing w:before="40" w:after="40" w:line="276" w:lineRule="auto"/>
+              <w:jc w:val="center"/>
+            </w:pPr>
+            <w:r/>
             <w:r>
               <w:rPr>
+                <w:rFonts w:ascii="Microsoft YaHei" w:hAnsi="Microsoft YaHei" w:eastAsia="Microsoft YaHei"/>
                 <w:b/>
+                <w:i w:val="0"/>
+                <w:color w:val="FFFFFF"/>
+                <w:sz w:val="17"/>
               </w:rPr>
               <w:t>完成标准</w:t>
             </w:r>
@@ -258,13 +1418,29 @@
         </w:tc>
         <w:tc>
           <w:tcPr>
-            <w:tcW w:type="dxa" w:w="1152"/>
-            <w:shd w:fill="DCEBFA"/>
+            <w:tcW w:type="dxa" w:w="1268"/>
+            <w:shd w:fill="17365D"/>
+            <w:vAlign w:val="center"/>
+            <w:tcMar>
+              <w:top w:w="80" w:type="dxa"/>
+              <w:start w:w="120" w:type="dxa"/>
+              <w:bottom w:w="80" w:type="dxa"/>
+              <w:end w:w="120" w:type="dxa"/>
+            </w:tcMar>
           </w:tcPr>
           <w:p>
+            <w:pPr>
+              <w:spacing w:before="40" w:after="40" w:line="276" w:lineRule="auto"/>
+              <w:jc w:val="center"/>
+            </w:pPr>
+            <w:r/>
             <w:r>
               <w:rPr>
+                <w:rFonts w:ascii="Microsoft YaHei" w:hAnsi="Microsoft YaHei" w:eastAsia="Microsoft YaHei"/>
                 <w:b/>
+                <w:i w:val="0"/>
+                <w:color w:val="FFFFFF"/>
+                <w:sz w:val="17"/>
               </w:rPr>
               <w:t>状态</w:t>
             </w:r>
@@ -272,13 +1448,29 @@
         </w:tc>
         <w:tc>
           <w:tcPr>
-            <w:tcW w:type="dxa" w:w="1152"/>
-            <w:shd w:fill="DCEBFA"/>
+            <w:tcW w:type="dxa" w:w="2060"/>
+            <w:shd w:fill="17365D"/>
+            <w:vAlign w:val="center"/>
+            <w:tcMar>
+              <w:top w:w="80" w:type="dxa"/>
+              <w:start w:w="120" w:type="dxa"/>
+              <w:bottom w:w="80" w:type="dxa"/>
+              <w:end w:w="120" w:type="dxa"/>
+            </w:tcMar>
           </w:tcPr>
           <w:p>
+            <w:pPr>
+              <w:spacing w:before="40" w:after="40" w:line="276" w:lineRule="auto"/>
+              <w:jc w:val="center"/>
+            </w:pPr>
+            <w:r/>
             <w:r>
               <w:rPr>
+                <w:rFonts w:ascii="Microsoft YaHei" w:hAnsi="Microsoft YaHei" w:eastAsia="Microsoft YaHei"/>
                 <w:b/>
+                <w:i w:val="0"/>
+                <w:color w:val="FFFFFF"/>
+                <w:sz w:val="17"/>
               </w:rPr>
               <w:t>备注</w:t>
             </w:r>
@@ -286,629 +1478,4192 @@
         </w:tc>
       </w:tr>
       <w:tr>
+        <w:trPr>
+          <w:cantSplit/>
+          <w:cantSplit/>
+          <w:cantSplit/>
+          <w:cantSplit/>
+          <w:cantSplit/>
+          <w:cantSplit/>
+          <w:cantSplit/>
+          <w:cantSplit/>
+          <w:cantSplit/>
+          <w:cantSplit/>
+          <w:cantSplit/>
+        </w:trPr>
         <w:tc>
           <w:tcPr>
-            <w:tcW w:type="dxa" w:w="1152"/>
+            <w:tcW w:type="dxa" w:w="793"/>
+            <w:shd w:fill="FFFFFF"/>
+            <w:vAlign w:val="center"/>
+            <w:tcMar>
+              <w:top w:w="80" w:type="dxa"/>
+              <w:start w:w="120" w:type="dxa"/>
+              <w:bottom w:w="80" w:type="dxa"/>
+              <w:end w:w="120" w:type="dxa"/>
+            </w:tcMar>
           </w:tcPr>
           <w:p>
+            <w:pPr>
+              <w:spacing w:before="40" w:after="40" w:line="276" w:lineRule="auto"/>
+              <w:jc w:val="center"/>
+            </w:pPr>
             <w:r/>
+            <w:r>
+              <w:rPr>
+                <w:rFonts w:ascii="Microsoft YaHei" w:hAnsi="Microsoft YaHei" w:eastAsia="Microsoft YaHei"/>
+                <w:b w:val="0"/>
+                <w:i w:val="0"/>
+                <w:color w:val="667A90"/>
+                <w:sz w:val="17"/>
+              </w:rPr>
+              <w:t>1</w:t>
+            </w:r>
           </w:p>
         </w:tc>
         <w:tc>
           <w:tcPr>
-            <w:tcW w:type="dxa" w:w="1152"/>
+            <w:tcW w:type="dxa" w:w="2378"/>
+            <w:shd w:fill="FFF9E8"/>
+            <w:vAlign w:val="center"/>
+            <w:tcMar>
+              <w:top w:w="80" w:type="dxa"/>
+              <w:start w:w="120" w:type="dxa"/>
+              <w:bottom w:w="80" w:type="dxa"/>
+              <w:end w:w="120" w:type="dxa"/>
+            </w:tcMar>
           </w:tcPr>
           <w:p>
+            <w:pPr>
+              <w:spacing w:before="40" w:after="40" w:line="276" w:lineRule="auto"/>
+              <w:jc w:val="left"/>
+            </w:pPr>
             <w:r/>
+            <w:r>
+              <w:rPr>
+                <w:rFonts w:ascii="Microsoft YaHei" w:hAnsi="Microsoft YaHei" w:eastAsia="Microsoft YaHei"/>
+                <w:b w:val="0"/>
+                <w:i w:val="0"/>
+                <w:color w:val="24364B"/>
+                <w:sz w:val="17"/>
+              </w:rPr>
+            </w:r>
           </w:p>
         </w:tc>
         <w:tc>
           <w:tcPr>
-            <w:tcW w:type="dxa" w:w="1152"/>
+            <w:tcW w:type="dxa" w:w="1347"/>
+            <w:shd w:fill="FFF9E8"/>
+            <w:vAlign w:val="center"/>
+            <w:tcMar>
+              <w:top w:w="80" w:type="dxa"/>
+              <w:start w:w="120" w:type="dxa"/>
+              <w:bottom w:w="80" w:type="dxa"/>
+              <w:end w:w="120" w:type="dxa"/>
+            </w:tcMar>
           </w:tcPr>
           <w:p>
+            <w:pPr>
+              <w:spacing w:before="40" w:after="40" w:line="276" w:lineRule="auto"/>
+              <w:jc w:val="left"/>
+            </w:pPr>
             <w:r/>
+            <w:r>
+              <w:rPr>
+                <w:rFonts w:ascii="Microsoft YaHei" w:hAnsi="Microsoft YaHei" w:eastAsia="Microsoft YaHei"/>
+                <w:b w:val="0"/>
+                <w:i w:val="0"/>
+                <w:color w:val="24364B"/>
+                <w:sz w:val="17"/>
+              </w:rPr>
+            </w:r>
           </w:p>
         </w:tc>
         <w:tc>
           <w:tcPr>
-            <w:tcW w:type="dxa" w:w="1152"/>
+            <w:tcW w:type="dxa" w:w="1427"/>
+            <w:shd w:fill="FFF9E8"/>
+            <w:vAlign w:val="center"/>
+            <w:tcMar>
+              <w:top w:w="80" w:type="dxa"/>
+              <w:start w:w="120" w:type="dxa"/>
+              <w:bottom w:w="80" w:type="dxa"/>
+              <w:end w:w="120" w:type="dxa"/>
+            </w:tcMar>
           </w:tcPr>
           <w:p>
+            <w:pPr>
+              <w:spacing w:before="40" w:after="40" w:line="276" w:lineRule="auto"/>
+              <w:jc w:val="left"/>
+            </w:pPr>
             <w:r/>
+            <w:r>
+              <w:rPr>
+                <w:rFonts w:ascii="Microsoft YaHei" w:hAnsi="Microsoft YaHei" w:eastAsia="Microsoft YaHei"/>
+                <w:b w:val="0"/>
+                <w:i w:val="0"/>
+                <w:color w:val="24364B"/>
+                <w:sz w:val="17"/>
+              </w:rPr>
+            </w:r>
           </w:p>
         </w:tc>
         <w:tc>
           <w:tcPr>
-            <w:tcW w:type="dxa" w:w="1152"/>
+            <w:tcW w:type="dxa" w:w="1427"/>
+            <w:shd w:fill="FFF9E8"/>
+            <w:vAlign w:val="center"/>
+            <w:tcMar>
+              <w:top w:w="80" w:type="dxa"/>
+              <w:start w:w="120" w:type="dxa"/>
+              <w:bottom w:w="80" w:type="dxa"/>
+              <w:end w:w="120" w:type="dxa"/>
+            </w:tcMar>
           </w:tcPr>
           <w:p>
+            <w:pPr>
+              <w:spacing w:before="40" w:after="40" w:line="276" w:lineRule="auto"/>
+              <w:jc w:val="left"/>
+            </w:pPr>
             <w:r/>
+            <w:r>
+              <w:rPr>
+                <w:rFonts w:ascii="Microsoft YaHei" w:hAnsi="Microsoft YaHei" w:eastAsia="Microsoft YaHei"/>
+                <w:b w:val="0"/>
+                <w:i w:val="0"/>
+                <w:color w:val="24364B"/>
+                <w:sz w:val="17"/>
+              </w:rPr>
+            </w:r>
           </w:p>
         </w:tc>
         <w:tc>
           <w:tcPr>
-            <w:tcW w:type="dxa" w:w="1152"/>
+            <w:tcW w:type="dxa" w:w="1981"/>
+            <w:shd w:fill="FFF9E8"/>
+            <w:vAlign w:val="center"/>
+            <w:tcMar>
+              <w:top w:w="80" w:type="dxa"/>
+              <w:start w:w="120" w:type="dxa"/>
+              <w:bottom w:w="80" w:type="dxa"/>
+              <w:end w:w="120" w:type="dxa"/>
+            </w:tcMar>
           </w:tcPr>
           <w:p>
+            <w:pPr>
+              <w:spacing w:before="40" w:after="40" w:line="276" w:lineRule="auto"/>
+              <w:jc w:val="left"/>
+            </w:pPr>
             <w:r/>
+            <w:r>
+              <w:rPr>
+                <w:rFonts w:ascii="Microsoft YaHei" w:hAnsi="Microsoft YaHei" w:eastAsia="Microsoft YaHei"/>
+                <w:b w:val="0"/>
+                <w:i w:val="0"/>
+                <w:color w:val="24364B"/>
+                <w:sz w:val="17"/>
+              </w:rPr>
+            </w:r>
           </w:p>
         </w:tc>
         <w:tc>
           <w:tcPr>
-            <w:tcW w:type="dxa" w:w="1152"/>
+            <w:tcW w:type="dxa" w:w="2219"/>
+            <w:shd w:fill="FFF9E8"/>
+            <w:vAlign w:val="center"/>
+            <w:tcMar>
+              <w:top w:w="80" w:type="dxa"/>
+              <w:start w:w="120" w:type="dxa"/>
+              <w:bottom w:w="80" w:type="dxa"/>
+              <w:end w:w="120" w:type="dxa"/>
+            </w:tcMar>
           </w:tcPr>
           <w:p>
+            <w:pPr>
+              <w:spacing w:before="40" w:after="40" w:line="276" w:lineRule="auto"/>
+              <w:jc w:val="left"/>
+            </w:pPr>
             <w:r/>
+            <w:r>
+              <w:rPr>
+                <w:rFonts w:ascii="Microsoft YaHei" w:hAnsi="Microsoft YaHei" w:eastAsia="Microsoft YaHei"/>
+                <w:b w:val="0"/>
+                <w:i w:val="0"/>
+                <w:color w:val="24364B"/>
+                <w:sz w:val="17"/>
+              </w:rPr>
+            </w:r>
           </w:p>
         </w:tc>
         <w:tc>
           <w:tcPr>
-            <w:tcW w:type="dxa" w:w="1152"/>
+            <w:tcW w:type="dxa" w:w="1268"/>
+            <w:shd w:fill="FFF9E8"/>
+            <w:vAlign w:val="center"/>
+            <w:tcMar>
+              <w:top w:w="80" w:type="dxa"/>
+              <w:start w:w="120" w:type="dxa"/>
+              <w:bottom w:w="80" w:type="dxa"/>
+              <w:end w:w="120" w:type="dxa"/>
+            </w:tcMar>
           </w:tcPr>
           <w:p>
+            <w:pPr>
+              <w:spacing w:before="40" w:after="40" w:line="276" w:lineRule="auto"/>
+              <w:jc w:val="left"/>
+            </w:pPr>
             <w:r/>
+            <w:r>
+              <w:rPr>
+                <w:rFonts w:ascii="Microsoft YaHei" w:hAnsi="Microsoft YaHei" w:eastAsia="Microsoft YaHei"/>
+                <w:b w:val="0"/>
+                <w:i w:val="0"/>
+                <w:color w:val="24364B"/>
+                <w:sz w:val="17"/>
+              </w:rPr>
+            </w:r>
           </w:p>
         </w:tc>
         <w:tc>
           <w:tcPr>
-            <w:tcW w:type="dxa" w:w="1152"/>
+            <w:tcW w:type="dxa" w:w="2060"/>
+            <w:shd w:fill="FFF9E8"/>
+            <w:vAlign w:val="center"/>
+            <w:tcMar>
+              <w:top w:w="80" w:type="dxa"/>
+              <w:start w:w="120" w:type="dxa"/>
+              <w:bottom w:w="80" w:type="dxa"/>
+              <w:end w:w="120" w:type="dxa"/>
+            </w:tcMar>
           </w:tcPr>
           <w:p>
+            <w:pPr>
+              <w:spacing w:before="40" w:after="40" w:line="276" w:lineRule="auto"/>
+              <w:jc w:val="left"/>
+            </w:pPr>
             <w:r/>
+            <w:r>
+              <w:rPr>
+                <w:rFonts w:ascii="Microsoft YaHei" w:hAnsi="Microsoft YaHei" w:eastAsia="Microsoft YaHei"/>
+                <w:b w:val="0"/>
+                <w:i w:val="0"/>
+                <w:color w:val="24364B"/>
+                <w:sz w:val="17"/>
+              </w:rPr>
+            </w:r>
           </w:p>
         </w:tc>
       </w:tr>
       <w:tr>
+        <w:trPr>
+          <w:cantSplit/>
+          <w:cantSplit/>
+          <w:cantSplit/>
+          <w:cantSplit/>
+          <w:cantSplit/>
+          <w:cantSplit/>
+          <w:cantSplit/>
+          <w:cantSplit/>
+          <w:cantSplit/>
+          <w:cantSplit/>
+        </w:trPr>
         <w:tc>
           <w:tcPr>
-            <w:tcW w:type="dxa" w:w="1152"/>
+            <w:tcW w:type="dxa" w:w="793"/>
+            <w:shd w:fill="FFFFFF"/>
+            <w:vAlign w:val="center"/>
+            <w:tcMar>
+              <w:top w:w="80" w:type="dxa"/>
+              <w:start w:w="120" w:type="dxa"/>
+              <w:bottom w:w="80" w:type="dxa"/>
+              <w:end w:w="120" w:type="dxa"/>
+            </w:tcMar>
           </w:tcPr>
           <w:p>
+            <w:pPr>
+              <w:spacing w:before="40" w:after="40" w:line="276" w:lineRule="auto"/>
+              <w:jc w:val="center"/>
+            </w:pPr>
             <w:r/>
+            <w:r>
+              <w:rPr>
+                <w:rFonts w:ascii="Microsoft YaHei" w:hAnsi="Microsoft YaHei" w:eastAsia="Microsoft YaHei"/>
+                <w:b w:val="0"/>
+                <w:i w:val="0"/>
+                <w:color w:val="667A90"/>
+                <w:sz w:val="17"/>
+              </w:rPr>
+              <w:t>2</w:t>
+            </w:r>
           </w:p>
         </w:tc>
         <w:tc>
           <w:tcPr>
-            <w:tcW w:type="dxa" w:w="1152"/>
+            <w:tcW w:type="dxa" w:w="2378"/>
+            <w:shd w:fill="FFF9E8"/>
+            <w:vAlign w:val="center"/>
+            <w:tcMar>
+              <w:top w:w="80" w:type="dxa"/>
+              <w:start w:w="120" w:type="dxa"/>
+              <w:bottom w:w="80" w:type="dxa"/>
+              <w:end w:w="120" w:type="dxa"/>
+            </w:tcMar>
           </w:tcPr>
           <w:p>
+            <w:pPr>
+              <w:spacing w:before="40" w:after="40" w:line="276" w:lineRule="auto"/>
+              <w:jc w:val="left"/>
+            </w:pPr>
             <w:r/>
+            <w:r>
+              <w:rPr>
+                <w:rFonts w:ascii="Microsoft YaHei" w:hAnsi="Microsoft YaHei" w:eastAsia="Microsoft YaHei"/>
+                <w:b w:val="0"/>
+                <w:i w:val="0"/>
+                <w:color w:val="24364B"/>
+                <w:sz w:val="17"/>
+              </w:rPr>
+            </w:r>
           </w:p>
         </w:tc>
         <w:tc>
           <w:tcPr>
-            <w:tcW w:type="dxa" w:w="1152"/>
+            <w:tcW w:type="dxa" w:w="1347"/>
+            <w:shd w:fill="FFF9E8"/>
+            <w:vAlign w:val="center"/>
+            <w:tcMar>
+              <w:top w:w="80" w:type="dxa"/>
+              <w:start w:w="120" w:type="dxa"/>
+              <w:bottom w:w="80" w:type="dxa"/>
+              <w:end w:w="120" w:type="dxa"/>
+            </w:tcMar>
           </w:tcPr>
           <w:p>
+            <w:pPr>
+              <w:spacing w:before="40" w:after="40" w:line="276" w:lineRule="auto"/>
+              <w:jc w:val="left"/>
+            </w:pPr>
             <w:r/>
+            <w:r>
+              <w:rPr>
+                <w:rFonts w:ascii="Microsoft YaHei" w:hAnsi="Microsoft YaHei" w:eastAsia="Microsoft YaHei"/>
+                <w:b w:val="0"/>
+                <w:i w:val="0"/>
+                <w:color w:val="24364B"/>
+                <w:sz w:val="17"/>
+              </w:rPr>
+            </w:r>
           </w:p>
         </w:tc>
         <w:tc>
           <w:tcPr>
-            <w:tcW w:type="dxa" w:w="1152"/>
+            <w:tcW w:type="dxa" w:w="1427"/>
+            <w:shd w:fill="FFF9E8"/>
+            <w:vAlign w:val="center"/>
+            <w:tcMar>
+              <w:top w:w="80" w:type="dxa"/>
+              <w:start w:w="120" w:type="dxa"/>
+              <w:bottom w:w="80" w:type="dxa"/>
+              <w:end w:w="120" w:type="dxa"/>
+            </w:tcMar>
           </w:tcPr>
           <w:p>
+            <w:pPr>
+              <w:spacing w:before="40" w:after="40" w:line="276" w:lineRule="auto"/>
+              <w:jc w:val="left"/>
+            </w:pPr>
             <w:r/>
+            <w:r>
+              <w:rPr>
+                <w:rFonts w:ascii="Microsoft YaHei" w:hAnsi="Microsoft YaHei" w:eastAsia="Microsoft YaHei"/>
+                <w:b w:val="0"/>
+                <w:i w:val="0"/>
+                <w:color w:val="24364B"/>
+                <w:sz w:val="17"/>
+              </w:rPr>
+            </w:r>
           </w:p>
         </w:tc>
         <w:tc>
           <w:tcPr>
-            <w:tcW w:type="dxa" w:w="1152"/>
+            <w:tcW w:type="dxa" w:w="1427"/>
+            <w:shd w:fill="FFF9E8"/>
+            <w:vAlign w:val="center"/>
+            <w:tcMar>
+              <w:top w:w="80" w:type="dxa"/>
+              <w:start w:w="120" w:type="dxa"/>
+              <w:bottom w:w="80" w:type="dxa"/>
+              <w:end w:w="120" w:type="dxa"/>
+            </w:tcMar>
           </w:tcPr>
           <w:p>
+            <w:pPr>
+              <w:spacing w:before="40" w:after="40" w:line="276" w:lineRule="auto"/>
+              <w:jc w:val="left"/>
+            </w:pPr>
             <w:r/>
+            <w:r>
+              <w:rPr>
+                <w:rFonts w:ascii="Microsoft YaHei" w:hAnsi="Microsoft YaHei" w:eastAsia="Microsoft YaHei"/>
+                <w:b w:val="0"/>
+                <w:i w:val="0"/>
+                <w:color w:val="24364B"/>
+                <w:sz w:val="17"/>
+              </w:rPr>
+            </w:r>
           </w:p>
         </w:tc>
         <w:tc>
           <w:tcPr>
-            <w:tcW w:type="dxa" w:w="1152"/>
+            <w:tcW w:type="dxa" w:w="1981"/>
+            <w:shd w:fill="FFF9E8"/>
+            <w:vAlign w:val="center"/>
+            <w:tcMar>
+              <w:top w:w="80" w:type="dxa"/>
+              <w:start w:w="120" w:type="dxa"/>
+              <w:bottom w:w="80" w:type="dxa"/>
+              <w:end w:w="120" w:type="dxa"/>
+            </w:tcMar>
           </w:tcPr>
           <w:p>
+            <w:pPr>
+              <w:spacing w:before="40" w:after="40" w:line="276" w:lineRule="auto"/>
+              <w:jc w:val="left"/>
+            </w:pPr>
             <w:r/>
+            <w:r>
+              <w:rPr>
+                <w:rFonts w:ascii="Microsoft YaHei" w:hAnsi="Microsoft YaHei" w:eastAsia="Microsoft YaHei"/>
+                <w:b w:val="0"/>
+                <w:i w:val="0"/>
+                <w:color w:val="24364B"/>
+                <w:sz w:val="17"/>
+              </w:rPr>
+            </w:r>
           </w:p>
         </w:tc>
         <w:tc>
           <w:tcPr>
-            <w:tcW w:type="dxa" w:w="1152"/>
+            <w:tcW w:type="dxa" w:w="2219"/>
+            <w:shd w:fill="FFF9E8"/>
+            <w:vAlign w:val="center"/>
+            <w:tcMar>
+              <w:top w:w="80" w:type="dxa"/>
+              <w:start w:w="120" w:type="dxa"/>
+              <w:bottom w:w="80" w:type="dxa"/>
+              <w:end w:w="120" w:type="dxa"/>
+            </w:tcMar>
           </w:tcPr>
           <w:p>
+            <w:pPr>
+              <w:spacing w:before="40" w:after="40" w:line="276" w:lineRule="auto"/>
+              <w:jc w:val="left"/>
+            </w:pPr>
             <w:r/>
+            <w:r>
+              <w:rPr>
+                <w:rFonts w:ascii="Microsoft YaHei" w:hAnsi="Microsoft YaHei" w:eastAsia="Microsoft YaHei"/>
+                <w:b w:val="0"/>
+                <w:i w:val="0"/>
+                <w:color w:val="24364B"/>
+                <w:sz w:val="17"/>
+              </w:rPr>
+            </w:r>
           </w:p>
         </w:tc>
         <w:tc>
           <w:tcPr>
-            <w:tcW w:type="dxa" w:w="1152"/>
+            <w:tcW w:type="dxa" w:w="1268"/>
+            <w:shd w:fill="FFF9E8"/>
+            <w:vAlign w:val="center"/>
+            <w:tcMar>
+              <w:top w:w="80" w:type="dxa"/>
+              <w:start w:w="120" w:type="dxa"/>
+              <w:bottom w:w="80" w:type="dxa"/>
+              <w:end w:w="120" w:type="dxa"/>
+            </w:tcMar>
           </w:tcPr>
           <w:p>
+            <w:pPr>
+              <w:spacing w:before="40" w:after="40" w:line="276" w:lineRule="auto"/>
+              <w:jc w:val="left"/>
+            </w:pPr>
             <w:r/>
+            <w:r>
+              <w:rPr>
+                <w:rFonts w:ascii="Microsoft YaHei" w:hAnsi="Microsoft YaHei" w:eastAsia="Microsoft YaHei"/>
+                <w:b w:val="0"/>
+                <w:i w:val="0"/>
+                <w:color w:val="24364B"/>
+                <w:sz w:val="17"/>
+              </w:rPr>
+            </w:r>
           </w:p>
         </w:tc>
         <w:tc>
           <w:tcPr>
-            <w:tcW w:type="dxa" w:w="1152"/>
+            <w:tcW w:type="dxa" w:w="2060"/>
+            <w:shd w:fill="FFF9E8"/>
+            <w:vAlign w:val="center"/>
+            <w:tcMar>
+              <w:top w:w="80" w:type="dxa"/>
+              <w:start w:w="120" w:type="dxa"/>
+              <w:bottom w:w="80" w:type="dxa"/>
+              <w:end w:w="120" w:type="dxa"/>
+            </w:tcMar>
           </w:tcPr>
           <w:p>
+            <w:pPr>
+              <w:spacing w:before="40" w:after="40" w:line="276" w:lineRule="auto"/>
+              <w:jc w:val="left"/>
+            </w:pPr>
             <w:r/>
+            <w:r>
+              <w:rPr>
+                <w:rFonts w:ascii="Microsoft YaHei" w:hAnsi="Microsoft YaHei" w:eastAsia="Microsoft YaHei"/>
+                <w:b w:val="0"/>
+                <w:i w:val="0"/>
+                <w:color w:val="24364B"/>
+                <w:sz w:val="17"/>
+              </w:rPr>
+            </w:r>
           </w:p>
         </w:tc>
       </w:tr>
       <w:tr>
+        <w:trPr>
+          <w:cantSplit/>
+          <w:cantSplit/>
+          <w:cantSplit/>
+          <w:cantSplit/>
+          <w:cantSplit/>
+          <w:cantSplit/>
+          <w:cantSplit/>
+          <w:cantSplit/>
+          <w:cantSplit/>
+        </w:trPr>
         <w:tc>
           <w:tcPr>
-            <w:tcW w:type="dxa" w:w="1152"/>
+            <w:tcW w:type="dxa" w:w="793"/>
+            <w:shd w:fill="FFFFFF"/>
+            <w:vAlign w:val="center"/>
+            <w:tcMar>
+              <w:top w:w="80" w:type="dxa"/>
+              <w:start w:w="120" w:type="dxa"/>
+              <w:bottom w:w="80" w:type="dxa"/>
+              <w:end w:w="120" w:type="dxa"/>
+            </w:tcMar>
           </w:tcPr>
           <w:p>
+            <w:pPr>
+              <w:spacing w:before="40" w:after="40" w:line="276" w:lineRule="auto"/>
+              <w:jc w:val="center"/>
+            </w:pPr>
             <w:r/>
+            <w:r>
+              <w:rPr>
+                <w:rFonts w:ascii="Microsoft YaHei" w:hAnsi="Microsoft YaHei" w:eastAsia="Microsoft YaHei"/>
+                <w:b w:val="0"/>
+                <w:i w:val="0"/>
+                <w:color w:val="667A90"/>
+                <w:sz w:val="17"/>
+              </w:rPr>
+              <w:t>3</w:t>
+            </w:r>
           </w:p>
         </w:tc>
         <w:tc>
           <w:tcPr>
-            <w:tcW w:type="dxa" w:w="1152"/>
+            <w:tcW w:type="dxa" w:w="2378"/>
+            <w:shd w:fill="FFF9E8"/>
+            <w:vAlign w:val="center"/>
+            <w:tcMar>
+              <w:top w:w="80" w:type="dxa"/>
+              <w:start w:w="120" w:type="dxa"/>
+              <w:bottom w:w="80" w:type="dxa"/>
+              <w:end w:w="120" w:type="dxa"/>
+            </w:tcMar>
           </w:tcPr>
           <w:p>
+            <w:pPr>
+              <w:spacing w:before="40" w:after="40" w:line="276" w:lineRule="auto"/>
+              <w:jc w:val="left"/>
+            </w:pPr>
             <w:r/>
+            <w:r>
+              <w:rPr>
+                <w:rFonts w:ascii="Microsoft YaHei" w:hAnsi="Microsoft YaHei" w:eastAsia="Microsoft YaHei"/>
+                <w:b w:val="0"/>
+                <w:i w:val="0"/>
+                <w:color w:val="24364B"/>
+                <w:sz w:val="17"/>
+              </w:rPr>
+            </w:r>
           </w:p>
         </w:tc>
         <w:tc>
           <w:tcPr>
-            <w:tcW w:type="dxa" w:w="1152"/>
+            <w:tcW w:type="dxa" w:w="1347"/>
+            <w:shd w:fill="FFF9E8"/>
+            <w:vAlign w:val="center"/>
+            <w:tcMar>
+              <w:top w:w="80" w:type="dxa"/>
+              <w:start w:w="120" w:type="dxa"/>
+              <w:bottom w:w="80" w:type="dxa"/>
+              <w:end w:w="120" w:type="dxa"/>
+            </w:tcMar>
           </w:tcPr>
           <w:p>
+            <w:pPr>
+              <w:spacing w:before="40" w:after="40" w:line="276" w:lineRule="auto"/>
+              <w:jc w:val="left"/>
+            </w:pPr>
             <w:r/>
+            <w:r>
+              <w:rPr>
+                <w:rFonts w:ascii="Microsoft YaHei" w:hAnsi="Microsoft YaHei" w:eastAsia="Microsoft YaHei"/>
+                <w:b w:val="0"/>
+                <w:i w:val="0"/>
+                <w:color w:val="24364B"/>
+                <w:sz w:val="17"/>
+              </w:rPr>
+            </w:r>
           </w:p>
         </w:tc>
         <w:tc>
           <w:tcPr>
-            <w:tcW w:type="dxa" w:w="1152"/>
+            <w:tcW w:type="dxa" w:w="1427"/>
+            <w:shd w:fill="FFF9E8"/>
+            <w:vAlign w:val="center"/>
+            <w:tcMar>
+              <w:top w:w="80" w:type="dxa"/>
+              <w:start w:w="120" w:type="dxa"/>
+              <w:bottom w:w="80" w:type="dxa"/>
+              <w:end w:w="120" w:type="dxa"/>
+            </w:tcMar>
           </w:tcPr>
           <w:p>
+            <w:pPr>
+              <w:spacing w:before="40" w:after="40" w:line="276" w:lineRule="auto"/>
+              <w:jc w:val="left"/>
+            </w:pPr>
             <w:r/>
+            <w:r>
+              <w:rPr>
+                <w:rFonts w:ascii="Microsoft YaHei" w:hAnsi="Microsoft YaHei" w:eastAsia="Microsoft YaHei"/>
+                <w:b w:val="0"/>
+                <w:i w:val="0"/>
+                <w:color w:val="24364B"/>
+                <w:sz w:val="17"/>
+              </w:rPr>
+            </w:r>
           </w:p>
         </w:tc>
         <w:tc>
           <w:tcPr>
-            <w:tcW w:type="dxa" w:w="1152"/>
+            <w:tcW w:type="dxa" w:w="1427"/>
+            <w:shd w:fill="FFF9E8"/>
+            <w:vAlign w:val="center"/>
+            <w:tcMar>
+              <w:top w:w="80" w:type="dxa"/>
+              <w:start w:w="120" w:type="dxa"/>
+              <w:bottom w:w="80" w:type="dxa"/>
+              <w:end w:w="120" w:type="dxa"/>
+            </w:tcMar>
           </w:tcPr>
           <w:p>
+            <w:pPr>
+              <w:spacing w:before="40" w:after="40" w:line="276" w:lineRule="auto"/>
+              <w:jc w:val="left"/>
+            </w:pPr>
             <w:r/>
+            <w:r>
+              <w:rPr>
+                <w:rFonts w:ascii="Microsoft YaHei" w:hAnsi="Microsoft YaHei" w:eastAsia="Microsoft YaHei"/>
+                <w:b w:val="0"/>
+                <w:i w:val="0"/>
+                <w:color w:val="24364B"/>
+                <w:sz w:val="17"/>
+              </w:rPr>
+            </w:r>
           </w:p>
         </w:tc>
         <w:tc>
           <w:tcPr>
-            <w:tcW w:type="dxa" w:w="1152"/>
+            <w:tcW w:type="dxa" w:w="1981"/>
+            <w:shd w:fill="FFF9E8"/>
+            <w:vAlign w:val="center"/>
+            <w:tcMar>
+              <w:top w:w="80" w:type="dxa"/>
+              <w:start w:w="120" w:type="dxa"/>
+              <w:bottom w:w="80" w:type="dxa"/>
+              <w:end w:w="120" w:type="dxa"/>
+            </w:tcMar>
           </w:tcPr>
           <w:p>
+            <w:pPr>
+              <w:spacing w:before="40" w:after="40" w:line="276" w:lineRule="auto"/>
+              <w:jc w:val="left"/>
+            </w:pPr>
             <w:r/>
+            <w:r>
+              <w:rPr>
+                <w:rFonts w:ascii="Microsoft YaHei" w:hAnsi="Microsoft YaHei" w:eastAsia="Microsoft YaHei"/>
+                <w:b w:val="0"/>
+                <w:i w:val="0"/>
+                <w:color w:val="24364B"/>
+                <w:sz w:val="17"/>
+              </w:rPr>
+            </w:r>
           </w:p>
         </w:tc>
         <w:tc>
           <w:tcPr>
-            <w:tcW w:type="dxa" w:w="1152"/>
+            <w:tcW w:type="dxa" w:w="2219"/>
+            <w:shd w:fill="FFF9E8"/>
+            <w:vAlign w:val="center"/>
+            <w:tcMar>
+              <w:top w:w="80" w:type="dxa"/>
+              <w:start w:w="120" w:type="dxa"/>
+              <w:bottom w:w="80" w:type="dxa"/>
+              <w:end w:w="120" w:type="dxa"/>
+            </w:tcMar>
           </w:tcPr>
           <w:p>
+            <w:pPr>
+              <w:spacing w:before="40" w:after="40" w:line="276" w:lineRule="auto"/>
+              <w:jc w:val="left"/>
+            </w:pPr>
             <w:r/>
+            <w:r>
+              <w:rPr>
+                <w:rFonts w:ascii="Microsoft YaHei" w:hAnsi="Microsoft YaHei" w:eastAsia="Microsoft YaHei"/>
+                <w:b w:val="0"/>
+                <w:i w:val="0"/>
+                <w:color w:val="24364B"/>
+                <w:sz w:val="17"/>
+              </w:rPr>
+            </w:r>
           </w:p>
         </w:tc>
         <w:tc>
           <w:tcPr>
-            <w:tcW w:type="dxa" w:w="1152"/>
+            <w:tcW w:type="dxa" w:w="1268"/>
+            <w:shd w:fill="FFF9E8"/>
+            <w:vAlign w:val="center"/>
+            <w:tcMar>
+              <w:top w:w="80" w:type="dxa"/>
+              <w:start w:w="120" w:type="dxa"/>
+              <w:bottom w:w="80" w:type="dxa"/>
+              <w:end w:w="120" w:type="dxa"/>
+            </w:tcMar>
           </w:tcPr>
           <w:p>
+            <w:pPr>
+              <w:spacing w:before="40" w:after="40" w:line="276" w:lineRule="auto"/>
+              <w:jc w:val="left"/>
+            </w:pPr>
             <w:r/>
+            <w:r>
+              <w:rPr>
+                <w:rFonts w:ascii="Microsoft YaHei" w:hAnsi="Microsoft YaHei" w:eastAsia="Microsoft YaHei"/>
+                <w:b w:val="0"/>
+                <w:i w:val="0"/>
+                <w:color w:val="24364B"/>
+                <w:sz w:val="17"/>
+              </w:rPr>
+            </w:r>
           </w:p>
         </w:tc>
         <w:tc>
           <w:tcPr>
-            <w:tcW w:type="dxa" w:w="1152"/>
+            <w:tcW w:type="dxa" w:w="2060"/>
+            <w:shd w:fill="FFF9E8"/>
+            <w:vAlign w:val="center"/>
+            <w:tcMar>
+              <w:top w:w="80" w:type="dxa"/>
+              <w:start w:w="120" w:type="dxa"/>
+              <w:bottom w:w="80" w:type="dxa"/>
+              <w:end w:w="120" w:type="dxa"/>
+            </w:tcMar>
           </w:tcPr>
           <w:p>
+            <w:pPr>
+              <w:spacing w:before="40" w:after="40" w:line="276" w:lineRule="auto"/>
+              <w:jc w:val="left"/>
+            </w:pPr>
             <w:r/>
+            <w:r>
+              <w:rPr>
+                <w:rFonts w:ascii="Microsoft YaHei" w:hAnsi="Microsoft YaHei" w:eastAsia="Microsoft YaHei"/>
+                <w:b w:val="0"/>
+                <w:i w:val="0"/>
+                <w:color w:val="24364B"/>
+                <w:sz w:val="17"/>
+              </w:rPr>
+            </w:r>
           </w:p>
         </w:tc>
       </w:tr>
       <w:tr>
+        <w:trPr>
+          <w:cantSplit/>
+          <w:cantSplit/>
+          <w:cantSplit/>
+          <w:cantSplit/>
+          <w:cantSplit/>
+          <w:cantSplit/>
+          <w:cantSplit/>
+          <w:cantSplit/>
+        </w:trPr>
         <w:tc>
           <w:tcPr>
-            <w:tcW w:type="dxa" w:w="1152"/>
+            <w:tcW w:type="dxa" w:w="793"/>
+            <w:shd w:fill="FFFFFF"/>
+            <w:vAlign w:val="center"/>
+            <w:tcMar>
+              <w:top w:w="80" w:type="dxa"/>
+              <w:start w:w="120" w:type="dxa"/>
+              <w:bottom w:w="80" w:type="dxa"/>
+              <w:end w:w="120" w:type="dxa"/>
+            </w:tcMar>
           </w:tcPr>
           <w:p>
+            <w:pPr>
+              <w:spacing w:before="40" w:after="40" w:line="276" w:lineRule="auto"/>
+              <w:jc w:val="center"/>
+            </w:pPr>
             <w:r/>
+            <w:r>
+              <w:rPr>
+                <w:rFonts w:ascii="Microsoft YaHei" w:hAnsi="Microsoft YaHei" w:eastAsia="Microsoft YaHei"/>
+                <w:b w:val="0"/>
+                <w:i w:val="0"/>
+                <w:color w:val="667A90"/>
+                <w:sz w:val="17"/>
+              </w:rPr>
+              <w:t>4</w:t>
+            </w:r>
           </w:p>
         </w:tc>
         <w:tc>
           <w:tcPr>
-            <w:tcW w:type="dxa" w:w="1152"/>
+            <w:tcW w:type="dxa" w:w="2378"/>
+            <w:shd w:fill="FFF9E8"/>
+            <w:vAlign w:val="center"/>
+            <w:tcMar>
+              <w:top w:w="80" w:type="dxa"/>
+              <w:start w:w="120" w:type="dxa"/>
+              <w:bottom w:w="80" w:type="dxa"/>
+              <w:end w:w="120" w:type="dxa"/>
+            </w:tcMar>
           </w:tcPr>
           <w:p>
+            <w:pPr>
+              <w:spacing w:before="40" w:after="40" w:line="276" w:lineRule="auto"/>
+              <w:jc w:val="left"/>
+            </w:pPr>
             <w:r/>
+            <w:r>
+              <w:rPr>
+                <w:rFonts w:ascii="Microsoft YaHei" w:hAnsi="Microsoft YaHei" w:eastAsia="Microsoft YaHei"/>
+                <w:b w:val="0"/>
+                <w:i w:val="0"/>
+                <w:color w:val="24364B"/>
+                <w:sz w:val="17"/>
+              </w:rPr>
+            </w:r>
           </w:p>
         </w:tc>
         <w:tc>
           <w:tcPr>
-            <w:tcW w:type="dxa" w:w="1152"/>
+            <w:tcW w:type="dxa" w:w="1347"/>
+            <w:shd w:fill="FFF9E8"/>
+            <w:vAlign w:val="center"/>
+            <w:tcMar>
+              <w:top w:w="80" w:type="dxa"/>
+              <w:start w:w="120" w:type="dxa"/>
+              <w:bottom w:w="80" w:type="dxa"/>
+              <w:end w:w="120" w:type="dxa"/>
+            </w:tcMar>
           </w:tcPr>
           <w:p>
+            <w:pPr>
+              <w:spacing w:before="40" w:after="40" w:line="276" w:lineRule="auto"/>
+              <w:jc w:val="left"/>
+            </w:pPr>
             <w:r/>
+            <w:r>
+              <w:rPr>
+                <w:rFonts w:ascii="Microsoft YaHei" w:hAnsi="Microsoft YaHei" w:eastAsia="Microsoft YaHei"/>
+                <w:b w:val="0"/>
+                <w:i w:val="0"/>
+                <w:color w:val="24364B"/>
+                <w:sz w:val="17"/>
+              </w:rPr>
+            </w:r>
           </w:p>
         </w:tc>
         <w:tc>
           <w:tcPr>
-            <w:tcW w:type="dxa" w:w="1152"/>
+            <w:tcW w:type="dxa" w:w="1427"/>
+            <w:shd w:fill="FFF9E8"/>
+            <w:vAlign w:val="center"/>
+            <w:tcMar>
+              <w:top w:w="80" w:type="dxa"/>
+              <w:start w:w="120" w:type="dxa"/>
+              <w:bottom w:w="80" w:type="dxa"/>
+              <w:end w:w="120" w:type="dxa"/>
+            </w:tcMar>
           </w:tcPr>
           <w:p>
+            <w:pPr>
+              <w:spacing w:before="40" w:after="40" w:line="276" w:lineRule="auto"/>
+              <w:jc w:val="left"/>
+            </w:pPr>
             <w:r/>
+            <w:r>
+              <w:rPr>
+                <w:rFonts w:ascii="Microsoft YaHei" w:hAnsi="Microsoft YaHei" w:eastAsia="Microsoft YaHei"/>
+                <w:b w:val="0"/>
+                <w:i w:val="0"/>
+                <w:color w:val="24364B"/>
+                <w:sz w:val="17"/>
+              </w:rPr>
+            </w:r>
           </w:p>
         </w:tc>
         <w:tc>
           <w:tcPr>
-            <w:tcW w:type="dxa" w:w="1152"/>
+            <w:tcW w:type="dxa" w:w="1427"/>
+            <w:shd w:fill="FFF9E8"/>
+            <w:vAlign w:val="center"/>
+            <w:tcMar>
+              <w:top w:w="80" w:type="dxa"/>
+              <w:start w:w="120" w:type="dxa"/>
+              <w:bottom w:w="80" w:type="dxa"/>
+              <w:end w:w="120" w:type="dxa"/>
+            </w:tcMar>
           </w:tcPr>
           <w:p>
+            <w:pPr>
+              <w:spacing w:before="40" w:after="40" w:line="276" w:lineRule="auto"/>
+              <w:jc w:val="left"/>
+            </w:pPr>
             <w:r/>
+            <w:r>
+              <w:rPr>
+                <w:rFonts w:ascii="Microsoft YaHei" w:hAnsi="Microsoft YaHei" w:eastAsia="Microsoft YaHei"/>
+                <w:b w:val="0"/>
+                <w:i w:val="0"/>
+                <w:color w:val="24364B"/>
+                <w:sz w:val="17"/>
+              </w:rPr>
+            </w:r>
           </w:p>
         </w:tc>
         <w:tc>
           <w:tcPr>
-            <w:tcW w:type="dxa" w:w="1152"/>
+            <w:tcW w:type="dxa" w:w="1981"/>
+            <w:shd w:fill="FFF9E8"/>
+            <w:vAlign w:val="center"/>
+            <w:tcMar>
+              <w:top w:w="80" w:type="dxa"/>
+              <w:start w:w="120" w:type="dxa"/>
+              <w:bottom w:w="80" w:type="dxa"/>
+              <w:end w:w="120" w:type="dxa"/>
+            </w:tcMar>
           </w:tcPr>
           <w:p>
+            <w:pPr>
+              <w:spacing w:before="40" w:after="40" w:line="276" w:lineRule="auto"/>
+              <w:jc w:val="left"/>
+            </w:pPr>
             <w:r/>
+            <w:r>
+              <w:rPr>
+                <w:rFonts w:ascii="Microsoft YaHei" w:hAnsi="Microsoft YaHei" w:eastAsia="Microsoft YaHei"/>
+                <w:b w:val="0"/>
+                <w:i w:val="0"/>
+                <w:color w:val="24364B"/>
+                <w:sz w:val="17"/>
+              </w:rPr>
+            </w:r>
           </w:p>
         </w:tc>
         <w:tc>
           <w:tcPr>
-            <w:tcW w:type="dxa" w:w="1152"/>
+            <w:tcW w:type="dxa" w:w="2219"/>
+            <w:shd w:fill="FFF9E8"/>
+            <w:vAlign w:val="center"/>
+            <w:tcMar>
+              <w:top w:w="80" w:type="dxa"/>
+              <w:start w:w="120" w:type="dxa"/>
+              <w:bottom w:w="80" w:type="dxa"/>
+              <w:end w:w="120" w:type="dxa"/>
+            </w:tcMar>
           </w:tcPr>
           <w:p>
+            <w:pPr>
+              <w:spacing w:before="40" w:after="40" w:line="276" w:lineRule="auto"/>
+              <w:jc w:val="left"/>
+            </w:pPr>
             <w:r/>
+            <w:r>
+              <w:rPr>
+                <w:rFonts w:ascii="Microsoft YaHei" w:hAnsi="Microsoft YaHei" w:eastAsia="Microsoft YaHei"/>
+                <w:b w:val="0"/>
+                <w:i w:val="0"/>
+                <w:color w:val="24364B"/>
+                <w:sz w:val="17"/>
+              </w:rPr>
+            </w:r>
           </w:p>
         </w:tc>
         <w:tc>
           <w:tcPr>
-            <w:tcW w:type="dxa" w:w="1152"/>
+            <w:tcW w:type="dxa" w:w="1268"/>
+            <w:shd w:fill="FFF9E8"/>
+            <w:vAlign w:val="center"/>
+            <w:tcMar>
+              <w:top w:w="80" w:type="dxa"/>
+              <w:start w:w="120" w:type="dxa"/>
+              <w:bottom w:w="80" w:type="dxa"/>
+              <w:end w:w="120" w:type="dxa"/>
+            </w:tcMar>
           </w:tcPr>
           <w:p>
+            <w:pPr>
+              <w:spacing w:before="40" w:after="40" w:line="276" w:lineRule="auto"/>
+              <w:jc w:val="left"/>
+            </w:pPr>
             <w:r/>
+            <w:r>
+              <w:rPr>
+                <w:rFonts w:ascii="Microsoft YaHei" w:hAnsi="Microsoft YaHei" w:eastAsia="Microsoft YaHei"/>
+                <w:b w:val="0"/>
+                <w:i w:val="0"/>
+                <w:color w:val="24364B"/>
+                <w:sz w:val="17"/>
+              </w:rPr>
+            </w:r>
           </w:p>
         </w:tc>
         <w:tc>
           <w:tcPr>
-            <w:tcW w:type="dxa" w:w="1152"/>
+            <w:tcW w:type="dxa" w:w="2060"/>
+            <w:shd w:fill="FFF9E8"/>
+            <w:vAlign w:val="center"/>
+            <w:tcMar>
+              <w:top w:w="80" w:type="dxa"/>
+              <w:start w:w="120" w:type="dxa"/>
+              <w:bottom w:w="80" w:type="dxa"/>
+              <w:end w:w="120" w:type="dxa"/>
+            </w:tcMar>
           </w:tcPr>
           <w:p>
+            <w:pPr>
+              <w:spacing w:before="40" w:after="40" w:line="276" w:lineRule="auto"/>
+              <w:jc w:val="left"/>
+            </w:pPr>
             <w:r/>
+            <w:r>
+              <w:rPr>
+                <w:rFonts w:ascii="Microsoft YaHei" w:hAnsi="Microsoft YaHei" w:eastAsia="Microsoft YaHei"/>
+                <w:b w:val="0"/>
+                <w:i w:val="0"/>
+                <w:color w:val="24364B"/>
+                <w:sz w:val="17"/>
+              </w:rPr>
+            </w:r>
           </w:p>
         </w:tc>
       </w:tr>
       <w:tr>
+        <w:trPr>
+          <w:cantSplit/>
+          <w:cantSplit/>
+          <w:cantSplit/>
+          <w:cantSplit/>
+          <w:cantSplit/>
+          <w:cantSplit/>
+          <w:cantSplit/>
+        </w:trPr>
         <w:tc>
           <w:tcPr>
-            <w:tcW w:type="dxa" w:w="1152"/>
+            <w:tcW w:type="dxa" w:w="793"/>
+            <w:shd w:fill="FFFFFF"/>
+            <w:vAlign w:val="center"/>
+            <w:tcMar>
+              <w:top w:w="80" w:type="dxa"/>
+              <w:start w:w="120" w:type="dxa"/>
+              <w:bottom w:w="80" w:type="dxa"/>
+              <w:end w:w="120" w:type="dxa"/>
+            </w:tcMar>
           </w:tcPr>
           <w:p>
+            <w:pPr>
+              <w:spacing w:before="40" w:after="40" w:line="276" w:lineRule="auto"/>
+              <w:jc w:val="center"/>
+            </w:pPr>
             <w:r/>
+            <w:r>
+              <w:rPr>
+                <w:rFonts w:ascii="Microsoft YaHei" w:hAnsi="Microsoft YaHei" w:eastAsia="Microsoft YaHei"/>
+                <w:b w:val="0"/>
+                <w:i w:val="0"/>
+                <w:color w:val="667A90"/>
+                <w:sz w:val="17"/>
+              </w:rPr>
+              <w:t>5</w:t>
+            </w:r>
           </w:p>
         </w:tc>
         <w:tc>
           <w:tcPr>
-            <w:tcW w:type="dxa" w:w="1152"/>
+            <w:tcW w:type="dxa" w:w="2378"/>
+            <w:shd w:fill="FFF9E8"/>
+            <w:vAlign w:val="center"/>
+            <w:tcMar>
+              <w:top w:w="80" w:type="dxa"/>
+              <w:start w:w="120" w:type="dxa"/>
+              <w:bottom w:w="80" w:type="dxa"/>
+              <w:end w:w="120" w:type="dxa"/>
+            </w:tcMar>
           </w:tcPr>
           <w:p>
+            <w:pPr>
+              <w:spacing w:before="40" w:after="40" w:line="276" w:lineRule="auto"/>
+              <w:jc w:val="left"/>
+            </w:pPr>
             <w:r/>
+            <w:r>
+              <w:rPr>
+                <w:rFonts w:ascii="Microsoft YaHei" w:hAnsi="Microsoft YaHei" w:eastAsia="Microsoft YaHei"/>
+                <w:b w:val="0"/>
+                <w:i w:val="0"/>
+                <w:color w:val="24364B"/>
+                <w:sz w:val="17"/>
+              </w:rPr>
+            </w:r>
           </w:p>
         </w:tc>
         <w:tc>
           <w:tcPr>
-            <w:tcW w:type="dxa" w:w="1152"/>
+            <w:tcW w:type="dxa" w:w="1347"/>
+            <w:shd w:fill="FFF9E8"/>
+            <w:vAlign w:val="center"/>
+            <w:tcMar>
+              <w:top w:w="80" w:type="dxa"/>
+              <w:start w:w="120" w:type="dxa"/>
+              <w:bottom w:w="80" w:type="dxa"/>
+              <w:end w:w="120" w:type="dxa"/>
+            </w:tcMar>
           </w:tcPr>
           <w:p>
+            <w:pPr>
+              <w:spacing w:before="40" w:after="40" w:line="276" w:lineRule="auto"/>
+              <w:jc w:val="left"/>
+            </w:pPr>
             <w:r/>
+            <w:r>
+              <w:rPr>
+                <w:rFonts w:ascii="Microsoft YaHei" w:hAnsi="Microsoft YaHei" w:eastAsia="Microsoft YaHei"/>
+                <w:b w:val="0"/>
+                <w:i w:val="0"/>
+                <w:color w:val="24364B"/>
+                <w:sz w:val="17"/>
+              </w:rPr>
+            </w:r>
           </w:p>
         </w:tc>
         <w:tc>
           <w:tcPr>
-            <w:tcW w:type="dxa" w:w="1152"/>
+            <w:tcW w:type="dxa" w:w="1427"/>
+            <w:shd w:fill="FFF9E8"/>
+            <w:vAlign w:val="center"/>
+            <w:tcMar>
+              <w:top w:w="80" w:type="dxa"/>
+              <w:start w:w="120" w:type="dxa"/>
+              <w:bottom w:w="80" w:type="dxa"/>
+              <w:end w:w="120" w:type="dxa"/>
+            </w:tcMar>
           </w:tcPr>
           <w:p>
+            <w:pPr>
+              <w:spacing w:before="40" w:after="40" w:line="276" w:lineRule="auto"/>
+              <w:jc w:val="left"/>
+            </w:pPr>
             <w:r/>
+            <w:r>
+              <w:rPr>
+                <w:rFonts w:ascii="Microsoft YaHei" w:hAnsi="Microsoft YaHei" w:eastAsia="Microsoft YaHei"/>
+                <w:b w:val="0"/>
+                <w:i w:val="0"/>
+                <w:color w:val="24364B"/>
+                <w:sz w:val="17"/>
+              </w:rPr>
+            </w:r>
           </w:p>
         </w:tc>
         <w:tc>
           <w:tcPr>
-            <w:tcW w:type="dxa" w:w="1152"/>
+            <w:tcW w:type="dxa" w:w="1427"/>
+            <w:shd w:fill="FFF9E8"/>
+            <w:vAlign w:val="center"/>
+            <w:tcMar>
+              <w:top w:w="80" w:type="dxa"/>
+              <w:start w:w="120" w:type="dxa"/>
+              <w:bottom w:w="80" w:type="dxa"/>
+              <w:end w:w="120" w:type="dxa"/>
+            </w:tcMar>
           </w:tcPr>
           <w:p>
+            <w:pPr>
+              <w:spacing w:before="40" w:after="40" w:line="276" w:lineRule="auto"/>
+              <w:jc w:val="left"/>
+            </w:pPr>
             <w:r/>
+            <w:r>
+              <w:rPr>
+                <w:rFonts w:ascii="Microsoft YaHei" w:hAnsi="Microsoft YaHei" w:eastAsia="Microsoft YaHei"/>
+                <w:b w:val="0"/>
+                <w:i w:val="0"/>
+                <w:color w:val="24364B"/>
+                <w:sz w:val="17"/>
+              </w:rPr>
+            </w:r>
           </w:p>
         </w:tc>
         <w:tc>
           <w:tcPr>
-            <w:tcW w:type="dxa" w:w="1152"/>
+            <w:tcW w:type="dxa" w:w="1981"/>
+            <w:shd w:fill="FFF9E8"/>
+            <w:vAlign w:val="center"/>
+            <w:tcMar>
+              <w:top w:w="80" w:type="dxa"/>
+              <w:start w:w="120" w:type="dxa"/>
+              <w:bottom w:w="80" w:type="dxa"/>
+              <w:end w:w="120" w:type="dxa"/>
+            </w:tcMar>
           </w:tcPr>
           <w:p>
+            <w:pPr>
+              <w:spacing w:before="40" w:after="40" w:line="276" w:lineRule="auto"/>
+              <w:jc w:val="left"/>
+            </w:pPr>
             <w:r/>
+            <w:r>
+              <w:rPr>
+                <w:rFonts w:ascii="Microsoft YaHei" w:hAnsi="Microsoft YaHei" w:eastAsia="Microsoft YaHei"/>
+                <w:b w:val="0"/>
+                <w:i w:val="0"/>
+                <w:color w:val="24364B"/>
+                <w:sz w:val="17"/>
+              </w:rPr>
+            </w:r>
           </w:p>
         </w:tc>
         <w:tc>
           <w:tcPr>
-            <w:tcW w:type="dxa" w:w="1152"/>
+            <w:tcW w:type="dxa" w:w="2219"/>
+            <w:shd w:fill="FFF9E8"/>
+            <w:vAlign w:val="center"/>
+            <w:tcMar>
+              <w:top w:w="80" w:type="dxa"/>
+              <w:start w:w="120" w:type="dxa"/>
+              <w:bottom w:w="80" w:type="dxa"/>
+              <w:end w:w="120" w:type="dxa"/>
+            </w:tcMar>
           </w:tcPr>
           <w:p>
+            <w:pPr>
+              <w:spacing w:before="40" w:after="40" w:line="276" w:lineRule="auto"/>
+              <w:jc w:val="left"/>
+            </w:pPr>
             <w:r/>
+            <w:r>
+              <w:rPr>
+                <w:rFonts w:ascii="Microsoft YaHei" w:hAnsi="Microsoft YaHei" w:eastAsia="Microsoft YaHei"/>
+                <w:b w:val="0"/>
+                <w:i w:val="0"/>
+                <w:color w:val="24364B"/>
+                <w:sz w:val="17"/>
+              </w:rPr>
+            </w:r>
           </w:p>
         </w:tc>
         <w:tc>
           <w:tcPr>
-            <w:tcW w:type="dxa" w:w="1152"/>
+            <w:tcW w:type="dxa" w:w="1268"/>
+            <w:shd w:fill="FFF9E8"/>
+            <w:vAlign w:val="center"/>
+            <w:tcMar>
+              <w:top w:w="80" w:type="dxa"/>
+              <w:start w:w="120" w:type="dxa"/>
+              <w:bottom w:w="80" w:type="dxa"/>
+              <w:end w:w="120" w:type="dxa"/>
+            </w:tcMar>
           </w:tcPr>
           <w:p>
+            <w:pPr>
+              <w:spacing w:before="40" w:after="40" w:line="276" w:lineRule="auto"/>
+              <w:jc w:val="left"/>
+            </w:pPr>
             <w:r/>
+            <w:r>
+              <w:rPr>
+                <w:rFonts w:ascii="Microsoft YaHei" w:hAnsi="Microsoft YaHei" w:eastAsia="Microsoft YaHei"/>
+                <w:b w:val="0"/>
+                <w:i w:val="0"/>
+                <w:color w:val="24364B"/>
+                <w:sz w:val="17"/>
+              </w:rPr>
+            </w:r>
           </w:p>
         </w:tc>
         <w:tc>
           <w:tcPr>
-            <w:tcW w:type="dxa" w:w="1152"/>
+            <w:tcW w:type="dxa" w:w="2060"/>
+            <w:shd w:fill="FFF9E8"/>
+            <w:vAlign w:val="center"/>
+            <w:tcMar>
+              <w:top w:w="80" w:type="dxa"/>
+              <w:start w:w="120" w:type="dxa"/>
+              <w:bottom w:w="80" w:type="dxa"/>
+              <w:end w:w="120" w:type="dxa"/>
+            </w:tcMar>
           </w:tcPr>
           <w:p>
+            <w:pPr>
+              <w:spacing w:before="40" w:after="40" w:line="276" w:lineRule="auto"/>
+              <w:jc w:val="left"/>
+            </w:pPr>
             <w:r/>
+            <w:r>
+              <w:rPr>
+                <w:rFonts w:ascii="Microsoft YaHei" w:hAnsi="Microsoft YaHei" w:eastAsia="Microsoft YaHei"/>
+                <w:b w:val="0"/>
+                <w:i w:val="0"/>
+                <w:color w:val="24364B"/>
+                <w:sz w:val="17"/>
+              </w:rPr>
+            </w:r>
           </w:p>
         </w:tc>
       </w:tr>
       <w:tr>
+        <w:trPr>
+          <w:cantSplit/>
+          <w:cantSplit/>
+          <w:cantSplit/>
+          <w:cantSplit/>
+          <w:cantSplit/>
+          <w:cantSplit/>
+        </w:trPr>
         <w:tc>
           <w:tcPr>
-            <w:tcW w:type="dxa" w:w="1152"/>
+            <w:tcW w:type="dxa" w:w="793"/>
+            <w:shd w:fill="FFFFFF"/>
+            <w:vAlign w:val="center"/>
+            <w:tcMar>
+              <w:top w:w="80" w:type="dxa"/>
+              <w:start w:w="120" w:type="dxa"/>
+              <w:bottom w:w="80" w:type="dxa"/>
+              <w:end w:w="120" w:type="dxa"/>
+            </w:tcMar>
           </w:tcPr>
           <w:p>
+            <w:pPr>
+              <w:spacing w:before="40" w:after="40" w:line="276" w:lineRule="auto"/>
+              <w:jc w:val="center"/>
+            </w:pPr>
             <w:r/>
+            <w:r>
+              <w:rPr>
+                <w:rFonts w:ascii="Microsoft YaHei" w:hAnsi="Microsoft YaHei" w:eastAsia="Microsoft YaHei"/>
+                <w:b w:val="0"/>
+                <w:i w:val="0"/>
+                <w:color w:val="667A90"/>
+                <w:sz w:val="17"/>
+              </w:rPr>
+              <w:t>6</w:t>
+            </w:r>
           </w:p>
         </w:tc>
         <w:tc>
           <w:tcPr>
-            <w:tcW w:type="dxa" w:w="1152"/>
+            <w:tcW w:type="dxa" w:w="2378"/>
+            <w:shd w:fill="FFF9E8"/>
+            <w:vAlign w:val="center"/>
+            <w:tcMar>
+              <w:top w:w="80" w:type="dxa"/>
+              <w:start w:w="120" w:type="dxa"/>
+              <w:bottom w:w="80" w:type="dxa"/>
+              <w:end w:w="120" w:type="dxa"/>
+            </w:tcMar>
           </w:tcPr>
           <w:p>
+            <w:pPr>
+              <w:spacing w:before="40" w:after="40" w:line="276" w:lineRule="auto"/>
+              <w:jc w:val="left"/>
+            </w:pPr>
             <w:r/>
+            <w:r>
+              <w:rPr>
+                <w:rFonts w:ascii="Microsoft YaHei" w:hAnsi="Microsoft YaHei" w:eastAsia="Microsoft YaHei"/>
+                <w:b w:val="0"/>
+                <w:i w:val="0"/>
+                <w:color w:val="24364B"/>
+                <w:sz w:val="17"/>
+              </w:rPr>
+            </w:r>
           </w:p>
         </w:tc>
         <w:tc>
           <w:tcPr>
-            <w:tcW w:type="dxa" w:w="1152"/>
+            <w:tcW w:type="dxa" w:w="1347"/>
+            <w:shd w:fill="FFF9E8"/>
+            <w:vAlign w:val="center"/>
+            <w:tcMar>
+              <w:top w:w="80" w:type="dxa"/>
+              <w:start w:w="120" w:type="dxa"/>
+              <w:bottom w:w="80" w:type="dxa"/>
+              <w:end w:w="120" w:type="dxa"/>
+            </w:tcMar>
           </w:tcPr>
           <w:p>
+            <w:pPr>
+              <w:spacing w:before="40" w:after="40" w:line="276" w:lineRule="auto"/>
+              <w:jc w:val="left"/>
+            </w:pPr>
             <w:r/>
+            <w:r>
+              <w:rPr>
+                <w:rFonts w:ascii="Microsoft YaHei" w:hAnsi="Microsoft YaHei" w:eastAsia="Microsoft YaHei"/>
+                <w:b w:val="0"/>
+                <w:i w:val="0"/>
+                <w:color w:val="24364B"/>
+                <w:sz w:val="17"/>
+              </w:rPr>
+            </w:r>
           </w:p>
         </w:tc>
         <w:tc>
           <w:tcPr>
-            <w:tcW w:type="dxa" w:w="1152"/>
+            <w:tcW w:type="dxa" w:w="1427"/>
+            <w:shd w:fill="FFF9E8"/>
+            <w:vAlign w:val="center"/>
+            <w:tcMar>
+              <w:top w:w="80" w:type="dxa"/>
+              <w:start w:w="120" w:type="dxa"/>
+              <w:bottom w:w="80" w:type="dxa"/>
+              <w:end w:w="120" w:type="dxa"/>
+            </w:tcMar>
           </w:tcPr>
           <w:p>
+            <w:pPr>
+              <w:spacing w:before="40" w:after="40" w:line="276" w:lineRule="auto"/>
+              <w:jc w:val="left"/>
+            </w:pPr>
             <w:r/>
+            <w:r>
+              <w:rPr>
+                <w:rFonts w:ascii="Microsoft YaHei" w:hAnsi="Microsoft YaHei" w:eastAsia="Microsoft YaHei"/>
+                <w:b w:val="0"/>
+                <w:i w:val="0"/>
+                <w:color w:val="24364B"/>
+                <w:sz w:val="17"/>
+              </w:rPr>
+            </w:r>
           </w:p>
         </w:tc>
         <w:tc>
           <w:tcPr>
-            <w:tcW w:type="dxa" w:w="1152"/>
+            <w:tcW w:type="dxa" w:w="1427"/>
+            <w:shd w:fill="FFF9E8"/>
+            <w:vAlign w:val="center"/>
+            <w:tcMar>
+              <w:top w:w="80" w:type="dxa"/>
+              <w:start w:w="120" w:type="dxa"/>
+              <w:bottom w:w="80" w:type="dxa"/>
+              <w:end w:w="120" w:type="dxa"/>
+            </w:tcMar>
           </w:tcPr>
           <w:p>
+            <w:pPr>
+              <w:spacing w:before="40" w:after="40" w:line="276" w:lineRule="auto"/>
+              <w:jc w:val="left"/>
+            </w:pPr>
             <w:r/>
+            <w:r>
+              <w:rPr>
+                <w:rFonts w:ascii="Microsoft YaHei" w:hAnsi="Microsoft YaHei" w:eastAsia="Microsoft YaHei"/>
+                <w:b w:val="0"/>
+                <w:i w:val="0"/>
+                <w:color w:val="24364B"/>
+                <w:sz w:val="17"/>
+              </w:rPr>
+            </w:r>
           </w:p>
         </w:tc>
         <w:tc>
           <w:tcPr>
-            <w:tcW w:type="dxa" w:w="1152"/>
+            <w:tcW w:type="dxa" w:w="1981"/>
+            <w:shd w:fill="FFF9E8"/>
+            <w:vAlign w:val="center"/>
+            <w:tcMar>
+              <w:top w:w="80" w:type="dxa"/>
+              <w:start w:w="120" w:type="dxa"/>
+              <w:bottom w:w="80" w:type="dxa"/>
+              <w:end w:w="120" w:type="dxa"/>
+            </w:tcMar>
           </w:tcPr>
           <w:p>
+            <w:pPr>
+              <w:spacing w:before="40" w:after="40" w:line="276" w:lineRule="auto"/>
+              <w:jc w:val="left"/>
+            </w:pPr>
             <w:r/>
+            <w:r>
+              <w:rPr>
+                <w:rFonts w:ascii="Microsoft YaHei" w:hAnsi="Microsoft YaHei" w:eastAsia="Microsoft YaHei"/>
+                <w:b w:val="0"/>
+                <w:i w:val="0"/>
+                <w:color w:val="24364B"/>
+                <w:sz w:val="17"/>
+              </w:rPr>
+            </w:r>
           </w:p>
         </w:tc>
         <w:tc>
           <w:tcPr>
-            <w:tcW w:type="dxa" w:w="1152"/>
+            <w:tcW w:type="dxa" w:w="2219"/>
+            <w:shd w:fill="FFF9E8"/>
+            <w:vAlign w:val="center"/>
+            <w:tcMar>
+              <w:top w:w="80" w:type="dxa"/>
+              <w:start w:w="120" w:type="dxa"/>
+              <w:bottom w:w="80" w:type="dxa"/>
+              <w:end w:w="120" w:type="dxa"/>
+            </w:tcMar>
           </w:tcPr>
           <w:p>
+            <w:pPr>
+              <w:spacing w:before="40" w:after="40" w:line="276" w:lineRule="auto"/>
+              <w:jc w:val="left"/>
+            </w:pPr>
             <w:r/>
+            <w:r>
+              <w:rPr>
+                <w:rFonts w:ascii="Microsoft YaHei" w:hAnsi="Microsoft YaHei" w:eastAsia="Microsoft YaHei"/>
+                <w:b w:val="0"/>
+                <w:i w:val="0"/>
+                <w:color w:val="24364B"/>
+                <w:sz w:val="17"/>
+              </w:rPr>
+            </w:r>
           </w:p>
         </w:tc>
         <w:tc>
           <w:tcPr>
-            <w:tcW w:type="dxa" w:w="1152"/>
+            <w:tcW w:type="dxa" w:w="1268"/>
+            <w:shd w:fill="FFF9E8"/>
+            <w:vAlign w:val="center"/>
+            <w:tcMar>
+              <w:top w:w="80" w:type="dxa"/>
+              <w:start w:w="120" w:type="dxa"/>
+              <w:bottom w:w="80" w:type="dxa"/>
+              <w:end w:w="120" w:type="dxa"/>
+            </w:tcMar>
           </w:tcPr>
           <w:p>
+            <w:pPr>
+              <w:spacing w:before="40" w:after="40" w:line="276" w:lineRule="auto"/>
+              <w:jc w:val="left"/>
+            </w:pPr>
             <w:r/>
+            <w:r>
+              <w:rPr>
+                <w:rFonts w:ascii="Microsoft YaHei" w:hAnsi="Microsoft YaHei" w:eastAsia="Microsoft YaHei"/>
+                <w:b w:val="0"/>
+                <w:i w:val="0"/>
+                <w:color w:val="24364B"/>
+                <w:sz w:val="17"/>
+              </w:rPr>
+            </w:r>
           </w:p>
         </w:tc>
         <w:tc>
           <w:tcPr>
-            <w:tcW w:type="dxa" w:w="1152"/>
+            <w:tcW w:type="dxa" w:w="2060"/>
+            <w:shd w:fill="FFF9E8"/>
+            <w:vAlign w:val="center"/>
+            <w:tcMar>
+              <w:top w:w="80" w:type="dxa"/>
+              <w:start w:w="120" w:type="dxa"/>
+              <w:bottom w:w="80" w:type="dxa"/>
+              <w:end w:w="120" w:type="dxa"/>
+            </w:tcMar>
           </w:tcPr>
           <w:p>
+            <w:pPr>
+              <w:spacing w:before="40" w:after="40" w:line="276" w:lineRule="auto"/>
+              <w:jc w:val="left"/>
+            </w:pPr>
             <w:r/>
+            <w:r>
+              <w:rPr>
+                <w:rFonts w:ascii="Microsoft YaHei" w:hAnsi="Microsoft YaHei" w:eastAsia="Microsoft YaHei"/>
+                <w:b w:val="0"/>
+                <w:i w:val="0"/>
+                <w:color w:val="24364B"/>
+                <w:sz w:val="17"/>
+              </w:rPr>
+            </w:r>
           </w:p>
         </w:tc>
       </w:tr>
       <w:tr>
+        <w:trPr>
+          <w:cantSplit/>
+          <w:cantSplit/>
+          <w:cantSplit/>
+          <w:cantSplit/>
+          <w:cantSplit/>
+        </w:trPr>
         <w:tc>
           <w:tcPr>
-            <w:tcW w:type="dxa" w:w="1152"/>
+            <w:tcW w:type="dxa" w:w="793"/>
+            <w:shd w:fill="FFFFFF"/>
+            <w:vAlign w:val="center"/>
+            <w:tcMar>
+              <w:top w:w="80" w:type="dxa"/>
+              <w:start w:w="120" w:type="dxa"/>
+              <w:bottom w:w="80" w:type="dxa"/>
+              <w:end w:w="120" w:type="dxa"/>
+            </w:tcMar>
           </w:tcPr>
           <w:p>
+            <w:pPr>
+              <w:spacing w:before="40" w:after="40" w:line="276" w:lineRule="auto"/>
+              <w:jc w:val="center"/>
+            </w:pPr>
             <w:r/>
+            <w:r>
+              <w:rPr>
+                <w:rFonts w:ascii="Microsoft YaHei" w:hAnsi="Microsoft YaHei" w:eastAsia="Microsoft YaHei"/>
+                <w:b w:val="0"/>
+                <w:i w:val="0"/>
+                <w:color w:val="667A90"/>
+                <w:sz w:val="17"/>
+              </w:rPr>
+              <w:t>7</w:t>
+            </w:r>
           </w:p>
         </w:tc>
         <w:tc>
           <w:tcPr>
-            <w:tcW w:type="dxa" w:w="1152"/>
+            <w:tcW w:type="dxa" w:w="2378"/>
+            <w:shd w:fill="FFF9E8"/>
+            <w:vAlign w:val="center"/>
+            <w:tcMar>
+              <w:top w:w="80" w:type="dxa"/>
+              <w:start w:w="120" w:type="dxa"/>
+              <w:bottom w:w="80" w:type="dxa"/>
+              <w:end w:w="120" w:type="dxa"/>
+            </w:tcMar>
           </w:tcPr>
           <w:p>
+            <w:pPr>
+              <w:spacing w:before="40" w:after="40" w:line="276" w:lineRule="auto"/>
+              <w:jc w:val="left"/>
+            </w:pPr>
             <w:r/>
+            <w:r>
+              <w:rPr>
+                <w:rFonts w:ascii="Microsoft YaHei" w:hAnsi="Microsoft YaHei" w:eastAsia="Microsoft YaHei"/>
+                <w:b w:val="0"/>
+                <w:i w:val="0"/>
+                <w:color w:val="24364B"/>
+                <w:sz w:val="17"/>
+              </w:rPr>
+            </w:r>
           </w:p>
         </w:tc>
         <w:tc>
           <w:tcPr>
-            <w:tcW w:type="dxa" w:w="1152"/>
+            <w:tcW w:type="dxa" w:w="1347"/>
+            <w:shd w:fill="FFF9E8"/>
+            <w:vAlign w:val="center"/>
+            <w:tcMar>
+              <w:top w:w="80" w:type="dxa"/>
+              <w:start w:w="120" w:type="dxa"/>
+              <w:bottom w:w="80" w:type="dxa"/>
+              <w:end w:w="120" w:type="dxa"/>
+            </w:tcMar>
           </w:tcPr>
           <w:p>
+            <w:pPr>
+              <w:spacing w:before="40" w:after="40" w:line="276" w:lineRule="auto"/>
+              <w:jc w:val="left"/>
+            </w:pPr>
             <w:r/>
+            <w:r>
+              <w:rPr>
+                <w:rFonts w:ascii="Microsoft YaHei" w:hAnsi="Microsoft YaHei" w:eastAsia="Microsoft YaHei"/>
+                <w:b w:val="0"/>
+                <w:i w:val="0"/>
+                <w:color w:val="24364B"/>
+                <w:sz w:val="17"/>
+              </w:rPr>
+            </w:r>
           </w:p>
         </w:tc>
         <w:tc>
           <w:tcPr>
-            <w:tcW w:type="dxa" w:w="1152"/>
+            <w:tcW w:type="dxa" w:w="1427"/>
+            <w:shd w:fill="FFF9E8"/>
+            <w:vAlign w:val="center"/>
+            <w:tcMar>
+              <w:top w:w="80" w:type="dxa"/>
+              <w:start w:w="120" w:type="dxa"/>
+              <w:bottom w:w="80" w:type="dxa"/>
+              <w:end w:w="120" w:type="dxa"/>
+            </w:tcMar>
           </w:tcPr>
           <w:p>
+            <w:pPr>
+              <w:spacing w:before="40" w:after="40" w:line="276" w:lineRule="auto"/>
+              <w:jc w:val="left"/>
+            </w:pPr>
             <w:r/>
+            <w:r>
+              <w:rPr>
+                <w:rFonts w:ascii="Microsoft YaHei" w:hAnsi="Microsoft YaHei" w:eastAsia="Microsoft YaHei"/>
+                <w:b w:val="0"/>
+                <w:i w:val="0"/>
+                <w:color w:val="24364B"/>
+                <w:sz w:val="17"/>
+              </w:rPr>
+            </w:r>
           </w:p>
         </w:tc>
         <w:tc>
           <w:tcPr>
-            <w:tcW w:type="dxa" w:w="1152"/>
+            <w:tcW w:type="dxa" w:w="1427"/>
+            <w:shd w:fill="FFF9E8"/>
+            <w:vAlign w:val="center"/>
+            <w:tcMar>
+              <w:top w:w="80" w:type="dxa"/>
+              <w:start w:w="120" w:type="dxa"/>
+              <w:bottom w:w="80" w:type="dxa"/>
+              <w:end w:w="120" w:type="dxa"/>
+            </w:tcMar>
           </w:tcPr>
           <w:p>
+            <w:pPr>
+              <w:spacing w:before="40" w:after="40" w:line="276" w:lineRule="auto"/>
+              <w:jc w:val="left"/>
+            </w:pPr>
             <w:r/>
+            <w:r>
+              <w:rPr>
+                <w:rFonts w:ascii="Microsoft YaHei" w:hAnsi="Microsoft YaHei" w:eastAsia="Microsoft YaHei"/>
+                <w:b w:val="0"/>
+                <w:i w:val="0"/>
+                <w:color w:val="24364B"/>
+                <w:sz w:val="17"/>
+              </w:rPr>
+            </w:r>
           </w:p>
         </w:tc>
         <w:tc>
           <w:tcPr>
-            <w:tcW w:type="dxa" w:w="1152"/>
+            <w:tcW w:type="dxa" w:w="1981"/>
+            <w:shd w:fill="FFF9E8"/>
+            <w:vAlign w:val="center"/>
+            <w:tcMar>
+              <w:top w:w="80" w:type="dxa"/>
+              <w:start w:w="120" w:type="dxa"/>
+              <w:bottom w:w="80" w:type="dxa"/>
+              <w:end w:w="120" w:type="dxa"/>
+            </w:tcMar>
           </w:tcPr>
           <w:p>
+            <w:pPr>
+              <w:spacing w:before="40" w:after="40" w:line="276" w:lineRule="auto"/>
+              <w:jc w:val="left"/>
+            </w:pPr>
             <w:r/>
+            <w:r>
+              <w:rPr>
+                <w:rFonts w:ascii="Microsoft YaHei" w:hAnsi="Microsoft YaHei" w:eastAsia="Microsoft YaHei"/>
+                <w:b w:val="0"/>
+                <w:i w:val="0"/>
+                <w:color w:val="24364B"/>
+                <w:sz w:val="17"/>
+              </w:rPr>
+            </w:r>
           </w:p>
         </w:tc>
         <w:tc>
           <w:tcPr>
-            <w:tcW w:type="dxa" w:w="1152"/>
+            <w:tcW w:type="dxa" w:w="2219"/>
+            <w:shd w:fill="FFF9E8"/>
+            <w:vAlign w:val="center"/>
+            <w:tcMar>
+              <w:top w:w="80" w:type="dxa"/>
+              <w:start w:w="120" w:type="dxa"/>
+              <w:bottom w:w="80" w:type="dxa"/>
+              <w:end w:w="120" w:type="dxa"/>
+            </w:tcMar>
           </w:tcPr>
           <w:p>
+            <w:pPr>
+              <w:spacing w:before="40" w:after="40" w:line="276" w:lineRule="auto"/>
+              <w:jc w:val="left"/>
+            </w:pPr>
             <w:r/>
+            <w:r>
+              <w:rPr>
+                <w:rFonts w:ascii="Microsoft YaHei" w:hAnsi="Microsoft YaHei" w:eastAsia="Microsoft YaHei"/>
+                <w:b w:val="0"/>
+                <w:i w:val="0"/>
+                <w:color w:val="24364B"/>
+                <w:sz w:val="17"/>
+              </w:rPr>
+            </w:r>
           </w:p>
         </w:tc>
         <w:tc>
           <w:tcPr>
-            <w:tcW w:type="dxa" w:w="1152"/>
+            <w:tcW w:type="dxa" w:w="1268"/>
+            <w:shd w:fill="FFF9E8"/>
+            <w:vAlign w:val="center"/>
+            <w:tcMar>
+              <w:top w:w="80" w:type="dxa"/>
+              <w:start w:w="120" w:type="dxa"/>
+              <w:bottom w:w="80" w:type="dxa"/>
+              <w:end w:w="120" w:type="dxa"/>
+            </w:tcMar>
           </w:tcPr>
           <w:p>
+            <w:pPr>
+              <w:spacing w:before="40" w:after="40" w:line="276" w:lineRule="auto"/>
+              <w:jc w:val="left"/>
+            </w:pPr>
             <w:r/>
+            <w:r>
+              <w:rPr>
+                <w:rFonts w:ascii="Microsoft YaHei" w:hAnsi="Microsoft YaHei" w:eastAsia="Microsoft YaHei"/>
+                <w:b w:val="0"/>
+                <w:i w:val="0"/>
+                <w:color w:val="24364B"/>
+                <w:sz w:val="17"/>
+              </w:rPr>
+            </w:r>
           </w:p>
         </w:tc>
         <w:tc>
           <w:tcPr>
-            <w:tcW w:type="dxa" w:w="1152"/>
+            <w:tcW w:type="dxa" w:w="2060"/>
+            <w:shd w:fill="FFF9E8"/>
+            <w:vAlign w:val="center"/>
+            <w:tcMar>
+              <w:top w:w="80" w:type="dxa"/>
+              <w:start w:w="120" w:type="dxa"/>
+              <w:bottom w:w="80" w:type="dxa"/>
+              <w:end w:w="120" w:type="dxa"/>
+            </w:tcMar>
           </w:tcPr>
           <w:p>
+            <w:pPr>
+              <w:spacing w:before="40" w:after="40" w:line="276" w:lineRule="auto"/>
+              <w:jc w:val="left"/>
+            </w:pPr>
             <w:r/>
+            <w:r>
+              <w:rPr>
+                <w:rFonts w:ascii="Microsoft YaHei" w:hAnsi="Microsoft YaHei" w:eastAsia="Microsoft YaHei"/>
+                <w:b w:val="0"/>
+                <w:i w:val="0"/>
+                <w:color w:val="24364B"/>
+                <w:sz w:val="17"/>
+              </w:rPr>
+            </w:r>
           </w:p>
         </w:tc>
       </w:tr>
       <w:tr>
+        <w:trPr>
+          <w:cantSplit/>
+          <w:cantSplit/>
+          <w:cantSplit/>
+          <w:cantSplit/>
+        </w:trPr>
         <w:tc>
           <w:tcPr>
-            <w:tcW w:type="dxa" w:w="1152"/>
+            <w:tcW w:type="dxa" w:w="793"/>
+            <w:shd w:fill="FFFFFF"/>
+            <w:vAlign w:val="center"/>
+            <w:tcMar>
+              <w:top w:w="80" w:type="dxa"/>
+              <w:start w:w="120" w:type="dxa"/>
+              <w:bottom w:w="80" w:type="dxa"/>
+              <w:end w:w="120" w:type="dxa"/>
+            </w:tcMar>
           </w:tcPr>
           <w:p>
+            <w:pPr>
+              <w:spacing w:before="40" w:after="40" w:line="276" w:lineRule="auto"/>
+              <w:jc w:val="center"/>
+            </w:pPr>
             <w:r/>
+            <w:r>
+              <w:rPr>
+                <w:rFonts w:ascii="Microsoft YaHei" w:hAnsi="Microsoft YaHei" w:eastAsia="Microsoft YaHei"/>
+                <w:b w:val="0"/>
+                <w:i w:val="0"/>
+                <w:color w:val="667A90"/>
+                <w:sz w:val="17"/>
+              </w:rPr>
+              <w:t>8</w:t>
+            </w:r>
           </w:p>
         </w:tc>
         <w:tc>
           <w:tcPr>
-            <w:tcW w:type="dxa" w:w="1152"/>
+            <w:tcW w:type="dxa" w:w="2378"/>
+            <w:shd w:fill="FFF9E8"/>
+            <w:vAlign w:val="center"/>
+            <w:tcMar>
+              <w:top w:w="80" w:type="dxa"/>
+              <w:start w:w="120" w:type="dxa"/>
+              <w:bottom w:w="80" w:type="dxa"/>
+              <w:end w:w="120" w:type="dxa"/>
+            </w:tcMar>
           </w:tcPr>
           <w:p>
+            <w:pPr>
+              <w:spacing w:before="40" w:after="40" w:line="276" w:lineRule="auto"/>
+              <w:jc w:val="left"/>
+            </w:pPr>
             <w:r/>
+            <w:r>
+              <w:rPr>
+                <w:rFonts w:ascii="Microsoft YaHei" w:hAnsi="Microsoft YaHei" w:eastAsia="Microsoft YaHei"/>
+                <w:b w:val="0"/>
+                <w:i w:val="0"/>
+                <w:color w:val="24364B"/>
+                <w:sz w:val="17"/>
+              </w:rPr>
+            </w:r>
           </w:p>
         </w:tc>
         <w:tc>
           <w:tcPr>
-            <w:tcW w:type="dxa" w:w="1152"/>
+            <w:tcW w:type="dxa" w:w="1347"/>
+            <w:shd w:fill="FFF9E8"/>
+            <w:vAlign w:val="center"/>
+            <w:tcMar>
+              <w:top w:w="80" w:type="dxa"/>
+              <w:start w:w="120" w:type="dxa"/>
+              <w:bottom w:w="80" w:type="dxa"/>
+              <w:end w:w="120" w:type="dxa"/>
+            </w:tcMar>
           </w:tcPr>
           <w:p>
+            <w:pPr>
+              <w:spacing w:before="40" w:after="40" w:line="276" w:lineRule="auto"/>
+              <w:jc w:val="left"/>
+            </w:pPr>
             <w:r/>
+            <w:r>
+              <w:rPr>
+                <w:rFonts w:ascii="Microsoft YaHei" w:hAnsi="Microsoft YaHei" w:eastAsia="Microsoft YaHei"/>
+                <w:b w:val="0"/>
+                <w:i w:val="0"/>
+                <w:color w:val="24364B"/>
+                <w:sz w:val="17"/>
+              </w:rPr>
+            </w:r>
           </w:p>
         </w:tc>
         <w:tc>
           <w:tcPr>
-            <w:tcW w:type="dxa" w:w="1152"/>
+            <w:tcW w:type="dxa" w:w="1427"/>
+            <w:shd w:fill="FFF9E8"/>
+            <w:vAlign w:val="center"/>
+            <w:tcMar>
+              <w:top w:w="80" w:type="dxa"/>
+              <w:start w:w="120" w:type="dxa"/>
+              <w:bottom w:w="80" w:type="dxa"/>
+              <w:end w:w="120" w:type="dxa"/>
+            </w:tcMar>
           </w:tcPr>
           <w:p>
+            <w:pPr>
+              <w:spacing w:before="40" w:after="40" w:line="276" w:lineRule="auto"/>
+              <w:jc w:val="left"/>
+            </w:pPr>
             <w:r/>
+            <w:r>
+              <w:rPr>
+                <w:rFonts w:ascii="Microsoft YaHei" w:hAnsi="Microsoft YaHei" w:eastAsia="Microsoft YaHei"/>
+                <w:b w:val="0"/>
+                <w:i w:val="0"/>
+                <w:color w:val="24364B"/>
+                <w:sz w:val="17"/>
+              </w:rPr>
+            </w:r>
           </w:p>
         </w:tc>
         <w:tc>
           <w:tcPr>
-            <w:tcW w:type="dxa" w:w="1152"/>
+            <w:tcW w:type="dxa" w:w="1427"/>
+            <w:shd w:fill="FFF9E8"/>
+            <w:vAlign w:val="center"/>
+            <w:tcMar>
+              <w:top w:w="80" w:type="dxa"/>
+              <w:start w:w="120" w:type="dxa"/>
+              <w:bottom w:w="80" w:type="dxa"/>
+              <w:end w:w="120" w:type="dxa"/>
+            </w:tcMar>
           </w:tcPr>
           <w:p>
+            <w:pPr>
+              <w:spacing w:before="40" w:after="40" w:line="276" w:lineRule="auto"/>
+              <w:jc w:val="left"/>
+            </w:pPr>
             <w:r/>
+            <w:r>
+              <w:rPr>
+                <w:rFonts w:ascii="Microsoft YaHei" w:hAnsi="Microsoft YaHei" w:eastAsia="Microsoft YaHei"/>
+                <w:b w:val="0"/>
+                <w:i w:val="0"/>
+                <w:color w:val="24364B"/>
+                <w:sz w:val="17"/>
+              </w:rPr>
+            </w:r>
           </w:p>
         </w:tc>
         <w:tc>
           <w:tcPr>
-            <w:tcW w:type="dxa" w:w="1152"/>
+            <w:tcW w:type="dxa" w:w="1981"/>
+            <w:shd w:fill="FFF9E8"/>
+            <w:vAlign w:val="center"/>
+            <w:tcMar>
+              <w:top w:w="80" w:type="dxa"/>
+              <w:start w:w="120" w:type="dxa"/>
+              <w:bottom w:w="80" w:type="dxa"/>
+              <w:end w:w="120" w:type="dxa"/>
+            </w:tcMar>
           </w:tcPr>
           <w:p>
+            <w:pPr>
+              <w:spacing w:before="40" w:after="40" w:line="276" w:lineRule="auto"/>
+              <w:jc w:val="left"/>
+            </w:pPr>
             <w:r/>
+            <w:r>
+              <w:rPr>
+                <w:rFonts w:ascii="Microsoft YaHei" w:hAnsi="Microsoft YaHei" w:eastAsia="Microsoft YaHei"/>
+                <w:b w:val="0"/>
+                <w:i w:val="0"/>
+                <w:color w:val="24364B"/>
+                <w:sz w:val="17"/>
+              </w:rPr>
+            </w:r>
           </w:p>
         </w:tc>
         <w:tc>
           <w:tcPr>
-            <w:tcW w:type="dxa" w:w="1152"/>
+            <w:tcW w:type="dxa" w:w="2219"/>
+            <w:shd w:fill="FFF9E8"/>
+            <w:vAlign w:val="center"/>
+            <w:tcMar>
+              <w:top w:w="80" w:type="dxa"/>
+              <w:start w:w="120" w:type="dxa"/>
+              <w:bottom w:w="80" w:type="dxa"/>
+              <w:end w:w="120" w:type="dxa"/>
+            </w:tcMar>
           </w:tcPr>
           <w:p>
+            <w:pPr>
+              <w:spacing w:before="40" w:after="40" w:line="276" w:lineRule="auto"/>
+              <w:jc w:val="left"/>
+            </w:pPr>
             <w:r/>
+            <w:r>
+              <w:rPr>
+                <w:rFonts w:ascii="Microsoft YaHei" w:hAnsi="Microsoft YaHei" w:eastAsia="Microsoft YaHei"/>
+                <w:b w:val="0"/>
+                <w:i w:val="0"/>
+                <w:color w:val="24364B"/>
+                <w:sz w:val="17"/>
+              </w:rPr>
+            </w:r>
           </w:p>
         </w:tc>
         <w:tc>
           <w:tcPr>
-            <w:tcW w:type="dxa" w:w="1152"/>
+            <w:tcW w:type="dxa" w:w="1268"/>
+            <w:shd w:fill="FFF9E8"/>
+            <w:vAlign w:val="center"/>
+            <w:tcMar>
+              <w:top w:w="80" w:type="dxa"/>
+              <w:start w:w="120" w:type="dxa"/>
+              <w:bottom w:w="80" w:type="dxa"/>
+              <w:end w:w="120" w:type="dxa"/>
+            </w:tcMar>
           </w:tcPr>
           <w:p>
+            <w:pPr>
+              <w:spacing w:before="40" w:after="40" w:line="276" w:lineRule="auto"/>
+              <w:jc w:val="left"/>
+            </w:pPr>
             <w:r/>
+            <w:r>
+              <w:rPr>
+                <w:rFonts w:ascii="Microsoft YaHei" w:hAnsi="Microsoft YaHei" w:eastAsia="Microsoft YaHei"/>
+                <w:b w:val="0"/>
+                <w:i w:val="0"/>
+                <w:color w:val="24364B"/>
+                <w:sz w:val="17"/>
+              </w:rPr>
+            </w:r>
           </w:p>
         </w:tc>
         <w:tc>
           <w:tcPr>
-            <w:tcW w:type="dxa" w:w="1152"/>
+            <w:tcW w:type="dxa" w:w="2060"/>
+            <w:shd w:fill="FFF9E8"/>
+            <w:vAlign w:val="center"/>
+            <w:tcMar>
+              <w:top w:w="80" w:type="dxa"/>
+              <w:start w:w="120" w:type="dxa"/>
+              <w:bottom w:w="80" w:type="dxa"/>
+              <w:end w:w="120" w:type="dxa"/>
+            </w:tcMar>
           </w:tcPr>
           <w:p>
+            <w:pPr>
+              <w:spacing w:before="40" w:after="40" w:line="276" w:lineRule="auto"/>
+              <w:jc w:val="left"/>
+            </w:pPr>
             <w:r/>
+            <w:r>
+              <w:rPr>
+                <w:rFonts w:ascii="Microsoft YaHei" w:hAnsi="Microsoft YaHei" w:eastAsia="Microsoft YaHei"/>
+                <w:b w:val="0"/>
+                <w:i w:val="0"/>
+                <w:color w:val="24364B"/>
+                <w:sz w:val="17"/>
+              </w:rPr>
+            </w:r>
+          </w:p>
+        </w:tc>
+      </w:tr>
+      <w:tr>
+        <w:trPr>
+          <w:cantSplit/>
+          <w:cantSplit/>
+          <w:cantSplit/>
+        </w:trPr>
+        <w:tc>
+          <w:tcPr>
+            <w:tcW w:type="dxa" w:w="793"/>
+            <w:shd w:fill="FFFFFF"/>
+            <w:vAlign w:val="center"/>
+            <w:tcMar>
+              <w:top w:w="80" w:type="dxa"/>
+              <w:start w:w="120" w:type="dxa"/>
+              <w:bottom w:w="80" w:type="dxa"/>
+              <w:end w:w="120" w:type="dxa"/>
+            </w:tcMar>
+          </w:tcPr>
+          <w:p>
+            <w:pPr>
+              <w:spacing w:before="40" w:after="40" w:line="276" w:lineRule="auto"/>
+              <w:jc w:val="center"/>
+            </w:pPr>
+            <w:r/>
+            <w:r>
+              <w:rPr>
+                <w:rFonts w:ascii="Microsoft YaHei" w:hAnsi="Microsoft YaHei" w:eastAsia="Microsoft YaHei"/>
+                <w:b w:val="0"/>
+                <w:i w:val="0"/>
+                <w:color w:val="667A90"/>
+                <w:sz w:val="17"/>
+              </w:rPr>
+              <w:t>9</w:t>
+            </w:r>
+          </w:p>
+        </w:tc>
+        <w:tc>
+          <w:tcPr>
+            <w:tcW w:type="dxa" w:w="2378"/>
+            <w:shd w:fill="FFF9E8"/>
+            <w:vAlign w:val="center"/>
+            <w:tcMar>
+              <w:top w:w="80" w:type="dxa"/>
+              <w:start w:w="120" w:type="dxa"/>
+              <w:bottom w:w="80" w:type="dxa"/>
+              <w:end w:w="120" w:type="dxa"/>
+            </w:tcMar>
+          </w:tcPr>
+          <w:p>
+            <w:pPr>
+              <w:spacing w:before="40" w:after="40" w:line="276" w:lineRule="auto"/>
+              <w:jc w:val="left"/>
+            </w:pPr>
+            <w:r/>
+            <w:r>
+              <w:rPr>
+                <w:rFonts w:ascii="Microsoft YaHei" w:hAnsi="Microsoft YaHei" w:eastAsia="Microsoft YaHei"/>
+                <w:b w:val="0"/>
+                <w:i w:val="0"/>
+                <w:color w:val="24364B"/>
+                <w:sz w:val="17"/>
+              </w:rPr>
+            </w:r>
+          </w:p>
+        </w:tc>
+        <w:tc>
+          <w:tcPr>
+            <w:tcW w:type="dxa" w:w="1347"/>
+            <w:shd w:fill="FFF9E8"/>
+            <w:vAlign w:val="center"/>
+            <w:tcMar>
+              <w:top w:w="80" w:type="dxa"/>
+              <w:start w:w="120" w:type="dxa"/>
+              <w:bottom w:w="80" w:type="dxa"/>
+              <w:end w:w="120" w:type="dxa"/>
+            </w:tcMar>
+          </w:tcPr>
+          <w:p>
+            <w:pPr>
+              <w:spacing w:before="40" w:after="40" w:line="276" w:lineRule="auto"/>
+              <w:jc w:val="left"/>
+            </w:pPr>
+            <w:r/>
+            <w:r>
+              <w:rPr>
+                <w:rFonts w:ascii="Microsoft YaHei" w:hAnsi="Microsoft YaHei" w:eastAsia="Microsoft YaHei"/>
+                <w:b w:val="0"/>
+                <w:i w:val="0"/>
+                <w:color w:val="24364B"/>
+                <w:sz w:val="17"/>
+              </w:rPr>
+            </w:r>
+          </w:p>
+        </w:tc>
+        <w:tc>
+          <w:tcPr>
+            <w:tcW w:type="dxa" w:w="1427"/>
+            <w:shd w:fill="FFF9E8"/>
+            <w:vAlign w:val="center"/>
+            <w:tcMar>
+              <w:top w:w="80" w:type="dxa"/>
+              <w:start w:w="120" w:type="dxa"/>
+              <w:bottom w:w="80" w:type="dxa"/>
+              <w:end w:w="120" w:type="dxa"/>
+            </w:tcMar>
+          </w:tcPr>
+          <w:p>
+            <w:pPr>
+              <w:spacing w:before="40" w:after="40" w:line="276" w:lineRule="auto"/>
+              <w:jc w:val="left"/>
+            </w:pPr>
+            <w:r/>
+            <w:r>
+              <w:rPr>
+                <w:rFonts w:ascii="Microsoft YaHei" w:hAnsi="Microsoft YaHei" w:eastAsia="Microsoft YaHei"/>
+                <w:b w:val="0"/>
+                <w:i w:val="0"/>
+                <w:color w:val="24364B"/>
+                <w:sz w:val="17"/>
+              </w:rPr>
+            </w:r>
+          </w:p>
+        </w:tc>
+        <w:tc>
+          <w:tcPr>
+            <w:tcW w:type="dxa" w:w="1427"/>
+            <w:shd w:fill="FFF9E8"/>
+            <w:vAlign w:val="center"/>
+            <w:tcMar>
+              <w:top w:w="80" w:type="dxa"/>
+              <w:start w:w="120" w:type="dxa"/>
+              <w:bottom w:w="80" w:type="dxa"/>
+              <w:end w:w="120" w:type="dxa"/>
+            </w:tcMar>
+          </w:tcPr>
+          <w:p>
+            <w:pPr>
+              <w:spacing w:before="40" w:after="40" w:line="276" w:lineRule="auto"/>
+              <w:jc w:val="left"/>
+            </w:pPr>
+            <w:r/>
+            <w:r>
+              <w:rPr>
+                <w:rFonts w:ascii="Microsoft YaHei" w:hAnsi="Microsoft YaHei" w:eastAsia="Microsoft YaHei"/>
+                <w:b w:val="0"/>
+                <w:i w:val="0"/>
+                <w:color w:val="24364B"/>
+                <w:sz w:val="17"/>
+              </w:rPr>
+            </w:r>
+          </w:p>
+        </w:tc>
+        <w:tc>
+          <w:tcPr>
+            <w:tcW w:type="dxa" w:w="1981"/>
+            <w:shd w:fill="FFF9E8"/>
+            <w:vAlign w:val="center"/>
+            <w:tcMar>
+              <w:top w:w="80" w:type="dxa"/>
+              <w:start w:w="120" w:type="dxa"/>
+              <w:bottom w:w="80" w:type="dxa"/>
+              <w:end w:w="120" w:type="dxa"/>
+            </w:tcMar>
+          </w:tcPr>
+          <w:p>
+            <w:pPr>
+              <w:spacing w:before="40" w:after="40" w:line="276" w:lineRule="auto"/>
+              <w:jc w:val="left"/>
+            </w:pPr>
+            <w:r/>
+            <w:r>
+              <w:rPr>
+                <w:rFonts w:ascii="Microsoft YaHei" w:hAnsi="Microsoft YaHei" w:eastAsia="Microsoft YaHei"/>
+                <w:b w:val="0"/>
+                <w:i w:val="0"/>
+                <w:color w:val="24364B"/>
+                <w:sz w:val="17"/>
+              </w:rPr>
+            </w:r>
+          </w:p>
+        </w:tc>
+        <w:tc>
+          <w:tcPr>
+            <w:tcW w:type="dxa" w:w="2219"/>
+            <w:shd w:fill="FFF9E8"/>
+            <w:vAlign w:val="center"/>
+            <w:tcMar>
+              <w:top w:w="80" w:type="dxa"/>
+              <w:start w:w="120" w:type="dxa"/>
+              <w:bottom w:w="80" w:type="dxa"/>
+              <w:end w:w="120" w:type="dxa"/>
+            </w:tcMar>
+          </w:tcPr>
+          <w:p>
+            <w:pPr>
+              <w:spacing w:before="40" w:after="40" w:line="276" w:lineRule="auto"/>
+              <w:jc w:val="left"/>
+            </w:pPr>
+            <w:r/>
+            <w:r>
+              <w:rPr>
+                <w:rFonts w:ascii="Microsoft YaHei" w:hAnsi="Microsoft YaHei" w:eastAsia="Microsoft YaHei"/>
+                <w:b w:val="0"/>
+                <w:i w:val="0"/>
+                <w:color w:val="24364B"/>
+                <w:sz w:val="17"/>
+              </w:rPr>
+            </w:r>
+          </w:p>
+        </w:tc>
+        <w:tc>
+          <w:tcPr>
+            <w:tcW w:type="dxa" w:w="1268"/>
+            <w:shd w:fill="FFF9E8"/>
+            <w:vAlign w:val="center"/>
+            <w:tcMar>
+              <w:top w:w="80" w:type="dxa"/>
+              <w:start w:w="120" w:type="dxa"/>
+              <w:bottom w:w="80" w:type="dxa"/>
+              <w:end w:w="120" w:type="dxa"/>
+            </w:tcMar>
+          </w:tcPr>
+          <w:p>
+            <w:pPr>
+              <w:spacing w:before="40" w:after="40" w:line="276" w:lineRule="auto"/>
+              <w:jc w:val="left"/>
+            </w:pPr>
+            <w:r/>
+            <w:r>
+              <w:rPr>
+                <w:rFonts w:ascii="Microsoft YaHei" w:hAnsi="Microsoft YaHei" w:eastAsia="Microsoft YaHei"/>
+                <w:b w:val="0"/>
+                <w:i w:val="0"/>
+                <w:color w:val="24364B"/>
+                <w:sz w:val="17"/>
+              </w:rPr>
+            </w:r>
+          </w:p>
+        </w:tc>
+        <w:tc>
+          <w:tcPr>
+            <w:tcW w:type="dxa" w:w="2060"/>
+            <w:shd w:fill="FFF9E8"/>
+            <w:vAlign w:val="center"/>
+            <w:tcMar>
+              <w:top w:w="80" w:type="dxa"/>
+              <w:start w:w="120" w:type="dxa"/>
+              <w:bottom w:w="80" w:type="dxa"/>
+              <w:end w:w="120" w:type="dxa"/>
+            </w:tcMar>
+          </w:tcPr>
+          <w:p>
+            <w:pPr>
+              <w:spacing w:before="40" w:after="40" w:line="276" w:lineRule="auto"/>
+              <w:jc w:val="left"/>
+            </w:pPr>
+            <w:r/>
+            <w:r>
+              <w:rPr>
+                <w:rFonts w:ascii="Microsoft YaHei" w:hAnsi="Microsoft YaHei" w:eastAsia="Microsoft YaHei"/>
+                <w:b w:val="0"/>
+                <w:i w:val="0"/>
+                <w:color w:val="24364B"/>
+                <w:sz w:val="17"/>
+              </w:rPr>
+            </w:r>
+          </w:p>
+        </w:tc>
+      </w:tr>
+      <w:tr>
+        <w:trPr>
+          <w:cantSplit/>
+          <w:cantSplit/>
+        </w:trPr>
+        <w:tc>
+          <w:tcPr>
+            <w:tcW w:type="dxa" w:w="793"/>
+            <w:shd w:fill="FFFFFF"/>
+            <w:vAlign w:val="center"/>
+            <w:tcMar>
+              <w:top w:w="80" w:type="dxa"/>
+              <w:start w:w="120" w:type="dxa"/>
+              <w:bottom w:w="80" w:type="dxa"/>
+              <w:end w:w="120" w:type="dxa"/>
+            </w:tcMar>
+          </w:tcPr>
+          <w:p>
+            <w:pPr>
+              <w:spacing w:before="40" w:after="40" w:line="276" w:lineRule="auto"/>
+              <w:jc w:val="center"/>
+            </w:pPr>
+            <w:r/>
+            <w:r>
+              <w:rPr>
+                <w:rFonts w:ascii="Microsoft YaHei" w:hAnsi="Microsoft YaHei" w:eastAsia="Microsoft YaHei"/>
+                <w:b w:val="0"/>
+                <w:i w:val="0"/>
+                <w:color w:val="667A90"/>
+                <w:sz w:val="17"/>
+              </w:rPr>
+              <w:t>10</w:t>
+            </w:r>
+          </w:p>
+        </w:tc>
+        <w:tc>
+          <w:tcPr>
+            <w:tcW w:type="dxa" w:w="2378"/>
+            <w:shd w:fill="FFF9E8"/>
+            <w:vAlign w:val="center"/>
+            <w:tcMar>
+              <w:top w:w="80" w:type="dxa"/>
+              <w:start w:w="120" w:type="dxa"/>
+              <w:bottom w:w="80" w:type="dxa"/>
+              <w:end w:w="120" w:type="dxa"/>
+            </w:tcMar>
+          </w:tcPr>
+          <w:p>
+            <w:pPr>
+              <w:spacing w:before="40" w:after="40" w:line="276" w:lineRule="auto"/>
+              <w:jc w:val="left"/>
+            </w:pPr>
+            <w:r/>
+            <w:r>
+              <w:rPr>
+                <w:rFonts w:ascii="Microsoft YaHei" w:hAnsi="Microsoft YaHei" w:eastAsia="Microsoft YaHei"/>
+                <w:b w:val="0"/>
+                <w:i w:val="0"/>
+                <w:color w:val="24364B"/>
+                <w:sz w:val="17"/>
+              </w:rPr>
+            </w:r>
+          </w:p>
+        </w:tc>
+        <w:tc>
+          <w:tcPr>
+            <w:tcW w:type="dxa" w:w="1347"/>
+            <w:shd w:fill="FFF9E8"/>
+            <w:vAlign w:val="center"/>
+            <w:tcMar>
+              <w:top w:w="80" w:type="dxa"/>
+              <w:start w:w="120" w:type="dxa"/>
+              <w:bottom w:w="80" w:type="dxa"/>
+              <w:end w:w="120" w:type="dxa"/>
+            </w:tcMar>
+          </w:tcPr>
+          <w:p>
+            <w:pPr>
+              <w:spacing w:before="40" w:after="40" w:line="276" w:lineRule="auto"/>
+              <w:jc w:val="left"/>
+            </w:pPr>
+            <w:r/>
+            <w:r>
+              <w:rPr>
+                <w:rFonts w:ascii="Microsoft YaHei" w:hAnsi="Microsoft YaHei" w:eastAsia="Microsoft YaHei"/>
+                <w:b w:val="0"/>
+                <w:i w:val="0"/>
+                <w:color w:val="24364B"/>
+                <w:sz w:val="17"/>
+              </w:rPr>
+            </w:r>
+          </w:p>
+        </w:tc>
+        <w:tc>
+          <w:tcPr>
+            <w:tcW w:type="dxa" w:w="1427"/>
+            <w:shd w:fill="FFF9E8"/>
+            <w:vAlign w:val="center"/>
+            <w:tcMar>
+              <w:top w:w="80" w:type="dxa"/>
+              <w:start w:w="120" w:type="dxa"/>
+              <w:bottom w:w="80" w:type="dxa"/>
+              <w:end w:w="120" w:type="dxa"/>
+            </w:tcMar>
+          </w:tcPr>
+          <w:p>
+            <w:pPr>
+              <w:spacing w:before="40" w:after="40" w:line="276" w:lineRule="auto"/>
+              <w:jc w:val="left"/>
+            </w:pPr>
+            <w:r/>
+            <w:r>
+              <w:rPr>
+                <w:rFonts w:ascii="Microsoft YaHei" w:hAnsi="Microsoft YaHei" w:eastAsia="Microsoft YaHei"/>
+                <w:b w:val="0"/>
+                <w:i w:val="0"/>
+                <w:color w:val="24364B"/>
+                <w:sz w:val="17"/>
+              </w:rPr>
+            </w:r>
+          </w:p>
+        </w:tc>
+        <w:tc>
+          <w:tcPr>
+            <w:tcW w:type="dxa" w:w="1427"/>
+            <w:shd w:fill="FFF9E8"/>
+            <w:vAlign w:val="center"/>
+            <w:tcMar>
+              <w:top w:w="80" w:type="dxa"/>
+              <w:start w:w="120" w:type="dxa"/>
+              <w:bottom w:w="80" w:type="dxa"/>
+              <w:end w:w="120" w:type="dxa"/>
+            </w:tcMar>
+          </w:tcPr>
+          <w:p>
+            <w:pPr>
+              <w:spacing w:before="40" w:after="40" w:line="276" w:lineRule="auto"/>
+              <w:jc w:val="left"/>
+            </w:pPr>
+            <w:r/>
+            <w:r>
+              <w:rPr>
+                <w:rFonts w:ascii="Microsoft YaHei" w:hAnsi="Microsoft YaHei" w:eastAsia="Microsoft YaHei"/>
+                <w:b w:val="0"/>
+                <w:i w:val="0"/>
+                <w:color w:val="24364B"/>
+                <w:sz w:val="17"/>
+              </w:rPr>
+            </w:r>
+          </w:p>
+        </w:tc>
+        <w:tc>
+          <w:tcPr>
+            <w:tcW w:type="dxa" w:w="1981"/>
+            <w:shd w:fill="FFF9E8"/>
+            <w:vAlign w:val="center"/>
+            <w:tcMar>
+              <w:top w:w="80" w:type="dxa"/>
+              <w:start w:w="120" w:type="dxa"/>
+              <w:bottom w:w="80" w:type="dxa"/>
+              <w:end w:w="120" w:type="dxa"/>
+            </w:tcMar>
+          </w:tcPr>
+          <w:p>
+            <w:pPr>
+              <w:spacing w:before="40" w:after="40" w:line="276" w:lineRule="auto"/>
+              <w:jc w:val="left"/>
+            </w:pPr>
+            <w:r/>
+            <w:r>
+              <w:rPr>
+                <w:rFonts w:ascii="Microsoft YaHei" w:hAnsi="Microsoft YaHei" w:eastAsia="Microsoft YaHei"/>
+                <w:b w:val="0"/>
+                <w:i w:val="0"/>
+                <w:color w:val="24364B"/>
+                <w:sz w:val="17"/>
+              </w:rPr>
+            </w:r>
+          </w:p>
+        </w:tc>
+        <w:tc>
+          <w:tcPr>
+            <w:tcW w:type="dxa" w:w="2219"/>
+            <w:shd w:fill="FFF9E8"/>
+            <w:vAlign w:val="center"/>
+            <w:tcMar>
+              <w:top w:w="80" w:type="dxa"/>
+              <w:start w:w="120" w:type="dxa"/>
+              <w:bottom w:w="80" w:type="dxa"/>
+              <w:end w:w="120" w:type="dxa"/>
+            </w:tcMar>
+          </w:tcPr>
+          <w:p>
+            <w:pPr>
+              <w:spacing w:before="40" w:after="40" w:line="276" w:lineRule="auto"/>
+              <w:jc w:val="left"/>
+            </w:pPr>
+            <w:r/>
+            <w:r>
+              <w:rPr>
+                <w:rFonts w:ascii="Microsoft YaHei" w:hAnsi="Microsoft YaHei" w:eastAsia="Microsoft YaHei"/>
+                <w:b w:val="0"/>
+                <w:i w:val="0"/>
+                <w:color w:val="24364B"/>
+                <w:sz w:val="17"/>
+              </w:rPr>
+            </w:r>
+          </w:p>
+        </w:tc>
+        <w:tc>
+          <w:tcPr>
+            <w:tcW w:type="dxa" w:w="1268"/>
+            <w:shd w:fill="FFF9E8"/>
+            <w:vAlign w:val="center"/>
+            <w:tcMar>
+              <w:top w:w="80" w:type="dxa"/>
+              <w:start w:w="120" w:type="dxa"/>
+              <w:bottom w:w="80" w:type="dxa"/>
+              <w:end w:w="120" w:type="dxa"/>
+            </w:tcMar>
+          </w:tcPr>
+          <w:p>
+            <w:pPr>
+              <w:spacing w:before="40" w:after="40" w:line="276" w:lineRule="auto"/>
+              <w:jc w:val="left"/>
+            </w:pPr>
+            <w:r/>
+            <w:r>
+              <w:rPr>
+                <w:rFonts w:ascii="Microsoft YaHei" w:hAnsi="Microsoft YaHei" w:eastAsia="Microsoft YaHei"/>
+                <w:b w:val="0"/>
+                <w:i w:val="0"/>
+                <w:color w:val="24364B"/>
+                <w:sz w:val="17"/>
+              </w:rPr>
+            </w:r>
+          </w:p>
+        </w:tc>
+        <w:tc>
+          <w:tcPr>
+            <w:tcW w:type="dxa" w:w="2060"/>
+            <w:shd w:fill="FFF9E8"/>
+            <w:vAlign w:val="center"/>
+            <w:tcMar>
+              <w:top w:w="80" w:type="dxa"/>
+              <w:start w:w="120" w:type="dxa"/>
+              <w:bottom w:w="80" w:type="dxa"/>
+              <w:end w:w="120" w:type="dxa"/>
+            </w:tcMar>
+          </w:tcPr>
+          <w:p>
+            <w:pPr>
+              <w:spacing w:before="40" w:after="40" w:line="276" w:lineRule="auto"/>
+              <w:jc w:val="left"/>
+            </w:pPr>
+            <w:r/>
+            <w:r>
+              <w:rPr>
+                <w:rFonts w:ascii="Microsoft YaHei" w:hAnsi="Microsoft YaHei" w:eastAsia="Microsoft YaHei"/>
+                <w:b w:val="0"/>
+                <w:i w:val="0"/>
+                <w:color w:val="24364B"/>
+                <w:sz w:val="17"/>
+              </w:rPr>
+            </w:r>
           </w:p>
         </w:tc>
       </w:tr>
     </w:tbl>
-    <w:p/>
     <w:p>
+      <w:pPr>
+        <w:pStyle w:val="Heading2"/>
+        <w:keepNext/>
+      </w:pPr>
       <w:r>
         <w:rPr>
+          <w:rFonts w:ascii="Microsoft YaHei" w:hAnsi="Microsoft YaHei" w:eastAsia="Microsoft YaHei"/>
           <w:b/>
+          <w:i w:val="0"/>
+          <w:color w:val="1769E0"/>
+          <w:sz w:val="26"/>
         </w:rPr>
-        <w:t>备注/结论：</w:t>
+        <w:t>三、质量核对</w:t>
       </w:r>
     </w:p>
+    <w:tbl>
+      <w:tblPr>
+        <w:tblStyle w:val="TableGrid"/>
+        <w:tblW w:type="dxa" w:w="14900"/>
+        <w:tblLayout w:type="fixed"/>
+        <w:tblLook w:firstColumn="1" w:firstRow="1" w:lastColumn="0" w:lastRow="0" w:noHBand="0" w:noVBand="1" w:val="04A0"/>
+        <w:jc w:val="left"/>
+        <w:tblInd w:w="120" w:type="dxa"/>
+        <w:tblBorders>
+          <w:top w:val="single" w:sz="5" w:color="C8D8EA"/>
+          <w:left w:val="single" w:sz="5" w:color="C8D8EA"/>
+          <w:bottom w:val="single" w:sz="5" w:color="C8D8EA"/>
+          <w:right w:val="single" w:sz="5" w:color="C8D8EA"/>
+          <w:insideH w:val="single" w:sz="5" w:color="C8D8EA"/>
+          <w:insideV w:val="single" w:sz="5" w:color="C8D8EA"/>
+        </w:tblBorders>
+      </w:tblPr>
+      <w:tblGrid>
+        <w:gridCol w:w="1104"/>
+        <w:gridCol w:w="2299"/>
+        <w:gridCol w:w="9014"/>
+        <w:gridCol w:w="2483"/>
+      </w:tblGrid>
+      <w:tr>
+        <w:trPr>
+          <w:cantSplit/>
+          <w:cantSplit/>
+        </w:trPr>
+        <w:tc>
+          <w:tcPr>
+            <w:tcW w:type="dxa" w:w="1104"/>
+            <w:shd w:fill="17365D"/>
+            <w:vAlign w:val="center"/>
+            <w:tcMar>
+              <w:top w:w="80" w:type="dxa"/>
+              <w:start w:w="120" w:type="dxa"/>
+              <w:bottom w:w="80" w:type="dxa"/>
+              <w:end w:w="120" w:type="dxa"/>
+            </w:tcMar>
+          </w:tcPr>
+          <w:p>
+            <w:pPr>
+              <w:spacing w:before="40" w:after="40" w:line="276" w:lineRule="auto"/>
+              <w:jc w:val="center"/>
+            </w:pPr>
+            <w:r/>
+            <w:r>
+              <w:rPr>
+                <w:rFonts w:ascii="Microsoft YaHei" w:hAnsi="Microsoft YaHei" w:eastAsia="Microsoft YaHei"/>
+                <w:b/>
+                <w:i w:val="0"/>
+                <w:color w:val="FFFFFF"/>
+                <w:sz w:val="17"/>
+              </w:rPr>
+              <w:t>序号</w:t>
+            </w:r>
+          </w:p>
+        </w:tc>
+        <w:tc>
+          <w:tcPr>
+            <w:tcW w:type="dxa" w:w="2299"/>
+            <w:shd w:fill="17365D"/>
+            <w:vAlign w:val="center"/>
+            <w:tcMar>
+              <w:top w:w="80" w:type="dxa"/>
+              <w:start w:w="120" w:type="dxa"/>
+              <w:bottom w:w="80" w:type="dxa"/>
+              <w:end w:w="120" w:type="dxa"/>
+            </w:tcMar>
+          </w:tcPr>
+          <w:p>
+            <w:pPr>
+              <w:spacing w:before="40" w:after="40" w:line="276" w:lineRule="auto"/>
+              <w:jc w:val="center"/>
+            </w:pPr>
+            <w:r/>
+            <w:r>
+              <w:rPr>
+                <w:rFonts w:ascii="Microsoft YaHei" w:hAnsi="Microsoft YaHei" w:eastAsia="Microsoft YaHei"/>
+                <w:b/>
+                <w:i w:val="0"/>
+                <w:color w:val="FFFFFF"/>
+                <w:sz w:val="17"/>
+              </w:rPr>
+              <w:t>检查维度</w:t>
+            </w:r>
+          </w:p>
+        </w:tc>
+        <w:tc>
+          <w:tcPr>
+            <w:tcW w:type="dxa" w:w="9014"/>
+            <w:shd w:fill="17365D"/>
+            <w:vAlign w:val="center"/>
+            <w:tcMar>
+              <w:top w:w="80" w:type="dxa"/>
+              <w:start w:w="120" w:type="dxa"/>
+              <w:bottom w:w="80" w:type="dxa"/>
+              <w:end w:w="120" w:type="dxa"/>
+            </w:tcMar>
+          </w:tcPr>
+          <w:p>
+            <w:pPr>
+              <w:spacing w:before="40" w:after="40" w:line="276" w:lineRule="auto"/>
+              <w:jc w:val="center"/>
+            </w:pPr>
+            <w:r/>
+            <w:r>
+              <w:rPr>
+                <w:rFonts w:ascii="Microsoft YaHei" w:hAnsi="Microsoft YaHei" w:eastAsia="Microsoft YaHei"/>
+                <w:b/>
+                <w:i w:val="0"/>
+                <w:color w:val="FFFFFF"/>
+                <w:sz w:val="17"/>
+              </w:rPr>
+              <w:t>核对要求</w:t>
+            </w:r>
+          </w:p>
+        </w:tc>
+        <w:tc>
+          <w:tcPr>
+            <w:tcW w:type="dxa" w:w="2483"/>
+            <w:shd w:fill="17365D"/>
+            <w:vAlign w:val="center"/>
+            <w:tcMar>
+              <w:top w:w="80" w:type="dxa"/>
+              <w:start w:w="120" w:type="dxa"/>
+              <w:bottom w:w="80" w:type="dxa"/>
+              <w:end w:w="120" w:type="dxa"/>
+            </w:tcMar>
+          </w:tcPr>
+          <w:p>
+            <w:pPr>
+              <w:spacing w:before="40" w:after="40" w:line="276" w:lineRule="auto"/>
+              <w:jc w:val="center"/>
+            </w:pPr>
+            <w:r/>
+            <w:r>
+              <w:rPr>
+                <w:rFonts w:ascii="Microsoft YaHei" w:hAnsi="Microsoft YaHei" w:eastAsia="Microsoft YaHei"/>
+                <w:b/>
+                <w:i w:val="0"/>
+                <w:color w:val="FFFFFF"/>
+                <w:sz w:val="17"/>
+              </w:rPr>
+              <w:t>结论</w:t>
+            </w:r>
+          </w:p>
+        </w:tc>
+      </w:tr>
+      <w:tr>
+        <w:trPr>
+          <w:cantSplit/>
+          <w:cantSplit/>
+        </w:trPr>
+        <w:tc>
+          <w:tcPr>
+            <w:tcW w:type="dxa" w:w="1104"/>
+            <w:shd w:fill="FFFFFF"/>
+            <w:vAlign w:val="center"/>
+            <w:tcMar>
+              <w:top w:w="80" w:type="dxa"/>
+              <w:start w:w="120" w:type="dxa"/>
+              <w:bottom w:w="80" w:type="dxa"/>
+              <w:end w:w="120" w:type="dxa"/>
+            </w:tcMar>
+          </w:tcPr>
+          <w:p>
+            <w:pPr>
+              <w:spacing w:before="40" w:after="40" w:line="276" w:lineRule="auto"/>
+              <w:jc w:val="center"/>
+            </w:pPr>
+            <w:r/>
+            <w:r>
+              <w:rPr>
+                <w:rFonts w:ascii="Microsoft YaHei" w:hAnsi="Microsoft YaHei" w:eastAsia="Microsoft YaHei"/>
+                <w:b w:val="0"/>
+                <w:i w:val="0"/>
+                <w:color w:val="24364B"/>
+                <w:sz w:val="17"/>
+              </w:rPr>
+              <w:t>1</w:t>
+            </w:r>
+          </w:p>
+        </w:tc>
+        <w:tc>
+          <w:tcPr>
+            <w:tcW w:type="dxa" w:w="2299"/>
+            <w:shd w:fill="FFFFFF"/>
+            <w:vAlign w:val="center"/>
+            <w:tcMar>
+              <w:top w:w="80" w:type="dxa"/>
+              <w:start w:w="120" w:type="dxa"/>
+              <w:bottom w:w="80" w:type="dxa"/>
+              <w:end w:w="120" w:type="dxa"/>
+            </w:tcMar>
+          </w:tcPr>
+          <w:p>
+            <w:pPr>
+              <w:spacing w:before="40" w:after="40" w:line="276" w:lineRule="auto"/>
+              <w:jc w:val="center"/>
+            </w:pPr>
+            <w:r/>
+            <w:r>
+              <w:rPr>
+                <w:rFonts w:ascii="Microsoft YaHei" w:hAnsi="Microsoft YaHei" w:eastAsia="Microsoft YaHei"/>
+                <w:b w:val="0"/>
+                <w:i w:val="0"/>
+                <w:color w:val="24364B"/>
+                <w:sz w:val="17"/>
+              </w:rPr>
+              <w:t>范围冻结</w:t>
+            </w:r>
+          </w:p>
+        </w:tc>
+        <w:tc>
+          <w:tcPr>
+            <w:tcW w:type="dxa" w:w="9014"/>
+            <w:shd w:fill="FFFFFF"/>
+            <w:vAlign w:val="center"/>
+            <w:tcMar>
+              <w:top w:w="80" w:type="dxa"/>
+              <w:start w:w="120" w:type="dxa"/>
+              <w:bottom w:w="80" w:type="dxa"/>
+              <w:end w:w="120" w:type="dxa"/>
+            </w:tcMar>
+          </w:tcPr>
+          <w:p>
+            <w:pPr>
+              <w:spacing w:before="40" w:after="40" w:line="276" w:lineRule="auto"/>
+              <w:jc w:val="left"/>
+            </w:pPr>
+            <w:r/>
+            <w:r>
+              <w:rPr>
+                <w:rFonts w:ascii="Microsoft YaHei" w:hAnsi="Microsoft YaHei" w:eastAsia="Microsoft YaHei"/>
+                <w:b w:val="0"/>
+                <w:i w:val="0"/>
+                <w:color w:val="24364B"/>
+                <w:sz w:val="17"/>
+              </w:rPr>
+              <w:t>上线范围、版本、数据和接口边界已冻结</w:t>
+            </w:r>
+          </w:p>
+        </w:tc>
+        <w:tc>
+          <w:tcPr>
+            <w:tcW w:type="dxa" w:w="2483"/>
+            <w:shd w:fill="FFF9E8"/>
+            <w:vAlign w:val="center"/>
+            <w:tcMar>
+              <w:top w:w="80" w:type="dxa"/>
+              <w:start w:w="120" w:type="dxa"/>
+              <w:bottom w:w="80" w:type="dxa"/>
+              <w:end w:w="120" w:type="dxa"/>
+            </w:tcMar>
+          </w:tcPr>
+          <w:p>
+            <w:pPr>
+              <w:spacing w:before="40" w:after="40" w:line="276" w:lineRule="auto"/>
+              <w:jc w:val="center"/>
+            </w:pPr>
+            <w:r/>
+            <w:r>
+              <w:rPr>
+                <w:rFonts w:ascii="Microsoft YaHei" w:hAnsi="Microsoft YaHei" w:eastAsia="Microsoft YaHei"/>
+                <w:b w:val="0"/>
+                <w:i w:val="0"/>
+                <w:color w:val="24364B"/>
+                <w:sz w:val="17"/>
+              </w:rPr>
+              <w:t>☐ 通过  ☐ 不通过  ☐ 不适用</w:t>
+            </w:r>
+          </w:p>
+        </w:tc>
+      </w:tr>
+      <w:tr>
+        <w:trPr>
+          <w:cantSplit/>
+          <w:cantSplit/>
+        </w:trPr>
+        <w:tc>
+          <w:tcPr>
+            <w:tcW w:type="dxa" w:w="1104"/>
+            <w:shd w:fill="FFFFFF"/>
+            <w:vAlign w:val="center"/>
+            <w:tcMar>
+              <w:top w:w="80" w:type="dxa"/>
+              <w:start w:w="120" w:type="dxa"/>
+              <w:bottom w:w="80" w:type="dxa"/>
+              <w:end w:w="120" w:type="dxa"/>
+            </w:tcMar>
+          </w:tcPr>
+          <w:p>
+            <w:pPr>
+              <w:spacing w:before="40" w:after="40" w:line="276" w:lineRule="auto"/>
+              <w:jc w:val="center"/>
+            </w:pPr>
+            <w:r/>
+            <w:r>
+              <w:rPr>
+                <w:rFonts w:ascii="Microsoft YaHei" w:hAnsi="Microsoft YaHei" w:eastAsia="Microsoft YaHei"/>
+                <w:b w:val="0"/>
+                <w:i w:val="0"/>
+                <w:color w:val="24364B"/>
+                <w:sz w:val="17"/>
+              </w:rPr>
+              <w:t>2</w:t>
+            </w:r>
+          </w:p>
+        </w:tc>
+        <w:tc>
+          <w:tcPr>
+            <w:tcW w:type="dxa" w:w="2299"/>
+            <w:shd w:fill="FFFFFF"/>
+            <w:vAlign w:val="center"/>
+            <w:tcMar>
+              <w:top w:w="80" w:type="dxa"/>
+              <w:start w:w="120" w:type="dxa"/>
+              <w:bottom w:w="80" w:type="dxa"/>
+              <w:end w:w="120" w:type="dxa"/>
+            </w:tcMar>
+          </w:tcPr>
+          <w:p>
+            <w:pPr>
+              <w:spacing w:before="40" w:after="40" w:line="276" w:lineRule="auto"/>
+              <w:jc w:val="center"/>
+            </w:pPr>
+            <w:r/>
+            <w:r>
+              <w:rPr>
+                <w:rFonts w:ascii="Microsoft YaHei" w:hAnsi="Microsoft YaHei" w:eastAsia="Microsoft YaHei"/>
+                <w:b w:val="0"/>
+                <w:i w:val="0"/>
+                <w:color w:val="24364B"/>
+                <w:sz w:val="17"/>
+              </w:rPr>
+              <w:t>资源到位</w:t>
+            </w:r>
+          </w:p>
+        </w:tc>
+        <w:tc>
+          <w:tcPr>
+            <w:tcW w:type="dxa" w:w="9014"/>
+            <w:shd w:fill="FFFFFF"/>
+            <w:vAlign w:val="center"/>
+            <w:tcMar>
+              <w:top w:w="80" w:type="dxa"/>
+              <w:start w:w="120" w:type="dxa"/>
+              <w:bottom w:w="80" w:type="dxa"/>
+              <w:end w:w="120" w:type="dxa"/>
+            </w:tcMar>
+          </w:tcPr>
+          <w:p>
+            <w:pPr>
+              <w:spacing w:before="40" w:after="40" w:line="276" w:lineRule="auto"/>
+              <w:jc w:val="left"/>
+            </w:pPr>
+            <w:r/>
+            <w:r>
+              <w:rPr>
+                <w:rFonts w:ascii="Microsoft YaHei" w:hAnsi="Microsoft YaHei" w:eastAsia="Microsoft YaHei"/>
+                <w:b w:val="0"/>
+                <w:i w:val="0"/>
+                <w:color w:val="24364B"/>
+                <w:sz w:val="17"/>
+              </w:rPr>
+              <w:t>人员、账号、环境、设备和应急联系方式齐备</w:t>
+            </w:r>
+          </w:p>
+        </w:tc>
+        <w:tc>
+          <w:tcPr>
+            <w:tcW w:type="dxa" w:w="2483"/>
+            <w:shd w:fill="FFF9E8"/>
+            <w:vAlign w:val="center"/>
+            <w:tcMar>
+              <w:top w:w="80" w:type="dxa"/>
+              <w:start w:w="120" w:type="dxa"/>
+              <w:bottom w:w="80" w:type="dxa"/>
+              <w:end w:w="120" w:type="dxa"/>
+            </w:tcMar>
+          </w:tcPr>
+          <w:p>
+            <w:pPr>
+              <w:spacing w:before="40" w:after="40" w:line="276" w:lineRule="auto"/>
+              <w:jc w:val="center"/>
+            </w:pPr>
+            <w:r/>
+            <w:r>
+              <w:rPr>
+                <w:rFonts w:ascii="Microsoft YaHei" w:hAnsi="Microsoft YaHei" w:eastAsia="Microsoft YaHei"/>
+                <w:b w:val="0"/>
+                <w:i w:val="0"/>
+                <w:color w:val="24364B"/>
+                <w:sz w:val="17"/>
+              </w:rPr>
+              <w:t>☐ 通过  ☐ 不通过  ☐ 不适用</w:t>
+            </w:r>
+          </w:p>
+        </w:tc>
+      </w:tr>
+      <w:tr>
+        <w:trPr>
+          <w:cantSplit/>
+          <w:cantSplit/>
+        </w:trPr>
+        <w:tc>
+          <w:tcPr>
+            <w:tcW w:type="dxa" w:w="1104"/>
+            <w:shd w:fill="FFFFFF"/>
+            <w:vAlign w:val="center"/>
+            <w:tcMar>
+              <w:top w:w="80" w:type="dxa"/>
+              <w:start w:w="120" w:type="dxa"/>
+              <w:bottom w:w="80" w:type="dxa"/>
+              <w:end w:w="120" w:type="dxa"/>
+            </w:tcMar>
+          </w:tcPr>
+          <w:p>
+            <w:pPr>
+              <w:spacing w:before="40" w:after="40" w:line="276" w:lineRule="auto"/>
+              <w:jc w:val="center"/>
+            </w:pPr>
+            <w:r/>
+            <w:r>
+              <w:rPr>
+                <w:rFonts w:ascii="Microsoft YaHei" w:hAnsi="Microsoft YaHei" w:eastAsia="Microsoft YaHei"/>
+                <w:b w:val="0"/>
+                <w:i w:val="0"/>
+                <w:color w:val="24364B"/>
+                <w:sz w:val="17"/>
+              </w:rPr>
+              <w:t>3</w:t>
+            </w:r>
+          </w:p>
+        </w:tc>
+        <w:tc>
+          <w:tcPr>
+            <w:tcW w:type="dxa" w:w="2299"/>
+            <w:shd w:fill="FFFFFF"/>
+            <w:vAlign w:val="center"/>
+            <w:tcMar>
+              <w:top w:w="80" w:type="dxa"/>
+              <w:start w:w="120" w:type="dxa"/>
+              <w:bottom w:w="80" w:type="dxa"/>
+              <w:end w:w="120" w:type="dxa"/>
+            </w:tcMar>
+          </w:tcPr>
+          <w:p>
+            <w:pPr>
+              <w:spacing w:before="40" w:after="40" w:line="276" w:lineRule="auto"/>
+              <w:jc w:val="center"/>
+            </w:pPr>
+            <w:r/>
+            <w:r>
+              <w:rPr>
+                <w:rFonts w:ascii="Microsoft YaHei" w:hAnsi="Microsoft YaHei" w:eastAsia="Microsoft YaHei"/>
+                <w:b w:val="0"/>
+                <w:i w:val="0"/>
+                <w:color w:val="24364B"/>
+                <w:sz w:val="17"/>
+              </w:rPr>
+              <w:t>准入评审</w:t>
+            </w:r>
+          </w:p>
+        </w:tc>
+        <w:tc>
+          <w:tcPr>
+            <w:tcW w:type="dxa" w:w="9014"/>
+            <w:shd w:fill="FFFFFF"/>
+            <w:vAlign w:val="center"/>
+            <w:tcMar>
+              <w:top w:w="80" w:type="dxa"/>
+              <w:start w:w="120" w:type="dxa"/>
+              <w:bottom w:w="80" w:type="dxa"/>
+              <w:end w:w="120" w:type="dxa"/>
+            </w:tcMar>
+          </w:tcPr>
+          <w:p>
+            <w:pPr>
+              <w:spacing w:before="40" w:after="40" w:line="276" w:lineRule="auto"/>
+              <w:jc w:val="left"/>
+            </w:pPr>
+            <w:r/>
+            <w:r>
+              <w:rPr>
+                <w:rFonts w:ascii="Microsoft YaHei" w:hAnsi="Microsoft YaHei" w:eastAsia="Microsoft YaHei"/>
+                <w:b w:val="0"/>
+                <w:i w:val="0"/>
+                <w:color w:val="24364B"/>
+                <w:sz w:val="17"/>
+              </w:rPr>
+              <w:t>未完成项已评估，不影响上线准入结论</w:t>
+            </w:r>
+          </w:p>
+        </w:tc>
+        <w:tc>
+          <w:tcPr>
+            <w:tcW w:type="dxa" w:w="2483"/>
+            <w:shd w:fill="FFF9E8"/>
+            <w:vAlign w:val="center"/>
+            <w:tcMar>
+              <w:top w:w="80" w:type="dxa"/>
+              <w:start w:w="120" w:type="dxa"/>
+              <w:bottom w:w="80" w:type="dxa"/>
+              <w:end w:w="120" w:type="dxa"/>
+            </w:tcMar>
+          </w:tcPr>
+          <w:p>
+            <w:pPr>
+              <w:spacing w:before="40" w:after="40" w:line="276" w:lineRule="auto"/>
+              <w:jc w:val="center"/>
+            </w:pPr>
+            <w:r/>
+            <w:r>
+              <w:rPr>
+                <w:rFonts w:ascii="Microsoft YaHei" w:hAnsi="Microsoft YaHei" w:eastAsia="Microsoft YaHei"/>
+                <w:b w:val="0"/>
+                <w:i w:val="0"/>
+                <w:color w:val="24364B"/>
+                <w:sz w:val="17"/>
+              </w:rPr>
+              <w:t>☐ 通过  ☐ 不通过  ☐ 不适用</w:t>
+            </w:r>
+          </w:p>
+        </w:tc>
+      </w:tr>
+    </w:tbl>
     <w:p>
+      <w:pPr>
+        <w:pStyle w:val="Heading2"/>
+        <w:keepNext/>
+      </w:pPr>
       <w:r>
-        <w:br/>
-        <w:br/>
+        <w:rPr>
+          <w:rFonts w:ascii="Microsoft YaHei" w:hAnsi="Microsoft YaHei" w:eastAsia="Microsoft YaHei"/>
+          <w:b/>
+          <w:i w:val="0"/>
+          <w:color w:val="1769E0"/>
+          <w:sz w:val="26"/>
+        </w:rPr>
+        <w:t>四、结论与遗留事项</w:t>
       </w:r>
     </w:p>
+    <w:tbl>
+      <w:tblPr>
+        <w:tblStyle w:val="TableGrid"/>
+        <w:tblW w:type="dxa" w:w="14900"/>
+        <w:jc w:val="left"/>
+        <w:tblLayout w:type="fixed"/>
+        <w:tblLook w:firstColumn="1" w:firstRow="1" w:lastColumn="0" w:lastRow="0" w:noHBand="0" w:noVBand="1" w:val="04A0"/>
+        <w:tblInd w:w="120" w:type="dxa"/>
+        <w:tblBorders>
+          <w:top w:val="single" w:sz="5" w:color="C8D8EA"/>
+          <w:left w:val="single" w:sz="5" w:color="C8D8EA"/>
+          <w:bottom w:val="single" w:sz="5" w:color="C8D8EA"/>
+          <w:right w:val="single" w:sz="5" w:color="C8D8EA"/>
+          <w:insideH w:val="single" w:sz="5" w:color="C8D8EA"/>
+          <w:insideV w:val="single" w:sz="5" w:color="C8D8EA"/>
+        </w:tblBorders>
+      </w:tblPr>
+      <w:tblGrid>
+        <w:gridCol w:w="1639"/>
+        <w:gridCol w:w="13261"/>
+      </w:tblGrid>
+      <w:tr>
+        <w:trPr>
+          <w:cantSplit/>
+        </w:trPr>
+        <w:tc>
+          <w:tcPr>
+            <w:tcW w:type="dxa" w:w="1639"/>
+            <w:shd w:fill="EDF5FF"/>
+            <w:vAlign w:val="center"/>
+            <w:tcMar>
+              <w:top w:w="80" w:type="dxa"/>
+              <w:start w:w="120" w:type="dxa"/>
+              <w:bottom w:w="80" w:type="dxa"/>
+              <w:end w:w="120" w:type="dxa"/>
+            </w:tcMar>
+          </w:tcPr>
+          <w:p>
+            <w:pPr>
+              <w:spacing w:before="40" w:after="40" w:line="276" w:lineRule="auto"/>
+              <w:jc w:val="center"/>
+            </w:pPr>
+            <w:r/>
+            <w:r>
+              <w:rPr>
+                <w:rFonts w:ascii="Microsoft YaHei" w:hAnsi="Microsoft YaHei" w:eastAsia="Microsoft YaHei"/>
+                <w:b/>
+                <w:i w:val="0"/>
+                <w:color w:val="17365D"/>
+                <w:sz w:val="18"/>
+              </w:rPr>
+              <w:t>总体结论</w:t>
+            </w:r>
+          </w:p>
+        </w:tc>
+        <w:tc>
+          <w:tcPr>
+            <w:tcW w:type="dxa" w:w="13261"/>
+            <w:shd w:fill="FFF9E8"/>
+            <w:vAlign w:val="center"/>
+            <w:tcMar>
+              <w:top w:w="80" w:type="dxa"/>
+              <w:start w:w="120" w:type="dxa"/>
+              <w:bottom w:w="80" w:type="dxa"/>
+              <w:end w:w="120" w:type="dxa"/>
+            </w:tcMar>
+          </w:tcPr>
+          <w:p>
+            <w:pPr>
+              <w:spacing w:before="40" w:after="40" w:line="276" w:lineRule="auto"/>
+              <w:jc w:val="left"/>
+            </w:pPr>
+            <w:r/>
+            <w:r>
+              <w:rPr>
+                <w:rFonts w:ascii="Microsoft YaHei" w:hAnsi="Microsoft YaHei" w:eastAsia="Microsoft YaHei"/>
+                <w:b w:val="0"/>
+                <w:i w:val="0"/>
+                <w:color w:val="24364B"/>
+                <w:sz w:val="18"/>
+              </w:rPr>
+              <w:t>☐ 通过  ☐ 有条件通过  ☐ 不通过</w:t>
+            </w:r>
+          </w:p>
+        </w:tc>
+      </w:tr>
+      <w:tr>
+        <w:trPr>
+          <w:cantSplit/>
+        </w:trPr>
+        <w:tc>
+          <w:tcPr>
+            <w:tcW w:type="dxa" w:w="1639"/>
+            <w:shd w:fill="EDF5FF"/>
+            <w:vAlign w:val="center"/>
+            <w:tcMar>
+              <w:top w:w="80" w:type="dxa"/>
+              <w:start w:w="120" w:type="dxa"/>
+              <w:bottom w:w="80" w:type="dxa"/>
+              <w:end w:w="120" w:type="dxa"/>
+            </w:tcMar>
+          </w:tcPr>
+          <w:p>
+            <w:pPr>
+              <w:spacing w:before="40" w:after="40" w:line="276" w:lineRule="auto"/>
+              <w:jc w:val="center"/>
+            </w:pPr>
+            <w:r/>
+            <w:r>
+              <w:rPr>
+                <w:rFonts w:ascii="Microsoft YaHei" w:hAnsi="Microsoft YaHei" w:eastAsia="Microsoft YaHei"/>
+                <w:b/>
+                <w:i w:val="0"/>
+                <w:color w:val="17365D"/>
+                <w:sz w:val="18"/>
+              </w:rPr>
+              <w:t>遗留事项/风险</w:t>
+            </w:r>
+          </w:p>
+        </w:tc>
+        <w:tc>
+          <w:tcPr>
+            <w:tcW w:type="dxa" w:w="13261"/>
+            <w:shd w:fill="FFF9E8"/>
+            <w:vAlign w:val="center"/>
+            <w:tcMar>
+              <w:top w:w="80" w:type="dxa"/>
+              <w:start w:w="120" w:type="dxa"/>
+              <w:bottom w:w="80" w:type="dxa"/>
+              <w:end w:w="120" w:type="dxa"/>
+            </w:tcMar>
+          </w:tcPr>
+          <w:p>
+            <w:pPr>
+              <w:spacing w:before="40" w:after="40" w:line="276" w:lineRule="auto"/>
+              <w:jc w:val="left"/>
+            </w:pPr>
+            <w:r/>
+            <w:r>
+              <w:rPr>
+                <w:rFonts w:ascii="Microsoft YaHei" w:hAnsi="Microsoft YaHei" w:eastAsia="Microsoft YaHei"/>
+                <w:b w:val="0"/>
+                <w:i w:val="0"/>
+                <w:color w:val="24364B"/>
+                <w:sz w:val="18"/>
+              </w:rPr>
+            </w:r>
+          </w:p>
+        </w:tc>
+      </w:tr>
+      <w:tr>
+        <w:trPr>
+          <w:cantSplit/>
+        </w:trPr>
+        <w:tc>
+          <w:tcPr>
+            <w:tcW w:type="dxa" w:w="1639"/>
+            <w:shd w:fill="EDF5FF"/>
+            <w:vAlign w:val="center"/>
+            <w:tcMar>
+              <w:top w:w="80" w:type="dxa"/>
+              <w:start w:w="120" w:type="dxa"/>
+              <w:bottom w:w="80" w:type="dxa"/>
+              <w:end w:w="120" w:type="dxa"/>
+            </w:tcMar>
+          </w:tcPr>
+          <w:p>
+            <w:pPr>
+              <w:spacing w:before="40" w:after="40" w:line="276" w:lineRule="auto"/>
+              <w:jc w:val="center"/>
+            </w:pPr>
+            <w:r/>
+            <w:r>
+              <w:rPr>
+                <w:rFonts w:ascii="Microsoft YaHei" w:hAnsi="Microsoft YaHei" w:eastAsia="Microsoft YaHei"/>
+                <w:b/>
+                <w:i w:val="0"/>
+                <w:color w:val="17365D"/>
+                <w:sz w:val="18"/>
+              </w:rPr>
+              <w:t>附件与证据</w:t>
+            </w:r>
+          </w:p>
+        </w:tc>
+        <w:tc>
+          <w:tcPr>
+            <w:tcW w:type="dxa" w:w="13261"/>
+            <w:shd w:fill="FFF9E8"/>
+            <w:vAlign w:val="center"/>
+            <w:tcMar>
+              <w:top w:w="80" w:type="dxa"/>
+              <w:start w:w="120" w:type="dxa"/>
+              <w:bottom w:w="80" w:type="dxa"/>
+              <w:end w:w="120" w:type="dxa"/>
+            </w:tcMar>
+          </w:tcPr>
+          <w:p>
+            <w:pPr>
+              <w:spacing w:before="40" w:after="40" w:line="276" w:lineRule="auto"/>
+              <w:jc w:val="left"/>
+            </w:pPr>
+            <w:r/>
+            <w:r>
+              <w:rPr>
+                <w:rFonts w:ascii="Microsoft YaHei" w:hAnsi="Microsoft YaHei" w:eastAsia="Microsoft YaHei"/>
+                <w:b w:val="0"/>
+                <w:i w:val="0"/>
+                <w:color w:val="24364B"/>
+                <w:sz w:val="18"/>
+              </w:rPr>
+            </w:r>
+          </w:p>
+        </w:tc>
+      </w:tr>
+    </w:tbl>
     <w:p>
       <w:pPr>
+        <w:pStyle w:val="Heading2"/>
+        <w:keepNext/>
+      </w:pPr>
+      <w:r>
+        <w:rPr>
+          <w:rFonts w:ascii="Microsoft YaHei" w:hAnsi="Microsoft YaHei" w:eastAsia="Microsoft YaHei"/>
+          <w:b/>
+          <w:i w:val="0"/>
+          <w:color w:val="1769E0"/>
+          <w:sz w:val="26"/>
+        </w:rPr>
+        <w:t>五、审核确认</w:t>
+      </w:r>
+    </w:p>
+    <w:tbl>
+      <w:tblPr>
+        <w:tblStyle w:val="TableGrid"/>
+        <w:tblW w:type="dxa" w:w="14900"/>
+        <w:jc w:val="left"/>
+        <w:tblLayout w:type="fixed"/>
+        <w:tblLook w:firstColumn="1" w:firstRow="1" w:lastColumn="0" w:lastRow="0" w:noHBand="0" w:noVBand="1" w:val="04A0"/>
+        <w:tblInd w:w="120" w:type="dxa"/>
+        <w:tblBorders>
+          <w:top w:val="single" w:sz="5" w:color="C8D8EA"/>
+          <w:left w:val="single" w:sz="5" w:color="C8D8EA"/>
+          <w:bottom w:val="single" w:sz="5" w:color="C8D8EA"/>
+          <w:right w:val="single" w:sz="5" w:color="C8D8EA"/>
+          <w:insideH w:val="single" w:sz="5" w:color="C8D8EA"/>
+          <w:insideV w:val="single" w:sz="5" w:color="C8D8EA"/>
+        </w:tblBorders>
+      </w:tblPr>
+      <w:tblGrid>
+        <w:gridCol w:w="1862"/>
+        <w:gridCol w:w="2682"/>
+        <w:gridCol w:w="8120"/>
+        <w:gridCol w:w="2236"/>
+      </w:tblGrid>
+      <w:tr>
+        <w:trPr>
+          <w:cantSplit/>
+        </w:trPr>
+        <w:tc>
+          <w:tcPr>
+            <w:tcW w:type="dxa" w:w="1862"/>
+            <w:shd w:fill="17365D"/>
+            <w:vAlign w:val="center"/>
+            <w:tcMar>
+              <w:top w:w="80" w:type="dxa"/>
+              <w:start w:w="120" w:type="dxa"/>
+              <w:bottom w:w="80" w:type="dxa"/>
+              <w:end w:w="120" w:type="dxa"/>
+            </w:tcMar>
+          </w:tcPr>
+          <w:p>
+            <w:pPr>
+              <w:spacing w:before="40" w:after="40" w:line="276" w:lineRule="auto"/>
+              <w:jc w:val="center"/>
+            </w:pPr>
+            <w:r/>
+            <w:r>
+              <w:rPr>
+                <w:rFonts w:ascii="Microsoft YaHei" w:hAnsi="Microsoft YaHei" w:eastAsia="Microsoft YaHei"/>
+                <w:b/>
+                <w:i w:val="0"/>
+                <w:color w:val="FFFFFF"/>
+                <w:sz w:val="17"/>
+              </w:rPr>
+              <w:t>确认角色</w:t>
+            </w:r>
+          </w:p>
+        </w:tc>
+        <w:tc>
+          <w:tcPr>
+            <w:tcW w:type="dxa" w:w="2682"/>
+            <w:shd w:fill="17365D"/>
+            <w:vAlign w:val="center"/>
+            <w:tcMar>
+              <w:top w:w="80" w:type="dxa"/>
+              <w:start w:w="120" w:type="dxa"/>
+              <w:bottom w:w="80" w:type="dxa"/>
+              <w:end w:w="120" w:type="dxa"/>
+            </w:tcMar>
+          </w:tcPr>
+          <w:p>
+            <w:pPr>
+              <w:spacing w:before="40" w:after="40" w:line="276" w:lineRule="auto"/>
+              <w:jc w:val="center"/>
+            </w:pPr>
+            <w:r/>
+            <w:r>
+              <w:rPr>
+                <w:rFonts w:ascii="Microsoft YaHei" w:hAnsi="Microsoft YaHei" w:eastAsia="Microsoft YaHei"/>
+                <w:b/>
+                <w:i w:val="0"/>
+                <w:color w:val="FFFFFF"/>
+                <w:sz w:val="17"/>
+              </w:rPr>
+              <w:t>姓名/签字</w:t>
+            </w:r>
+          </w:p>
+        </w:tc>
+        <w:tc>
+          <w:tcPr>
+            <w:tcW w:type="dxa" w:w="8120"/>
+            <w:shd w:fill="17365D"/>
+            <w:vAlign w:val="center"/>
+            <w:tcMar>
+              <w:top w:w="80" w:type="dxa"/>
+              <w:start w:w="120" w:type="dxa"/>
+              <w:bottom w:w="80" w:type="dxa"/>
+              <w:end w:w="120" w:type="dxa"/>
+            </w:tcMar>
+          </w:tcPr>
+          <w:p>
+            <w:pPr>
+              <w:spacing w:before="40" w:after="40" w:line="276" w:lineRule="auto"/>
+              <w:jc w:val="center"/>
+            </w:pPr>
+            <w:r/>
+            <w:r>
+              <w:rPr>
+                <w:rFonts w:ascii="Microsoft YaHei" w:hAnsi="Microsoft YaHei" w:eastAsia="Microsoft YaHei"/>
+                <w:b/>
+                <w:i w:val="0"/>
+                <w:color w:val="FFFFFF"/>
+                <w:sz w:val="17"/>
+              </w:rPr>
+              <w:t>确认意见</w:t>
+            </w:r>
+          </w:p>
+        </w:tc>
+        <w:tc>
+          <w:tcPr>
+            <w:tcW w:type="dxa" w:w="2236"/>
+            <w:shd w:fill="17365D"/>
+            <w:vAlign w:val="center"/>
+            <w:tcMar>
+              <w:top w:w="80" w:type="dxa"/>
+              <w:start w:w="120" w:type="dxa"/>
+              <w:bottom w:w="80" w:type="dxa"/>
+              <w:end w:w="120" w:type="dxa"/>
+            </w:tcMar>
+          </w:tcPr>
+          <w:p>
+            <w:pPr>
+              <w:spacing w:before="40" w:after="40" w:line="276" w:lineRule="auto"/>
+              <w:jc w:val="center"/>
+            </w:pPr>
+            <w:r/>
+            <w:r>
+              <w:rPr>
+                <w:rFonts w:ascii="Microsoft YaHei" w:hAnsi="Microsoft YaHei" w:eastAsia="Microsoft YaHei"/>
+                <w:b/>
+                <w:i w:val="0"/>
+                <w:color w:val="FFFFFF"/>
+                <w:sz w:val="17"/>
+              </w:rPr>
+              <w:t>日期</w:t>
+            </w:r>
+          </w:p>
+        </w:tc>
+      </w:tr>
+      <w:tr>
+        <w:trPr>
+          <w:cantSplit/>
+        </w:trPr>
+        <w:tc>
+          <w:tcPr>
+            <w:tcW w:type="dxa" w:w="1862"/>
+            <w:shd w:fill="EDF5FF"/>
+            <w:vAlign w:val="center"/>
+            <w:tcMar>
+              <w:top w:w="80" w:type="dxa"/>
+              <w:start w:w="120" w:type="dxa"/>
+              <w:bottom w:w="80" w:type="dxa"/>
+              <w:end w:w="120" w:type="dxa"/>
+            </w:tcMar>
+          </w:tcPr>
+          <w:p>
+            <w:pPr>
+              <w:spacing w:before="40" w:after="40" w:line="276" w:lineRule="auto"/>
+              <w:jc w:val="center"/>
+            </w:pPr>
+            <w:r/>
+            <w:r>
+              <w:rPr>
+                <w:rFonts w:ascii="Microsoft YaHei" w:hAnsi="Microsoft YaHei" w:eastAsia="Microsoft YaHei"/>
+                <w:b/>
+                <w:i w:val="0"/>
+                <w:color w:val="17365D"/>
+                <w:sz w:val="17"/>
+              </w:rPr>
+              <w:t>实施方负责人</w:t>
+            </w:r>
+          </w:p>
+        </w:tc>
+        <w:tc>
+          <w:tcPr>
+            <w:tcW w:type="dxa" w:w="2682"/>
+            <w:shd w:fill="FFF9E8"/>
+            <w:vAlign w:val="center"/>
+            <w:tcMar>
+              <w:top w:w="80" w:type="dxa"/>
+              <w:start w:w="120" w:type="dxa"/>
+              <w:bottom w:w="80" w:type="dxa"/>
+              <w:end w:w="120" w:type="dxa"/>
+            </w:tcMar>
+          </w:tcPr>
+          <w:p>
+            <w:pPr>
+              <w:spacing w:before="40" w:after="40" w:line="276" w:lineRule="auto"/>
+              <w:jc w:val="center"/>
+            </w:pPr>
+            <w:r/>
+            <w:r>
+              <w:rPr>
+                <w:rFonts w:ascii="Microsoft YaHei" w:hAnsi="Microsoft YaHei" w:eastAsia="Microsoft YaHei"/>
+                <w:b w:val="0"/>
+                <w:i w:val="0"/>
+                <w:color w:val="24364B"/>
+                <w:sz w:val="17"/>
+              </w:rPr>
+            </w:r>
+          </w:p>
+        </w:tc>
+        <w:tc>
+          <w:tcPr>
+            <w:tcW w:type="dxa" w:w="8120"/>
+            <w:shd w:fill="FFF9E8"/>
+            <w:vAlign w:val="center"/>
+            <w:tcMar>
+              <w:top w:w="80" w:type="dxa"/>
+              <w:start w:w="120" w:type="dxa"/>
+              <w:bottom w:w="80" w:type="dxa"/>
+              <w:end w:w="120" w:type="dxa"/>
+            </w:tcMar>
+          </w:tcPr>
+          <w:p>
+            <w:pPr>
+              <w:spacing w:before="40" w:after="40" w:line="276" w:lineRule="auto"/>
+              <w:jc w:val="left"/>
+            </w:pPr>
+            <w:r/>
+            <w:r>
+              <w:rPr>
+                <w:rFonts w:ascii="Microsoft YaHei" w:hAnsi="Microsoft YaHei" w:eastAsia="Microsoft YaHei"/>
+                <w:b w:val="0"/>
+                <w:i w:val="0"/>
+                <w:color w:val="24364B"/>
+                <w:sz w:val="17"/>
+              </w:rPr>
+            </w:r>
+          </w:p>
+        </w:tc>
+        <w:tc>
+          <w:tcPr>
+            <w:tcW w:type="dxa" w:w="2236"/>
+            <w:shd w:fill="FFF9E8"/>
+            <w:vAlign w:val="center"/>
+            <w:tcMar>
+              <w:top w:w="80" w:type="dxa"/>
+              <w:start w:w="120" w:type="dxa"/>
+              <w:bottom w:w="80" w:type="dxa"/>
+              <w:end w:w="120" w:type="dxa"/>
+            </w:tcMar>
+          </w:tcPr>
+          <w:p>
+            <w:pPr>
+              <w:spacing w:before="40" w:after="40" w:line="276" w:lineRule="auto"/>
+              <w:jc w:val="center"/>
+            </w:pPr>
+            <w:r/>
+            <w:r>
+              <w:rPr>
+                <w:rFonts w:ascii="Microsoft YaHei" w:hAnsi="Microsoft YaHei" w:eastAsia="Microsoft YaHei"/>
+                <w:b w:val="0"/>
+                <w:i w:val="0"/>
+                <w:color w:val="24364B"/>
+                <w:sz w:val="17"/>
+              </w:rPr>
+            </w:r>
+          </w:p>
+        </w:tc>
+      </w:tr>
+      <w:tr>
+        <w:trPr>
+          <w:cantSplit/>
+        </w:trPr>
+        <w:tc>
+          <w:tcPr>
+            <w:tcW w:type="dxa" w:w="1862"/>
+            <w:shd w:fill="EDF5FF"/>
+            <w:vAlign w:val="center"/>
+            <w:tcMar>
+              <w:top w:w="80" w:type="dxa"/>
+              <w:start w:w="120" w:type="dxa"/>
+              <w:bottom w:w="80" w:type="dxa"/>
+              <w:end w:w="120" w:type="dxa"/>
+            </w:tcMar>
+          </w:tcPr>
+          <w:p>
+            <w:pPr>
+              <w:spacing w:before="40" w:after="40" w:line="276" w:lineRule="auto"/>
+              <w:jc w:val="center"/>
+            </w:pPr>
+            <w:r/>
+            <w:r>
+              <w:rPr>
+                <w:rFonts w:ascii="Microsoft YaHei" w:hAnsi="Microsoft YaHei" w:eastAsia="Microsoft YaHei"/>
+                <w:b/>
+                <w:i w:val="0"/>
+                <w:color w:val="17365D"/>
+                <w:sz w:val="17"/>
+              </w:rPr>
+              <w:t>客户项目负责人</w:t>
+            </w:r>
+          </w:p>
+        </w:tc>
+        <w:tc>
+          <w:tcPr>
+            <w:tcW w:type="dxa" w:w="2682"/>
+            <w:shd w:fill="FFF9E8"/>
+            <w:vAlign w:val="center"/>
+            <w:tcMar>
+              <w:top w:w="80" w:type="dxa"/>
+              <w:start w:w="120" w:type="dxa"/>
+              <w:bottom w:w="80" w:type="dxa"/>
+              <w:end w:w="120" w:type="dxa"/>
+            </w:tcMar>
+          </w:tcPr>
+          <w:p>
+            <w:pPr>
+              <w:spacing w:before="40" w:after="40" w:line="276" w:lineRule="auto"/>
+              <w:jc w:val="center"/>
+            </w:pPr>
+            <w:r/>
+            <w:r>
+              <w:rPr>
+                <w:rFonts w:ascii="Microsoft YaHei" w:hAnsi="Microsoft YaHei" w:eastAsia="Microsoft YaHei"/>
+                <w:b w:val="0"/>
+                <w:i w:val="0"/>
+                <w:color w:val="24364B"/>
+                <w:sz w:val="17"/>
+              </w:rPr>
+            </w:r>
+          </w:p>
+        </w:tc>
+        <w:tc>
+          <w:tcPr>
+            <w:tcW w:type="dxa" w:w="8120"/>
+            <w:shd w:fill="FFF9E8"/>
+            <w:vAlign w:val="center"/>
+            <w:tcMar>
+              <w:top w:w="80" w:type="dxa"/>
+              <w:start w:w="120" w:type="dxa"/>
+              <w:bottom w:w="80" w:type="dxa"/>
+              <w:end w:w="120" w:type="dxa"/>
+            </w:tcMar>
+          </w:tcPr>
+          <w:p>
+            <w:pPr>
+              <w:spacing w:before="40" w:after="40" w:line="276" w:lineRule="auto"/>
+              <w:jc w:val="left"/>
+            </w:pPr>
+            <w:r/>
+            <w:r>
+              <w:rPr>
+                <w:rFonts w:ascii="Microsoft YaHei" w:hAnsi="Microsoft YaHei" w:eastAsia="Microsoft YaHei"/>
+                <w:b w:val="0"/>
+                <w:i w:val="0"/>
+                <w:color w:val="24364B"/>
+                <w:sz w:val="17"/>
+              </w:rPr>
+            </w:r>
+          </w:p>
+        </w:tc>
+        <w:tc>
+          <w:tcPr>
+            <w:tcW w:type="dxa" w:w="2236"/>
+            <w:shd w:fill="FFF9E8"/>
+            <w:vAlign w:val="center"/>
+            <w:tcMar>
+              <w:top w:w="80" w:type="dxa"/>
+              <w:start w:w="120" w:type="dxa"/>
+              <w:bottom w:w="80" w:type="dxa"/>
+              <w:end w:w="120" w:type="dxa"/>
+            </w:tcMar>
+          </w:tcPr>
+          <w:p>
+            <w:pPr>
+              <w:spacing w:before="40" w:after="40" w:line="276" w:lineRule="auto"/>
+              <w:jc w:val="center"/>
+            </w:pPr>
+            <w:r/>
+            <w:r>
+              <w:rPr>
+                <w:rFonts w:ascii="Microsoft YaHei" w:hAnsi="Microsoft YaHei" w:eastAsia="Microsoft YaHei"/>
+                <w:b w:val="0"/>
+                <w:i w:val="0"/>
+                <w:color w:val="24364B"/>
+                <w:sz w:val="17"/>
+              </w:rPr>
+            </w:r>
+          </w:p>
+        </w:tc>
+      </w:tr>
+      <w:tr>
+        <w:trPr>
+          <w:cantSplit/>
+        </w:trPr>
+        <w:tc>
+          <w:tcPr>
+            <w:tcW w:type="dxa" w:w="1862"/>
+            <w:shd w:fill="EDF5FF"/>
+            <w:vAlign w:val="center"/>
+            <w:tcMar>
+              <w:top w:w="80" w:type="dxa"/>
+              <w:start w:w="120" w:type="dxa"/>
+              <w:bottom w:w="80" w:type="dxa"/>
+              <w:end w:w="120" w:type="dxa"/>
+            </w:tcMar>
+          </w:tcPr>
+          <w:p>
+            <w:pPr>
+              <w:spacing w:before="40" w:after="40" w:line="276" w:lineRule="auto"/>
+              <w:jc w:val="center"/>
+            </w:pPr>
+            <w:r/>
+            <w:r>
+              <w:rPr>
+                <w:rFonts w:ascii="Microsoft YaHei" w:hAnsi="Microsoft YaHei" w:eastAsia="Microsoft YaHei"/>
+                <w:b/>
+                <w:i w:val="0"/>
+                <w:color w:val="17365D"/>
+                <w:sz w:val="17"/>
+              </w:rPr>
+              <w:t>业务/信息部门</w:t>
+            </w:r>
+          </w:p>
+        </w:tc>
+        <w:tc>
+          <w:tcPr>
+            <w:tcW w:type="dxa" w:w="2682"/>
+            <w:shd w:fill="FFF9E8"/>
+            <w:vAlign w:val="center"/>
+            <w:tcMar>
+              <w:top w:w="80" w:type="dxa"/>
+              <w:start w:w="120" w:type="dxa"/>
+              <w:bottom w:w="80" w:type="dxa"/>
+              <w:end w:w="120" w:type="dxa"/>
+            </w:tcMar>
+          </w:tcPr>
+          <w:p>
+            <w:pPr>
+              <w:spacing w:before="40" w:after="40" w:line="276" w:lineRule="auto"/>
+              <w:jc w:val="center"/>
+            </w:pPr>
+            <w:r/>
+            <w:r>
+              <w:rPr>
+                <w:rFonts w:ascii="Microsoft YaHei" w:hAnsi="Microsoft YaHei" w:eastAsia="Microsoft YaHei"/>
+                <w:b w:val="0"/>
+                <w:i w:val="0"/>
+                <w:color w:val="24364B"/>
+                <w:sz w:val="17"/>
+              </w:rPr>
+            </w:r>
+          </w:p>
+        </w:tc>
+        <w:tc>
+          <w:tcPr>
+            <w:tcW w:type="dxa" w:w="8120"/>
+            <w:shd w:fill="FFF9E8"/>
+            <w:vAlign w:val="center"/>
+            <w:tcMar>
+              <w:top w:w="80" w:type="dxa"/>
+              <w:start w:w="120" w:type="dxa"/>
+              <w:bottom w:w="80" w:type="dxa"/>
+              <w:end w:w="120" w:type="dxa"/>
+            </w:tcMar>
+          </w:tcPr>
+          <w:p>
+            <w:pPr>
+              <w:spacing w:before="40" w:after="40" w:line="276" w:lineRule="auto"/>
+              <w:jc w:val="left"/>
+            </w:pPr>
+            <w:r/>
+            <w:r>
+              <w:rPr>
+                <w:rFonts w:ascii="Microsoft YaHei" w:hAnsi="Microsoft YaHei" w:eastAsia="Microsoft YaHei"/>
+                <w:b w:val="0"/>
+                <w:i w:val="0"/>
+                <w:color w:val="24364B"/>
+                <w:sz w:val="17"/>
+              </w:rPr>
+            </w:r>
+          </w:p>
+        </w:tc>
+        <w:tc>
+          <w:tcPr>
+            <w:tcW w:type="dxa" w:w="2236"/>
+            <w:shd w:fill="FFF9E8"/>
+            <w:vAlign w:val="center"/>
+            <w:tcMar>
+              <w:top w:w="80" w:type="dxa"/>
+              <w:start w:w="120" w:type="dxa"/>
+              <w:bottom w:w="80" w:type="dxa"/>
+              <w:end w:w="120" w:type="dxa"/>
+            </w:tcMar>
+          </w:tcPr>
+          <w:p>
+            <w:pPr>
+              <w:spacing w:before="40" w:after="40" w:line="276" w:lineRule="auto"/>
+              <w:jc w:val="center"/>
+            </w:pPr>
+            <w:r/>
+            <w:r>
+              <w:rPr>
+                <w:rFonts w:ascii="Microsoft YaHei" w:hAnsi="Microsoft YaHei" w:eastAsia="Microsoft YaHei"/>
+                <w:b w:val="0"/>
+                <w:i w:val="0"/>
+                <w:color w:val="24364B"/>
+                <w:sz w:val="17"/>
+              </w:rPr>
+            </w:r>
+          </w:p>
+        </w:tc>
+      </w:tr>
+    </w:tbl>
+    <w:p>
+      <w:pPr>
+        <w:spacing w:before="120" w:after="0"/>
         <w:jc w:val="right"/>
       </w:pPr>
       <w:r>
-        <w:t>编制：____________    审核：____________    确认日期：____________</w:t>
+        <w:rPr>
+          <w:rFonts w:ascii="Microsoft YaHei" w:hAnsi="Microsoft YaHei" w:eastAsia="Microsoft YaHei"/>
+          <w:b w:val="0"/>
+          <w:i w:val="0"/>
+          <w:color w:val="667A90"/>
+          <w:sz w:val="16"/>
+        </w:rPr>
+        <w:t>版本记录：V2.0 · 蓝白医疗信息化模板首版 · 2026-07-28</w:t>
       </w:r>
     </w:p>
     <w:sectPr>
-      <w:pgSz w:w="12240" w:h="15840"/>
-      <w:pgMar w:top="936" w:right="936" w:bottom="936" w:left="936" w:header="720" w:footer="720" w:gutter="0"/>
+      <w:headerReference w:type="default" r:id="rId9"/>
+      <w:footerReference w:type="default" r:id="rId10"/>
+      <w:pgSz w:w="16834" w:h="11909" w:orient="landscape"/>
+      <w:pgMar w:top="864" w:right="936" w:bottom="864" w:left="936" w:header="432" w:footer="432" w:gutter="0"/>
       <w:cols w:space="720"/>
       <w:docGrid w:linePitch="360"/>
     </w:sectPr>
   </w:body>
 </w:document>
+</file>
+
+<file path=word/footer1.xml><?xml version="1.0" encoding="utf-8"?>
+<w:ftr xmlns:m="http://schemas.openxmlformats.org/officeDocument/2006/math" xmlns:mc="http://schemas.openxmlformats.org/markup-compatibility/2006" xmlns:mo="http://schemas.microsoft.com/office/mac/office/2008/main" xmlns:mv="urn:schemas-microsoft-com:mac:vml" xmlns:o="urn:schemas-microsoft-com:office:office" xmlns:r="http://schemas.openxmlformats.org/officeDocument/2006/relationships" xmlns:v="urn:schemas-microsoft-com:vml" xmlns:w10="urn:schemas-microsoft-com:office:word" xmlns:w14="http://schemas.microsoft.com/office/word/2010/wordml" xmlns:w="http://schemas.openxmlformats.org/wordprocessingml/2006/main" xmlns:wne="http://schemas.microsoft.com/office/word/2006/wordml" xmlns:wp14="http://schemas.microsoft.com/office/word/2010/wordprocessingDrawing" xmlns:wp="http://schemas.openxmlformats.org/drawingml/2006/wordprocessingDrawing" xmlns:wpc="http://schemas.microsoft.com/office/word/2010/wordprocessingCanvas" xmlns:wpg="http://schemas.microsoft.com/office/word/2010/wordprocessingGroup" xmlns:wpi="http://schemas.microsoft.com/office/word/2010/wordprocessingInk" xmlns:wps="http://schemas.microsoft.com/office/word/2010/wordprocessingShape" mc:Ignorable="w14 wp14">
+  <w:p>
+    <w:pPr>
+      <w:pStyle w:val="Footer"/>
+      <w:spacing w:before="0" w:after="0"/>
+      <w:jc w:val="right"/>
+    </w:pPr>
+    <w:r>
+      <w:rPr>
+        <w:rFonts w:ascii="Microsoft YaHei" w:hAnsi="Microsoft YaHei" w:eastAsia="Microsoft YaHei"/>
+        <w:b w:val="0"/>
+        <w:i w:val="0"/>
+        <w:color w:val="667A90"/>
+        <w:sz w:val="17"/>
+      </w:rPr>
+      <w:t xml:space="preserve">第 </w:t>
+      <w:fldChar w:fldCharType="begin"/>
+      <w:instrText xml:space="preserve"> PAGE </w:instrText>
+      <w:fldChar w:fldCharType="end"/>
+    </w:r>
+    <w:r>
+      <w:rPr>
+        <w:rFonts w:ascii="Microsoft YaHei" w:hAnsi="Microsoft YaHei" w:eastAsia="Microsoft YaHei"/>
+        <w:b w:val="0"/>
+        <w:i w:val="0"/>
+        <w:color w:val="667A90"/>
+        <w:sz w:val="17"/>
+      </w:rPr>
+      <w:t xml:space="preserve"> 页</w:t>
+    </w:r>
+  </w:p>
+</w:ftr>
+</file>
+
+<file path=word/header1.xml><?xml version="1.0" encoding="utf-8"?>
+<w:hdr xmlns:m="http://schemas.openxmlformats.org/officeDocument/2006/math" xmlns:mc="http://schemas.openxmlformats.org/markup-compatibility/2006" xmlns:mo="http://schemas.microsoft.com/office/mac/office/2008/main" xmlns:mv="urn:schemas-microsoft-com:mac:vml" xmlns:o="urn:schemas-microsoft-com:office:office" xmlns:r="http://schemas.openxmlformats.org/officeDocument/2006/relationships" xmlns:v="urn:schemas-microsoft-com:vml" xmlns:w10="urn:schemas-microsoft-com:office:word" xmlns:w14="http://schemas.microsoft.com/office/word/2010/wordml" xmlns:w="http://schemas.openxmlformats.org/wordprocessingml/2006/main" xmlns:wne="http://schemas.microsoft.com/office/word/2006/wordml" xmlns:wp14="http://schemas.microsoft.com/office/word/2010/wordprocessingDrawing" xmlns:wp="http://schemas.openxmlformats.org/drawingml/2006/wordprocessingDrawing" xmlns:wpc="http://schemas.microsoft.com/office/word/2010/wordprocessingCanvas" xmlns:wpg="http://schemas.microsoft.com/office/word/2010/wordprocessingGroup" xmlns:wpi="http://schemas.microsoft.com/office/word/2010/wordprocessingInk" xmlns:wps="http://schemas.microsoft.com/office/word/2010/wordprocessingShape" mc:Ignorable="w14 wp14">
+  <w:p>
+    <w:pPr>
+      <w:pStyle w:val="Header"/>
+    </w:pPr>
+  </w:p>
+  <w:tbl>
+    <w:tblPr>
+      <w:tblW w:type="dxa" w:w="14900"/>
+      <w:jc w:val="left"/>
+      <w:tblLayout w:type="fixed"/>
+      <w:tblLook w:firstColumn="1" w:firstRow="1" w:lastColumn="0" w:lastRow="0" w:noHBand="0" w:noVBand="1" w:val="04A0"/>
+      <w:tblInd w:w="120" w:type="dxa"/>
+      <w:tblBorders>
+        <w:top w:val="single" w:sz="0" w:color="FFFFFF"/>
+        <w:left w:val="single" w:sz="0" w:color="FFFFFF"/>
+        <w:bottom w:val="single" w:sz="0" w:color="FFFFFF"/>
+        <w:right w:val="single" w:sz="0" w:color="FFFFFF"/>
+        <w:insideH w:val="single" w:sz="0" w:color="FFFFFF"/>
+        <w:insideV w:val="single" w:sz="0" w:color="FFFFFF"/>
+      </w:tblBorders>
+    </w:tblPr>
+    <w:tblGrid>
+      <w:gridCol w:w="7450"/>
+      <w:gridCol w:w="7450"/>
+    </w:tblGrid>
+    <w:tr>
+      <w:trPr>
+        <w:cantSplit/>
+      </w:trPr>
+      <w:tc>
+        <w:tcPr>
+          <w:tcW w:type="dxa" w:w="7450"/>
+          <w:vAlign w:val="center"/>
+          <w:tcMar>
+            <w:top w:w="80" w:type="dxa"/>
+            <w:start w:w="120" w:type="dxa"/>
+            <w:bottom w:w="80" w:type="dxa"/>
+            <w:end w:w="120" w:type="dxa"/>
+          </w:tcMar>
+        </w:tcPr>
+        <w:p>
+          <w:pPr>
+            <w:spacing w:before="40" w:after="40" w:line="276" w:lineRule="auto"/>
+            <w:jc w:val="left"/>
+          </w:pPr>
+          <w:r/>
+          <w:r>
+            <w:rPr>
+              <w:rFonts w:ascii="Microsoft YaHei" w:hAnsi="Microsoft YaHei" w:eastAsia="Microsoft YaHei"/>
+              <w:b/>
+              <w:i w:val="0"/>
+              <w:color w:val="667A90"/>
+              <w:sz w:val="17"/>
+            </w:rPr>
+            <w:t>实施项目管理平台 · SOP 交付物</w:t>
+          </w:r>
+        </w:p>
+      </w:tc>
+      <w:tc>
+        <w:tcPr>
+          <w:tcW w:type="dxa" w:w="7450"/>
+          <w:vAlign w:val="center"/>
+          <w:tcMar>
+            <w:top w:w="80" w:type="dxa"/>
+            <w:start w:w="120" w:type="dxa"/>
+            <w:bottom w:w="80" w:type="dxa"/>
+            <w:end w:w="120" w:type="dxa"/>
+          </w:tcMar>
+        </w:tcPr>
+        <w:p>
+          <w:pPr>
+            <w:spacing w:before="40" w:after="40" w:line="276" w:lineRule="auto"/>
+            <w:jc w:val="right"/>
+          </w:pPr>
+          <w:r/>
+          <w:r>
+            <w:rPr>
+              <w:rFonts w:ascii="Microsoft YaHei" w:hAnsi="Microsoft YaHei" w:eastAsia="Microsoft YaHei"/>
+              <w:b w:val="0"/>
+              <w:i w:val="0"/>
+              <w:color w:val="667A90"/>
+              <w:sz w:val="17"/>
+            </w:rPr>
+            <w:t>上线前任务计划  |  V2.0</w:t>
+          </w:r>
+        </w:p>
+      </w:tc>
+    </w:tr>
+  </w:tbl>
+</w:hdr>
 </file>
 
 <file path=word/numbering.xml><?xml version="1.0" encoding="utf-8"?>
@@ -1274,9 +6029,13 @@
     <w:name w:val="Normal"/>
     <w:qFormat/>
     <w:rsid w:val="00FC693F"/>
+    <w:pPr>
+      <w:spacing w:before="0" w:after="120" w:line="300" w:lineRule="auto"/>
+    </w:pPr>
     <w:rPr>
       <w:rFonts w:ascii="Microsoft YaHei" w:hAnsi="Microsoft YaHei" w:eastAsia="Microsoft YaHei"/>
-      <w:sz w:val="18"/>
+      <w:color w:val="24364B"/>
+      <w:sz w:val="22"/>
     </w:rPr>
   </w:style>
   <w:style w:type="paragraph" w:styleId="Header">
@@ -1334,15 +6093,15 @@
     <w:pPr>
       <w:keepNext/>
       <w:keepLines/>
-      <w:spacing w:before="480" w:after="0"/>
+      <w:spacing w:before="360" w:after="200"/>
       <w:outlineLvl w:val="0"/>
     </w:pPr>
     <w:rPr>
-      <w:rFonts w:asciiTheme="majorHAnsi" w:eastAsiaTheme="majorEastAsia" w:hAnsiTheme="majorHAnsi" w:cstheme="majorBidi"/>
+      <w:rFonts w:asciiTheme="majorHAnsi" w:eastAsiaTheme="majorEastAsia" w:hAnsiTheme="majorHAnsi" w:cstheme="majorBidi" w:ascii="Microsoft YaHei" w:hAnsi="Microsoft YaHei" w:eastAsia="Microsoft YaHei"/>
       <w:b/>
       <w:bCs/>
-      <w:color w:val="365F91" w:themeColor="accent1" w:themeShade="BF"/>
-      <w:sz w:val="28"/>
+      <w:color w:val="17365D"/>
+      <w:sz w:val="32"/>
       <w:szCs w:val="28"/>
     </w:rPr>
   </w:style>
@@ -1358,14 +6117,14 @@
     <w:pPr>
       <w:keepNext/>
       <w:keepLines/>
-      <w:spacing w:before="200" w:after="0"/>
+      <w:spacing w:before="280" w:after="140"/>
       <w:outlineLvl w:val="1"/>
     </w:pPr>
     <w:rPr>
-      <w:rFonts w:asciiTheme="majorHAnsi" w:eastAsiaTheme="majorEastAsia" w:hAnsiTheme="majorHAnsi" w:cstheme="majorBidi"/>
+      <w:rFonts w:asciiTheme="majorHAnsi" w:eastAsiaTheme="majorEastAsia" w:hAnsiTheme="majorHAnsi" w:cstheme="majorBidi" w:ascii="Microsoft YaHei" w:hAnsi="Microsoft YaHei" w:eastAsia="Microsoft YaHei"/>
       <w:b/>
       <w:bCs/>
-      <w:color w:val="4F81BD" w:themeColor="accent1"/>
+      <w:color w:val="1769E0"/>
       <w:sz w:val="26"/>
       <w:szCs w:val="26"/>
     </w:rPr>
@@ -1382,14 +6141,15 @@
     <w:pPr>
       <w:keepNext/>
       <w:keepLines/>
-      <w:spacing w:before="200" w:after="0"/>
+      <w:spacing w:before="200" w:after="100"/>
       <w:outlineLvl w:val="2"/>
     </w:pPr>
     <w:rPr>
-      <w:rFonts w:asciiTheme="majorHAnsi" w:eastAsiaTheme="majorEastAsia" w:hAnsiTheme="majorHAnsi" w:cstheme="majorBidi"/>
+      <w:rFonts w:asciiTheme="majorHAnsi" w:eastAsiaTheme="majorEastAsia" w:hAnsiTheme="majorHAnsi" w:cstheme="majorBidi" w:ascii="Microsoft YaHei" w:hAnsi="Microsoft YaHei" w:eastAsia="Microsoft YaHei"/>
       <w:b/>
       <w:bCs/>
-      <w:color w:val="4F81BD" w:themeColor="accent1"/>
+      <w:color w:val="17365D"/>
+      <w:sz w:val="24"/>
     </w:rPr>
   </w:style>
   <w:style w:type="paragraph" w:styleId="Heading4">

--- a/templates/pre-go-live-task-plan.docx
+++ b/templates/pre-go-live-task-plan.docx
@@ -2,53 +2,65 @@
 <file path=word/document.xml><?xml version="1.0" encoding="utf-8"?>
 <w:document xmlns:wpc="http://schemas.microsoft.com/office/word/2010/wordprocessingCanvas" xmlns:mo="http://schemas.microsoft.com/office/mac/office/2008/main" xmlns:mc="http://schemas.openxmlformats.org/markup-compatibility/2006" xmlns:mv="urn:schemas-microsoft-com:mac:vml" xmlns:o="urn:schemas-microsoft-com:office:office" xmlns:r="http://schemas.openxmlformats.org/officeDocument/2006/relationships" xmlns:m="http://schemas.openxmlformats.org/officeDocument/2006/math" xmlns:v="urn:schemas-microsoft-com:vml" xmlns:wp14="http://schemas.microsoft.com/office/word/2010/wordprocessingDrawing" xmlns:wp="http://schemas.openxmlformats.org/drawingml/2006/wordprocessingDrawing" xmlns:w10="urn:schemas-microsoft-com:office:word" xmlns:w="http://schemas.openxmlformats.org/wordprocessingml/2006/main" xmlns:w14="http://schemas.microsoft.com/office/word/2010/wordml" xmlns:wpg="http://schemas.microsoft.com/office/word/2010/wordprocessingGroup" xmlns:wpi="http://schemas.microsoft.com/office/word/2010/wordprocessingInk" xmlns:wne="http://schemas.microsoft.com/office/word/2006/wordml" xmlns:wps="http://schemas.microsoft.com/office/word/2010/wordprocessingShape" mc:Ignorable="w14 wp14">
   <w:body>
-    <w:p>
-      <w:pPr>
-        <w:spacing w:before="60" w:after="0"/>
-      </w:pPr>
-      <w:r>
-        <w:rPr>
-          <w:rFonts w:ascii="Microsoft YaHei" w:hAnsi="Microsoft YaHei" w:eastAsia="Microsoft YaHei"/>
-          <w:b/>
-          <w:i w:val="0"/>
-          <w:color w:val="1769E0"/>
-          <w:sz w:val="19"/>
-        </w:rPr>
-        <w:t>SOP · 事前准备</w:t>
-      </w:r>
-    </w:p>
-    <w:p>
-      <w:pPr>
-        <w:keepNext/>
-        <w:spacing w:before="0" w:after="60"/>
-      </w:pPr>
-      <w:r>
-        <w:rPr>
-          <w:rFonts w:ascii="Microsoft YaHei" w:hAnsi="Microsoft YaHei" w:eastAsia="Microsoft YaHei"/>
-          <w:b/>
-          <w:i w:val="0"/>
-          <w:color w:val="17365D"/>
-          <w:sz w:val="46"/>
-        </w:rPr>
-        <w:t>上线前任务计划</w:t>
-      </w:r>
-    </w:p>
-    <w:p>
-      <w:pPr>
-        <w:keepNext/>
-        <w:spacing w:before="0" w:after="180"/>
-      </w:pPr>
-      <w:r>
-        <w:rPr>
-          <w:rFonts w:ascii="Microsoft YaHei" w:hAnsi="Microsoft YaHei" w:eastAsia="Microsoft YaHei"/>
-          <w:b w:val="0"/>
-          <w:i w:val="0"/>
-          <w:color w:val="667A90"/>
-          <w:sz w:val="21"/>
-        </w:rPr>
-        <w:t>用于统筹上线前的准备事项、前置依赖、完成标准与责任人</w:t>
-      </w:r>
-    </w:p>
+    <w:tbl>
+      <w:tblPr>
+        <w:tblStyle w:val="TableGrid"/>
+        <w:tblW w:type="dxa" w:w="14900"/>
+        <w:jc w:val="left"/>
+        <w:tblLayout w:type="fixed"/>
+        <w:tblLook w:firstColumn="1" w:firstRow="1" w:lastColumn="0" w:lastRow="0" w:noHBand="0" w:noVBand="1" w:val="04A0"/>
+        <w:tblInd w:w="120" w:type="dxa"/>
+        <w:tblBorders>
+          <w:top w:val="single" w:sz="0" w:color="C66A16"/>
+          <w:left w:val="single" w:sz="0" w:color="C66A16"/>
+          <w:bottom w:val="single" w:sz="0" w:color="C66A16"/>
+          <w:right w:val="single" w:sz="0" w:color="C66A16"/>
+          <w:insideH w:val="single" w:sz="0" w:color="C66A16"/>
+          <w:insideV w:val="single" w:sz="0" w:color="C66A16"/>
+        </w:tblBorders>
+      </w:tblPr>
+      <w:tblGrid>
+        <w:gridCol w:w="14900"/>
+      </w:tblGrid>
+      <w:tr>
+        <w:trPr>
+          <w:cantSplit/>
+        </w:trPr>
+        <w:tc>
+          <w:tcPr>
+            <w:tcW w:type="dxa" w:w="14900"/>
+            <w:shd w:fill="C66A16"/>
+          </w:tcPr>
+          <w:p>
+            <w:pPr>
+              <w:spacing w:before="160" w:after="160"/>
+            </w:pPr>
+            <w:r/>
+            <w:r>
+              <w:rPr>
+                <w:rFonts w:ascii="Microsoft YaHei" w:hAnsi="Microsoft YaHei" w:eastAsia="Microsoft YaHei"/>
+                <w:b/>
+                <w:i w:val="0"/>
+                <w:color w:val="FFFFFF"/>
+                <w:sz w:val="46"/>
+              </w:rPr>
+              <w:t>上线前任务计划</w:t>
+              <w:br/>
+            </w:r>
+            <w:r>
+              <w:rPr>
+                <w:rFonts w:ascii="Microsoft YaHei" w:hAnsi="Microsoft YaHei" w:eastAsia="Microsoft YaHei"/>
+                <w:b w:val="0"/>
+                <w:i w:val="0"/>
+                <w:color w:val="FFFFFF"/>
+                <w:sz w:val="21"/>
+              </w:rPr>
+              <w:t>用于统筹上线前的准备事项、前置依赖、完成标准与责任人</w:t>
+            </w:r>
+          </w:p>
+        </w:tc>
+      </w:tr>
+    </w:tbl>
     <w:tbl>
       <w:tblPr>
         <w:tblStyle w:val="TableGrid"/>
@@ -83,7 +95,7 @@
         <w:tc>
           <w:tcPr>
             <w:tcW w:type="dxa" w:w="1192"/>
-            <w:shd w:fill="EDF5FF"/>
+            <w:shd w:fill="FFF3E8"/>
             <w:vAlign w:val="center"/>
             <w:tcMar>
               <w:top w:w="80" w:type="dxa"/>
@@ -142,7 +154,7 @@
         <w:tc>
           <w:tcPr>
             <w:tcW w:type="dxa" w:w="1192"/>
-            <w:shd w:fill="EDF5FF"/>
+            <w:shd w:fill="FFF3E8"/>
             <w:vAlign w:val="center"/>
             <w:tcMar>
               <w:top w:w="80" w:type="dxa"/>
@@ -201,7 +213,7 @@
         <w:tc>
           <w:tcPr>
             <w:tcW w:type="dxa" w:w="1192"/>
-            <w:shd w:fill="EDF5FF"/>
+            <w:shd w:fill="FFF3E8"/>
             <w:vAlign w:val="center"/>
             <w:tcMar>
               <w:top w:w="80" w:type="dxa"/>
@@ -260,7 +272,7 @@
         <w:tc>
           <w:tcPr>
             <w:tcW w:type="dxa" w:w="1192"/>
-            <w:shd w:fill="EDF5FF"/>
+            <w:shd w:fill="FFF3E8"/>
             <w:vAlign w:val="center"/>
             <w:tcMar>
               <w:top w:w="80" w:type="dxa"/>
@@ -324,7 +336,7 @@
         <w:tc>
           <w:tcPr>
             <w:tcW w:type="dxa" w:w="1192"/>
-            <w:shd w:fill="EDF5FF"/>
+            <w:shd w:fill="FFF3E8"/>
             <w:vAlign w:val="center"/>
             <w:tcMar>
               <w:top w:w="80" w:type="dxa"/>
@@ -383,7 +395,7 @@
         <w:tc>
           <w:tcPr>
             <w:tcW w:type="dxa" w:w="1192"/>
-            <w:shd w:fill="EDF5FF"/>
+            <w:shd w:fill="FFF3E8"/>
             <w:vAlign w:val="center"/>
             <w:tcMar>
               <w:top w:w="80" w:type="dxa"/>
@@ -442,7 +454,7 @@
         <w:tc>
           <w:tcPr>
             <w:tcW w:type="dxa" w:w="1192"/>
-            <w:shd w:fill="EDF5FF"/>
+            <w:shd w:fill="FFF3E8"/>
             <w:vAlign w:val="center"/>
             <w:tcMar>
               <w:top w:w="80" w:type="dxa"/>
@@ -495,14 +507,14 @@
                 <w:color w:val="24364B"/>
                 <w:sz w:val="18"/>
               </w:rPr>
-              <w:t>V2.0</w:t>
+              <w:t>V2.1</w:t>
             </w:r>
           </w:p>
         </w:tc>
         <w:tc>
           <w:tcPr>
             <w:tcW w:type="dxa" w:w="1192"/>
-            <w:shd w:fill="EDF5FF"/>
+            <w:shd w:fill="FFF3E8"/>
             <w:vAlign w:val="center"/>
             <w:tcMar>
               <w:top w:w="80" w:type="dxa"/>
@@ -555,7 +567,7 @@
                 <w:color w:val="24364B"/>
                 <w:sz w:val="18"/>
               </w:rPr>
-              <w:t>☐ 草稿  ☐ 已确认</w:t>
+              <w:t>☐ 草稿  ☐ 上线倒排完成</w:t>
             </w:r>
           </w:p>
         </w:tc>
@@ -570,12 +582,12 @@
         <w:tblLook w:firstColumn="1" w:firstRow="1" w:lastColumn="0" w:lastRow="0" w:noHBand="0" w:noVBand="1" w:val="04A0"/>
         <w:tblInd w:w="120" w:type="dxa"/>
         <w:tblBorders>
-          <w:top w:val="single" w:sz="5" w:color="B7D2F1"/>
-          <w:left w:val="single" w:sz="5" w:color="B7D2F1"/>
-          <w:bottom w:val="single" w:sz="5" w:color="B7D2F1"/>
-          <w:right w:val="single" w:sz="5" w:color="B7D2F1"/>
-          <w:insideH w:val="single" w:sz="5" w:color="B7D2F1"/>
-          <w:insideV w:val="single" w:sz="5" w:color="B7D2F1"/>
+          <w:top w:val="single" w:sz="5" w:color="C66A16"/>
+          <w:left w:val="single" w:sz="5" w:color="C66A16"/>
+          <w:bottom w:val="single" w:sz="5" w:color="C66A16"/>
+          <w:right w:val="single" w:sz="5" w:color="C66A16"/>
+          <w:insideH w:val="single" w:sz="5" w:color="C66A16"/>
+          <w:insideV w:val="single" w:sz="5" w:color="C66A16"/>
         </w:tblBorders>
       </w:tblPr>
       <w:tblGrid>
@@ -588,7 +600,7 @@
         <w:tc>
           <w:tcPr>
             <w:tcW w:type="dxa" w:w="14900"/>
-            <w:shd w:fill="F6F9FD"/>
+            <w:shd w:fill="FFF3E8"/>
             <w:vAlign w:val="center"/>
             <w:tcMar>
               <w:top w:w="80" w:type="dxa"/>
@@ -625,18 +637,184 @@
       <w:pPr>
         <w:pStyle w:val="Heading2"/>
         <w:keepNext/>
+        <w:pageBreakBefore w:val="0"/>
       </w:pPr>
       <w:r>
         <w:rPr>
           <w:rFonts w:ascii="Microsoft YaHei" w:hAnsi="Microsoft YaHei" w:eastAsia="Microsoft YaHei"/>
           <w:b/>
           <w:i w:val="0"/>
-          <w:color w:val="1769E0"/>
+          <w:color w:val="C66A16"/>
           <w:sz w:val="26"/>
         </w:rPr>
-        <w:t>一、范围与基本信息</w:t>
+        <w:t>一、上线倒排总览</w:t>
       </w:r>
     </w:p>
+    <w:tbl>
+      <w:tblPr>
+        <w:tblStyle w:val="TableGrid"/>
+        <w:tblW w:type="dxa" w:w="14900"/>
+        <w:jc w:val="left"/>
+        <w:tblLayout w:type="fixed"/>
+        <w:tblLook w:firstColumn="1" w:firstRow="1" w:lastColumn="0" w:lastRow="0" w:noHBand="0" w:noVBand="1" w:val="04A0"/>
+        <w:tblInd w:w="120" w:type="dxa"/>
+        <w:tblBorders>
+          <w:top w:val="single" w:sz="0" w:color="FFFFFF"/>
+          <w:left w:val="single" w:sz="0" w:color="FFFFFF"/>
+          <w:bottom w:val="single" w:sz="0" w:color="FFFFFF"/>
+          <w:right w:val="single" w:sz="0" w:color="FFFFFF"/>
+          <w:insideH w:val="single" w:sz="0" w:color="FFFFFF"/>
+          <w:insideV w:val="single" w:sz="0" w:color="FFFFFF"/>
+        </w:tblBorders>
+      </w:tblPr>
+      <w:tblGrid>
+        <w:gridCol w:w="3725"/>
+        <w:gridCol w:w="3725"/>
+        <w:gridCol w:w="3725"/>
+        <w:gridCol w:w="3725"/>
+      </w:tblGrid>
+      <w:tr>
+        <w:trPr>
+          <w:cantSplit/>
+        </w:trPr>
+        <w:tc>
+          <w:tcPr>
+            <w:tcW w:type="dxa" w:w="3725"/>
+            <w:shd w:fill="C66A16"/>
+          </w:tcPr>
+          <w:p>
+            <w:pPr>
+              <w:spacing w:before="120" w:after="120"/>
+              <w:jc w:val="center"/>
+            </w:pPr>
+            <w:r/>
+            <w:r>
+              <w:rPr>
+                <w:rFonts w:ascii="Microsoft YaHei" w:hAnsi="Microsoft YaHei" w:eastAsia="Microsoft YaHei"/>
+                <w:b/>
+                <w:i w:val="0"/>
+                <w:color w:val="FFFFFF"/>
+                <w:sz w:val="24"/>
+              </w:rPr>
+              <w:t>D-14</w:t>
+              <w:br/>
+            </w:r>
+            <w:r>
+              <w:rPr>
+                <w:rFonts w:ascii="Microsoft YaHei" w:hAnsi="Microsoft YaHei" w:eastAsia="Microsoft YaHei"/>
+                <w:b w:val="0"/>
+                <w:i w:val="0"/>
+                <w:color w:val="FFFFFF"/>
+                <w:sz w:val="17"/>
+              </w:rPr>
+              <w:t>范围冻结</w:t>
+            </w:r>
+          </w:p>
+        </w:tc>
+        <w:tc>
+          <w:tcPr>
+            <w:tcW w:type="dxa" w:w="3725"/>
+            <w:shd w:fill="C66A16"/>
+          </w:tcPr>
+          <w:p>
+            <w:pPr>
+              <w:spacing w:before="120" w:after="120"/>
+              <w:jc w:val="center"/>
+            </w:pPr>
+            <w:r/>
+            <w:r>
+              <w:rPr>
+                <w:rFonts w:ascii="Microsoft YaHei" w:hAnsi="Microsoft YaHei" w:eastAsia="Microsoft YaHei"/>
+                <w:b/>
+                <w:i w:val="0"/>
+                <w:color w:val="FFFFFF"/>
+                <w:sz w:val="24"/>
+              </w:rPr>
+              <w:t>D-7</w:t>
+              <w:br/>
+            </w:r>
+            <w:r>
+              <w:rPr>
+                <w:rFonts w:ascii="Microsoft YaHei" w:hAnsi="Microsoft YaHei" w:eastAsia="Microsoft YaHei"/>
+                <w:b w:val="0"/>
+                <w:i w:val="0"/>
+                <w:color w:val="FFFFFF"/>
+                <w:sz w:val="17"/>
+              </w:rPr>
+              <w:t>环境就绪</w:t>
+            </w:r>
+          </w:p>
+        </w:tc>
+        <w:tc>
+          <w:tcPr>
+            <w:tcW w:type="dxa" w:w="3725"/>
+            <w:shd w:fill="C66A16"/>
+          </w:tcPr>
+          <w:p>
+            <w:pPr>
+              <w:spacing w:before="120" w:after="120"/>
+              <w:jc w:val="center"/>
+            </w:pPr>
+            <w:r/>
+            <w:r>
+              <w:rPr>
+                <w:rFonts w:ascii="Microsoft YaHei" w:hAnsi="Microsoft YaHei" w:eastAsia="Microsoft YaHei"/>
+                <w:b/>
+                <w:i w:val="0"/>
+                <w:color w:val="FFFFFF"/>
+                <w:sz w:val="24"/>
+              </w:rPr>
+              <w:t>D-3</w:t>
+              <w:br/>
+            </w:r>
+            <w:r>
+              <w:rPr>
+                <w:rFonts w:ascii="Microsoft YaHei" w:hAnsi="Microsoft YaHei" w:eastAsia="Microsoft YaHei"/>
+                <w:b w:val="0"/>
+                <w:i w:val="0"/>
+                <w:color w:val="FFFFFF"/>
+                <w:sz w:val="17"/>
+              </w:rPr>
+              <w:t>全流程验证</w:t>
+            </w:r>
+          </w:p>
+        </w:tc>
+        <w:tc>
+          <w:tcPr>
+            <w:tcW w:type="dxa" w:w="3725"/>
+            <w:shd w:fill="C66A16"/>
+          </w:tcPr>
+          <w:p>
+            <w:pPr>
+              <w:spacing w:before="120" w:after="120"/>
+              <w:jc w:val="center"/>
+            </w:pPr>
+            <w:r/>
+            <w:r>
+              <w:rPr>
+                <w:rFonts w:ascii="Microsoft YaHei" w:hAnsi="Microsoft YaHei" w:eastAsia="Microsoft YaHei"/>
+                <w:b/>
+                <w:i w:val="0"/>
+                <w:color w:val="FFFFFF"/>
+                <w:sz w:val="24"/>
+              </w:rPr>
+              <w:t>D-1</w:t>
+              <w:br/>
+            </w:r>
+            <w:r>
+              <w:rPr>
+                <w:rFonts w:ascii="Microsoft YaHei" w:hAnsi="Microsoft YaHei" w:eastAsia="Microsoft YaHei"/>
+                <w:b w:val="0"/>
+                <w:i w:val="0"/>
+                <w:color w:val="FFFFFF"/>
+                <w:sz w:val="17"/>
+              </w:rPr>
+              <w:t>上线准入</w:t>
+            </w:r>
+          </w:p>
+        </w:tc>
+      </w:tr>
+    </w:tbl>
     <w:tbl>
       <w:tblPr>
         <w:tblStyle w:val="TableGrid"/>
@@ -1147,20 +1325,238 @@
         </w:tc>
       </w:tr>
     </w:tbl>
+    <w:tbl>
+      <w:tblPr>
+        <w:tblStyle w:val="TableGrid"/>
+        <w:tblW w:type="dxa" w:w="14900"/>
+        <w:jc w:val="left"/>
+        <w:tblLayout w:type="fixed"/>
+        <w:tblLook w:firstColumn="1" w:firstRow="1" w:lastColumn="0" w:lastRow="0" w:noHBand="0" w:noVBand="1" w:val="04A0"/>
+        <w:tblInd w:w="120" w:type="dxa"/>
+        <w:tblBorders>
+          <w:top w:val="single" w:sz="5" w:color="C66A16"/>
+          <w:left w:val="single" w:sz="5" w:color="C66A16"/>
+          <w:bottom w:val="single" w:sz="5" w:color="C66A16"/>
+          <w:right w:val="single" w:sz="5" w:color="C66A16"/>
+          <w:insideH w:val="single" w:sz="5" w:color="C66A16"/>
+          <w:insideV w:val="single" w:sz="5" w:color="C66A16"/>
+        </w:tblBorders>
+      </w:tblPr>
+      <w:tblGrid>
+        <w:gridCol w:w="2310"/>
+        <w:gridCol w:w="12590"/>
+      </w:tblGrid>
+      <w:tr>
+        <w:trPr>
+          <w:cantSplit/>
+        </w:trPr>
+        <w:tc>
+          <w:tcPr>
+            <w:tcW w:type="dxa" w:w="2310"/>
+            <w:shd w:fill="C66A16"/>
+            <w:vAlign w:val="center"/>
+            <w:tcMar>
+              <w:top w:w="80" w:type="dxa"/>
+              <w:start w:w="120" w:type="dxa"/>
+              <w:bottom w:w="80" w:type="dxa"/>
+              <w:end w:w="120" w:type="dxa"/>
+            </w:tcMar>
+          </w:tcPr>
+          <w:p>
+            <w:pPr>
+              <w:spacing w:before="40" w:after="40" w:line="276" w:lineRule="auto"/>
+              <w:jc w:val="center"/>
+            </w:pPr>
+            <w:r/>
+            <w:r>
+              <w:rPr>
+                <w:rFonts w:ascii="Microsoft YaHei" w:hAnsi="Microsoft YaHei" w:eastAsia="Microsoft YaHei"/>
+                <w:b/>
+                <w:i w:val="0"/>
+                <w:color w:val="FFFFFF"/>
+                <w:sz w:val="18"/>
+              </w:rPr>
+              <w:t>指挥链</w:t>
+            </w:r>
+          </w:p>
+        </w:tc>
+        <w:tc>
+          <w:tcPr>
+            <w:tcW w:type="dxa" w:w="12590"/>
+            <w:shd w:fill="FFF3E8"/>
+            <w:vAlign w:val="center"/>
+            <w:tcMar>
+              <w:top w:w="80" w:type="dxa"/>
+              <w:start w:w="120" w:type="dxa"/>
+              <w:bottom w:w="80" w:type="dxa"/>
+              <w:end w:w="120" w:type="dxa"/>
+            </w:tcMar>
+          </w:tcPr>
+          <w:p>
+            <w:pPr>
+              <w:spacing w:before="40" w:after="40" w:line="276" w:lineRule="auto"/>
+              <w:jc w:val="left"/>
+            </w:pPr>
+            <w:r/>
+            <w:r>
+              <w:rPr>
+                <w:rFonts w:ascii="Microsoft YaHei" w:hAnsi="Microsoft YaHei" w:eastAsia="Microsoft YaHei"/>
+                <w:b w:val="0"/>
+                <w:i w:val="0"/>
+                <w:color w:val="24364B"/>
+                <w:sz w:val="18"/>
+              </w:rPr>
+              <w:t>总负责人、业务负责人、技术负责人和应急联系人到位</w:t>
+            </w:r>
+          </w:p>
+        </w:tc>
+      </w:tr>
+      <w:tr>
+        <w:trPr>
+          <w:cantSplit/>
+        </w:trPr>
+        <w:tc>
+          <w:tcPr>
+            <w:tcW w:type="dxa" w:w="2310"/>
+            <w:shd w:fill="C66A16"/>
+            <w:vAlign w:val="center"/>
+            <w:tcMar>
+              <w:top w:w="80" w:type="dxa"/>
+              <w:start w:w="120" w:type="dxa"/>
+              <w:bottom w:w="80" w:type="dxa"/>
+              <w:end w:w="120" w:type="dxa"/>
+            </w:tcMar>
+          </w:tcPr>
+          <w:p>
+            <w:pPr>
+              <w:spacing w:before="40" w:after="40" w:line="276" w:lineRule="auto"/>
+              <w:jc w:val="center"/>
+            </w:pPr>
+            <w:r/>
+            <w:r>
+              <w:rPr>
+                <w:rFonts w:ascii="Microsoft YaHei" w:hAnsi="Microsoft YaHei" w:eastAsia="Microsoft YaHei"/>
+                <w:b/>
+                <w:i w:val="0"/>
+                <w:color w:val="FFFFFF"/>
+                <w:sz w:val="18"/>
+              </w:rPr>
+              <w:t>升级机制</w:t>
+            </w:r>
+          </w:p>
+        </w:tc>
+        <w:tc>
+          <w:tcPr>
+            <w:tcW w:type="dxa" w:w="12590"/>
+            <w:shd w:fill="FFF3E8"/>
+            <w:vAlign w:val="center"/>
+            <w:tcMar>
+              <w:top w:w="80" w:type="dxa"/>
+              <w:start w:w="120" w:type="dxa"/>
+              <w:bottom w:w="80" w:type="dxa"/>
+              <w:end w:w="120" w:type="dxa"/>
+            </w:tcMar>
+          </w:tcPr>
+          <w:p>
+            <w:pPr>
+              <w:spacing w:before="40" w:after="40" w:line="276" w:lineRule="auto"/>
+              <w:jc w:val="left"/>
+            </w:pPr>
+            <w:r/>
+            <w:r>
+              <w:rPr>
+                <w:rFonts w:ascii="Microsoft YaHei" w:hAnsi="Microsoft YaHei" w:eastAsia="Microsoft YaHei"/>
+                <w:b w:val="0"/>
+                <w:i w:val="0"/>
+                <w:color w:val="24364B"/>
+                <w:sz w:val="18"/>
+              </w:rPr>
+              <w:t>阻塞事项按时限升级，不在备注中静默延期</w:t>
+            </w:r>
+          </w:p>
+        </w:tc>
+      </w:tr>
+      <w:tr>
+        <w:trPr>
+          <w:cantSplit/>
+        </w:trPr>
+        <w:tc>
+          <w:tcPr>
+            <w:tcW w:type="dxa" w:w="2310"/>
+            <w:shd w:fill="C66A16"/>
+            <w:vAlign w:val="center"/>
+            <w:tcMar>
+              <w:top w:w="80" w:type="dxa"/>
+              <w:start w:w="120" w:type="dxa"/>
+              <w:bottom w:w="80" w:type="dxa"/>
+              <w:end w:w="120" w:type="dxa"/>
+            </w:tcMar>
+          </w:tcPr>
+          <w:p>
+            <w:pPr>
+              <w:spacing w:before="40" w:after="40" w:line="276" w:lineRule="auto"/>
+              <w:jc w:val="center"/>
+            </w:pPr>
+            <w:r/>
+            <w:r>
+              <w:rPr>
+                <w:rFonts w:ascii="Microsoft YaHei" w:hAnsi="Microsoft YaHei" w:eastAsia="Microsoft YaHei"/>
+                <w:b/>
+                <w:i w:val="0"/>
+                <w:color w:val="FFFFFF"/>
+                <w:sz w:val="18"/>
+              </w:rPr>
+              <w:t>放行依据</w:t>
+            </w:r>
+          </w:p>
+        </w:tc>
+        <w:tc>
+          <w:tcPr>
+            <w:tcW w:type="dxa" w:w="12590"/>
+            <w:shd w:fill="FFF3E8"/>
+            <w:vAlign w:val="center"/>
+            <w:tcMar>
+              <w:top w:w="80" w:type="dxa"/>
+              <w:start w:w="120" w:type="dxa"/>
+              <w:bottom w:w="80" w:type="dxa"/>
+              <w:end w:w="120" w:type="dxa"/>
+            </w:tcMar>
+          </w:tcPr>
+          <w:p>
+            <w:pPr>
+              <w:spacing w:before="40" w:after="40" w:line="276" w:lineRule="auto"/>
+              <w:jc w:val="left"/>
+            </w:pPr>
+            <w:r/>
+            <w:r>
+              <w:rPr>
+                <w:rFonts w:ascii="Microsoft YaHei" w:hAnsi="Microsoft YaHei" w:eastAsia="Microsoft YaHei"/>
+                <w:b w:val="0"/>
+                <w:i w:val="0"/>
+                <w:color w:val="24364B"/>
+                <w:sz w:val="18"/>
+              </w:rPr>
+              <w:t>范围、环境、数据、人员和回退条件全部满足</w:t>
+            </w:r>
+          </w:p>
+        </w:tc>
+      </w:tr>
+    </w:tbl>
     <w:p>
       <w:pPr>
         <w:pStyle w:val="Heading2"/>
         <w:keepNext/>
+        <w:pageBreakBefore/>
       </w:pPr>
       <w:r>
         <w:rPr>
           <w:rFonts w:ascii="Microsoft YaHei" w:hAnsi="Microsoft YaHei" w:eastAsia="Microsoft YaHei"/>
           <w:b/>
           <w:i w:val="0"/>
-          <w:color w:val="1769E0"/>
+          <w:color w:val="C66A16"/>
           <w:sz w:val="26"/>
         </w:rPr>
-        <w:t>二、明细记录</w:t>
+        <w:t>二、倒排任务计划</w:t>
       </w:r>
     </w:p>
     <w:tbl>
@@ -1209,7 +1605,7 @@
         <w:tc>
           <w:tcPr>
             <w:tcW w:type="dxa" w:w="793"/>
-            <w:shd w:fill="1769E0"/>
+            <w:shd w:fill="17365D"/>
             <w:vAlign w:val="center"/>
             <w:tcMar>
               <w:top w:w="80" w:type="dxa"/>
@@ -1239,7 +1635,7 @@
         <w:tc>
           <w:tcPr>
             <w:tcW w:type="dxa" w:w="2378"/>
-            <w:shd w:fill="17365D"/>
+            <w:shd w:fill="C66A16"/>
             <w:vAlign w:val="center"/>
             <w:tcMar>
               <w:top w:w="80" w:type="dxa"/>
@@ -1269,7 +1665,7 @@
         <w:tc>
           <w:tcPr>
             <w:tcW w:type="dxa" w:w="1347"/>
-            <w:shd w:fill="17365D"/>
+            <w:shd w:fill="C66A16"/>
             <w:vAlign w:val="center"/>
             <w:tcMar>
               <w:top w:w="80" w:type="dxa"/>
@@ -1299,7 +1695,7 @@
         <w:tc>
           <w:tcPr>
             <w:tcW w:type="dxa" w:w="1427"/>
-            <w:shd w:fill="17365D"/>
+            <w:shd w:fill="C66A16"/>
             <w:vAlign w:val="center"/>
             <w:tcMar>
               <w:top w:w="80" w:type="dxa"/>
@@ -1329,7 +1725,7 @@
         <w:tc>
           <w:tcPr>
             <w:tcW w:type="dxa" w:w="1427"/>
-            <w:shd w:fill="17365D"/>
+            <w:shd w:fill="C66A16"/>
             <w:vAlign w:val="center"/>
             <w:tcMar>
               <w:top w:w="80" w:type="dxa"/>
@@ -1359,7 +1755,7 @@
         <w:tc>
           <w:tcPr>
             <w:tcW w:type="dxa" w:w="1981"/>
-            <w:shd w:fill="17365D"/>
+            <w:shd w:fill="C66A16"/>
             <w:vAlign w:val="center"/>
             <w:tcMar>
               <w:top w:w="80" w:type="dxa"/>
@@ -1389,7 +1785,7 @@
         <w:tc>
           <w:tcPr>
             <w:tcW w:type="dxa" w:w="2219"/>
-            <w:shd w:fill="17365D"/>
+            <w:shd w:fill="C66A16"/>
             <w:vAlign w:val="center"/>
             <w:tcMar>
               <w:top w:w="80" w:type="dxa"/>
@@ -1419,7 +1815,7 @@
         <w:tc>
           <w:tcPr>
             <w:tcW w:type="dxa" w:w="1268"/>
-            <w:shd w:fill="17365D"/>
+            <w:shd w:fill="C66A16"/>
             <w:vAlign w:val="center"/>
             <w:tcMar>
               <w:top w:w="80" w:type="dxa"/>
@@ -1449,7 +1845,7 @@
         <w:tc>
           <w:tcPr>
             <w:tcW w:type="dxa" w:w="2060"/>
-            <w:shd w:fill="17365D"/>
+            <w:shd w:fill="C66A16"/>
             <w:vAlign w:val="center"/>
             <w:tcMar>
               <w:top w:w="80" w:type="dxa"/>
@@ -1524,7 +1920,7 @@
         <w:tc>
           <w:tcPr>
             <w:tcW w:type="dxa" w:w="2378"/>
-            <w:shd w:fill="FFF9E8"/>
+            <w:shd w:fill="FFF3E8"/>
             <w:vAlign w:val="center"/>
             <w:tcMar>
               <w:top w:w="80" w:type="dxa"/>
@@ -1553,7 +1949,7 @@
         <w:tc>
           <w:tcPr>
             <w:tcW w:type="dxa" w:w="1347"/>
-            <w:shd w:fill="FFF9E8"/>
+            <w:shd w:fill="FFF3E8"/>
             <w:vAlign w:val="center"/>
             <w:tcMar>
               <w:top w:w="80" w:type="dxa"/>
@@ -1582,7 +1978,7 @@
         <w:tc>
           <w:tcPr>
             <w:tcW w:type="dxa" w:w="1427"/>
-            <w:shd w:fill="FFF9E8"/>
+            <w:shd w:fill="FFF3E8"/>
             <w:vAlign w:val="center"/>
             <w:tcMar>
               <w:top w:w="80" w:type="dxa"/>
@@ -1611,7 +2007,7 @@
         <w:tc>
           <w:tcPr>
             <w:tcW w:type="dxa" w:w="1427"/>
-            <w:shd w:fill="FFF9E8"/>
+            <w:shd w:fill="FFF3E8"/>
             <w:vAlign w:val="center"/>
             <w:tcMar>
               <w:top w:w="80" w:type="dxa"/>
@@ -1640,7 +2036,7 @@
         <w:tc>
           <w:tcPr>
             <w:tcW w:type="dxa" w:w="1981"/>
-            <w:shd w:fill="FFF9E8"/>
+            <w:shd w:fill="FFF3E8"/>
             <w:vAlign w:val="center"/>
             <w:tcMar>
               <w:top w:w="80" w:type="dxa"/>
@@ -1669,7 +2065,7 @@
         <w:tc>
           <w:tcPr>
             <w:tcW w:type="dxa" w:w="2219"/>
-            <w:shd w:fill="FFF9E8"/>
+            <w:shd w:fill="FFF3E8"/>
             <w:vAlign w:val="center"/>
             <w:tcMar>
               <w:top w:w="80" w:type="dxa"/>
@@ -1698,7 +2094,7 @@
         <w:tc>
           <w:tcPr>
             <w:tcW w:type="dxa" w:w="1268"/>
-            <w:shd w:fill="FFF9E8"/>
+            <w:shd w:fill="FFF3E8"/>
             <w:vAlign w:val="center"/>
             <w:tcMar>
               <w:top w:w="80" w:type="dxa"/>
@@ -1727,7 +2123,7 @@
         <w:tc>
           <w:tcPr>
             <w:tcW w:type="dxa" w:w="2060"/>
-            <w:shd w:fill="FFF9E8"/>
+            <w:shd w:fill="FFF3E8"/>
             <w:vAlign w:val="center"/>
             <w:tcMar>
               <w:top w:w="80" w:type="dxa"/>
@@ -1800,7 +2196,7 @@
         <w:tc>
           <w:tcPr>
             <w:tcW w:type="dxa" w:w="2378"/>
-            <w:shd w:fill="FFF9E8"/>
+            <w:shd w:fill="FFF3E8"/>
             <w:vAlign w:val="center"/>
             <w:tcMar>
               <w:top w:w="80" w:type="dxa"/>
@@ -1829,7 +2225,7 @@
         <w:tc>
           <w:tcPr>
             <w:tcW w:type="dxa" w:w="1347"/>
-            <w:shd w:fill="FFF9E8"/>
+            <w:shd w:fill="FFF3E8"/>
             <w:vAlign w:val="center"/>
             <w:tcMar>
               <w:top w:w="80" w:type="dxa"/>
@@ -1858,7 +2254,7 @@
         <w:tc>
           <w:tcPr>
             <w:tcW w:type="dxa" w:w="1427"/>
-            <w:shd w:fill="FFF9E8"/>
+            <w:shd w:fill="FFF3E8"/>
             <w:vAlign w:val="center"/>
             <w:tcMar>
               <w:top w:w="80" w:type="dxa"/>
@@ -1887,7 +2283,7 @@
         <w:tc>
           <w:tcPr>
             <w:tcW w:type="dxa" w:w="1427"/>
-            <w:shd w:fill="FFF9E8"/>
+            <w:shd w:fill="FFF3E8"/>
             <w:vAlign w:val="center"/>
             <w:tcMar>
               <w:top w:w="80" w:type="dxa"/>
@@ -1916,7 +2312,7 @@
         <w:tc>
           <w:tcPr>
             <w:tcW w:type="dxa" w:w="1981"/>
-            <w:shd w:fill="FFF9E8"/>
+            <w:shd w:fill="FFF3E8"/>
             <w:vAlign w:val="center"/>
             <w:tcMar>
               <w:top w:w="80" w:type="dxa"/>
@@ -1945,7 +2341,7 @@
         <w:tc>
           <w:tcPr>
             <w:tcW w:type="dxa" w:w="2219"/>
-            <w:shd w:fill="FFF9E8"/>
+            <w:shd w:fill="FFF3E8"/>
             <w:vAlign w:val="center"/>
             <w:tcMar>
               <w:top w:w="80" w:type="dxa"/>
@@ -1974,7 +2370,7 @@
         <w:tc>
           <w:tcPr>
             <w:tcW w:type="dxa" w:w="1268"/>
-            <w:shd w:fill="FFF9E8"/>
+            <w:shd w:fill="FFF3E8"/>
             <w:vAlign w:val="center"/>
             <w:tcMar>
               <w:top w:w="80" w:type="dxa"/>
@@ -2003,7 +2399,7 @@
         <w:tc>
           <w:tcPr>
             <w:tcW w:type="dxa" w:w="2060"/>
-            <w:shd w:fill="FFF9E8"/>
+            <w:shd w:fill="FFF3E8"/>
             <w:vAlign w:val="center"/>
             <w:tcMar>
               <w:top w:w="80" w:type="dxa"/>
@@ -2075,7 +2471,7 @@
         <w:tc>
           <w:tcPr>
             <w:tcW w:type="dxa" w:w="2378"/>
-            <w:shd w:fill="FFF9E8"/>
+            <w:shd w:fill="FFF3E8"/>
             <w:vAlign w:val="center"/>
             <w:tcMar>
               <w:top w:w="80" w:type="dxa"/>
@@ -2104,7 +2500,7 @@
         <w:tc>
           <w:tcPr>
             <w:tcW w:type="dxa" w:w="1347"/>
-            <w:shd w:fill="FFF9E8"/>
+            <w:shd w:fill="FFF3E8"/>
             <w:vAlign w:val="center"/>
             <w:tcMar>
               <w:top w:w="80" w:type="dxa"/>
@@ -2133,7 +2529,7 @@
         <w:tc>
           <w:tcPr>
             <w:tcW w:type="dxa" w:w="1427"/>
-            <w:shd w:fill="FFF9E8"/>
+            <w:shd w:fill="FFF3E8"/>
             <w:vAlign w:val="center"/>
             <w:tcMar>
               <w:top w:w="80" w:type="dxa"/>
@@ -2162,7 +2558,7 @@
         <w:tc>
           <w:tcPr>
             <w:tcW w:type="dxa" w:w="1427"/>
-            <w:shd w:fill="FFF9E8"/>
+            <w:shd w:fill="FFF3E8"/>
             <w:vAlign w:val="center"/>
             <w:tcMar>
               <w:top w:w="80" w:type="dxa"/>
@@ -2191,7 +2587,7 @@
         <w:tc>
           <w:tcPr>
             <w:tcW w:type="dxa" w:w="1981"/>
-            <w:shd w:fill="FFF9E8"/>
+            <w:shd w:fill="FFF3E8"/>
             <w:vAlign w:val="center"/>
             <w:tcMar>
               <w:top w:w="80" w:type="dxa"/>
@@ -2220,7 +2616,7 @@
         <w:tc>
           <w:tcPr>
             <w:tcW w:type="dxa" w:w="2219"/>
-            <w:shd w:fill="FFF9E8"/>
+            <w:shd w:fill="FFF3E8"/>
             <w:vAlign w:val="center"/>
             <w:tcMar>
               <w:top w:w="80" w:type="dxa"/>
@@ -2249,7 +2645,7 @@
         <w:tc>
           <w:tcPr>
             <w:tcW w:type="dxa" w:w="1268"/>
-            <w:shd w:fill="FFF9E8"/>
+            <w:shd w:fill="FFF3E8"/>
             <w:vAlign w:val="center"/>
             <w:tcMar>
               <w:top w:w="80" w:type="dxa"/>
@@ -2278,7 +2674,7 @@
         <w:tc>
           <w:tcPr>
             <w:tcW w:type="dxa" w:w="2060"/>
-            <w:shd w:fill="FFF9E8"/>
+            <w:shd w:fill="FFF3E8"/>
             <w:vAlign w:val="center"/>
             <w:tcMar>
               <w:top w:w="80" w:type="dxa"/>
@@ -2349,7 +2745,7 @@
         <w:tc>
           <w:tcPr>
             <w:tcW w:type="dxa" w:w="2378"/>
-            <w:shd w:fill="FFF9E8"/>
+            <w:shd w:fill="FFF3E8"/>
             <w:vAlign w:val="center"/>
             <w:tcMar>
               <w:top w:w="80" w:type="dxa"/>
@@ -2378,7 +2774,7 @@
         <w:tc>
           <w:tcPr>
             <w:tcW w:type="dxa" w:w="1347"/>
-            <w:shd w:fill="FFF9E8"/>
+            <w:shd w:fill="FFF3E8"/>
             <w:vAlign w:val="center"/>
             <w:tcMar>
               <w:top w:w="80" w:type="dxa"/>
@@ -2407,7 +2803,7 @@
         <w:tc>
           <w:tcPr>
             <w:tcW w:type="dxa" w:w="1427"/>
-            <w:shd w:fill="FFF9E8"/>
+            <w:shd w:fill="FFF3E8"/>
             <w:vAlign w:val="center"/>
             <w:tcMar>
               <w:top w:w="80" w:type="dxa"/>
@@ -2436,7 +2832,7 @@
         <w:tc>
           <w:tcPr>
             <w:tcW w:type="dxa" w:w="1427"/>
-            <w:shd w:fill="FFF9E8"/>
+            <w:shd w:fill="FFF3E8"/>
             <w:vAlign w:val="center"/>
             <w:tcMar>
               <w:top w:w="80" w:type="dxa"/>
@@ -2465,7 +2861,7 @@
         <w:tc>
           <w:tcPr>
             <w:tcW w:type="dxa" w:w="1981"/>
-            <w:shd w:fill="FFF9E8"/>
+            <w:shd w:fill="FFF3E8"/>
             <w:vAlign w:val="center"/>
             <w:tcMar>
               <w:top w:w="80" w:type="dxa"/>
@@ -2494,7 +2890,7 @@
         <w:tc>
           <w:tcPr>
             <w:tcW w:type="dxa" w:w="2219"/>
-            <w:shd w:fill="FFF9E8"/>
+            <w:shd w:fill="FFF3E8"/>
             <w:vAlign w:val="center"/>
             <w:tcMar>
               <w:top w:w="80" w:type="dxa"/>
@@ -2523,7 +2919,7 @@
         <w:tc>
           <w:tcPr>
             <w:tcW w:type="dxa" w:w="1268"/>
-            <w:shd w:fill="FFF9E8"/>
+            <w:shd w:fill="FFF3E8"/>
             <w:vAlign w:val="center"/>
             <w:tcMar>
               <w:top w:w="80" w:type="dxa"/>
@@ -2552,7 +2948,7 @@
         <w:tc>
           <w:tcPr>
             <w:tcW w:type="dxa" w:w="2060"/>
-            <w:shd w:fill="FFF9E8"/>
+            <w:shd w:fill="FFF3E8"/>
             <w:vAlign w:val="center"/>
             <w:tcMar>
               <w:top w:w="80" w:type="dxa"/>
@@ -2622,7 +3018,7 @@
         <w:tc>
           <w:tcPr>
             <w:tcW w:type="dxa" w:w="2378"/>
-            <w:shd w:fill="FFF9E8"/>
+            <w:shd w:fill="FFF3E8"/>
             <w:vAlign w:val="center"/>
             <w:tcMar>
               <w:top w:w="80" w:type="dxa"/>
@@ -2651,7 +3047,7 @@
         <w:tc>
           <w:tcPr>
             <w:tcW w:type="dxa" w:w="1347"/>
-            <w:shd w:fill="FFF9E8"/>
+            <w:shd w:fill="FFF3E8"/>
             <w:vAlign w:val="center"/>
             <w:tcMar>
               <w:top w:w="80" w:type="dxa"/>
@@ -2680,7 +3076,7 @@
         <w:tc>
           <w:tcPr>
             <w:tcW w:type="dxa" w:w="1427"/>
-            <w:shd w:fill="FFF9E8"/>
+            <w:shd w:fill="FFF3E8"/>
             <w:vAlign w:val="center"/>
             <w:tcMar>
               <w:top w:w="80" w:type="dxa"/>
@@ -2709,7 +3105,7 @@
         <w:tc>
           <w:tcPr>
             <w:tcW w:type="dxa" w:w="1427"/>
-            <w:shd w:fill="FFF9E8"/>
+            <w:shd w:fill="FFF3E8"/>
             <w:vAlign w:val="center"/>
             <w:tcMar>
               <w:top w:w="80" w:type="dxa"/>
@@ -2738,7 +3134,7 @@
         <w:tc>
           <w:tcPr>
             <w:tcW w:type="dxa" w:w="1981"/>
-            <w:shd w:fill="FFF9E8"/>
+            <w:shd w:fill="FFF3E8"/>
             <w:vAlign w:val="center"/>
             <w:tcMar>
               <w:top w:w="80" w:type="dxa"/>
@@ -2767,7 +3163,7 @@
         <w:tc>
           <w:tcPr>
             <w:tcW w:type="dxa" w:w="2219"/>
-            <w:shd w:fill="FFF9E8"/>
+            <w:shd w:fill="FFF3E8"/>
             <w:vAlign w:val="center"/>
             <w:tcMar>
               <w:top w:w="80" w:type="dxa"/>
@@ -2796,7 +3192,7 @@
         <w:tc>
           <w:tcPr>
             <w:tcW w:type="dxa" w:w="1268"/>
-            <w:shd w:fill="FFF9E8"/>
+            <w:shd w:fill="FFF3E8"/>
             <w:vAlign w:val="center"/>
             <w:tcMar>
               <w:top w:w="80" w:type="dxa"/>
@@ -2825,7 +3221,7 @@
         <w:tc>
           <w:tcPr>
             <w:tcW w:type="dxa" w:w="2060"/>
-            <w:shd w:fill="FFF9E8"/>
+            <w:shd w:fill="FFF3E8"/>
             <w:vAlign w:val="center"/>
             <w:tcMar>
               <w:top w:w="80" w:type="dxa"/>
@@ -2894,7 +3290,7 @@
         <w:tc>
           <w:tcPr>
             <w:tcW w:type="dxa" w:w="2378"/>
-            <w:shd w:fill="FFF9E8"/>
+            <w:shd w:fill="FFF3E8"/>
             <w:vAlign w:val="center"/>
             <w:tcMar>
               <w:top w:w="80" w:type="dxa"/>
@@ -2923,7 +3319,7 @@
         <w:tc>
           <w:tcPr>
             <w:tcW w:type="dxa" w:w="1347"/>
-            <w:shd w:fill="FFF9E8"/>
+            <w:shd w:fill="FFF3E8"/>
             <w:vAlign w:val="center"/>
             <w:tcMar>
               <w:top w:w="80" w:type="dxa"/>
@@ -2952,7 +3348,7 @@
         <w:tc>
           <w:tcPr>
             <w:tcW w:type="dxa" w:w="1427"/>
-            <w:shd w:fill="FFF9E8"/>
+            <w:shd w:fill="FFF3E8"/>
             <w:vAlign w:val="center"/>
             <w:tcMar>
               <w:top w:w="80" w:type="dxa"/>
@@ -2981,7 +3377,7 @@
         <w:tc>
           <w:tcPr>
             <w:tcW w:type="dxa" w:w="1427"/>
-            <w:shd w:fill="FFF9E8"/>
+            <w:shd w:fill="FFF3E8"/>
             <w:vAlign w:val="center"/>
             <w:tcMar>
               <w:top w:w="80" w:type="dxa"/>
@@ -3010,7 +3406,7 @@
         <w:tc>
           <w:tcPr>
             <w:tcW w:type="dxa" w:w="1981"/>
-            <w:shd w:fill="FFF9E8"/>
+            <w:shd w:fill="FFF3E8"/>
             <w:vAlign w:val="center"/>
             <w:tcMar>
               <w:top w:w="80" w:type="dxa"/>
@@ -3039,7 +3435,7 @@
         <w:tc>
           <w:tcPr>
             <w:tcW w:type="dxa" w:w="2219"/>
-            <w:shd w:fill="FFF9E8"/>
+            <w:shd w:fill="FFF3E8"/>
             <w:vAlign w:val="center"/>
             <w:tcMar>
               <w:top w:w="80" w:type="dxa"/>
@@ -3068,7 +3464,7 @@
         <w:tc>
           <w:tcPr>
             <w:tcW w:type="dxa" w:w="1268"/>
-            <w:shd w:fill="FFF9E8"/>
+            <w:shd w:fill="FFF3E8"/>
             <w:vAlign w:val="center"/>
             <w:tcMar>
               <w:top w:w="80" w:type="dxa"/>
@@ -3097,7 +3493,7 @@
         <w:tc>
           <w:tcPr>
             <w:tcW w:type="dxa" w:w="2060"/>
-            <w:shd w:fill="FFF9E8"/>
+            <w:shd w:fill="FFF3E8"/>
             <w:vAlign w:val="center"/>
             <w:tcMar>
               <w:top w:w="80" w:type="dxa"/>
@@ -3165,7 +3561,7 @@
         <w:tc>
           <w:tcPr>
             <w:tcW w:type="dxa" w:w="2378"/>
-            <w:shd w:fill="FFF9E8"/>
+            <w:shd w:fill="FFF3E8"/>
             <w:vAlign w:val="center"/>
             <w:tcMar>
               <w:top w:w="80" w:type="dxa"/>
@@ -3194,7 +3590,7 @@
         <w:tc>
           <w:tcPr>
             <w:tcW w:type="dxa" w:w="1347"/>
-            <w:shd w:fill="FFF9E8"/>
+            <w:shd w:fill="FFF3E8"/>
             <w:vAlign w:val="center"/>
             <w:tcMar>
               <w:top w:w="80" w:type="dxa"/>
@@ -3223,7 +3619,7 @@
         <w:tc>
           <w:tcPr>
             <w:tcW w:type="dxa" w:w="1427"/>
-            <w:shd w:fill="FFF9E8"/>
+            <w:shd w:fill="FFF3E8"/>
             <w:vAlign w:val="center"/>
             <w:tcMar>
               <w:top w:w="80" w:type="dxa"/>
@@ -3252,7 +3648,7 @@
         <w:tc>
           <w:tcPr>
             <w:tcW w:type="dxa" w:w="1427"/>
-            <w:shd w:fill="FFF9E8"/>
+            <w:shd w:fill="FFF3E8"/>
             <w:vAlign w:val="center"/>
             <w:tcMar>
               <w:top w:w="80" w:type="dxa"/>
@@ -3281,7 +3677,7 @@
         <w:tc>
           <w:tcPr>
             <w:tcW w:type="dxa" w:w="1981"/>
-            <w:shd w:fill="FFF9E8"/>
+            <w:shd w:fill="FFF3E8"/>
             <w:vAlign w:val="center"/>
             <w:tcMar>
               <w:top w:w="80" w:type="dxa"/>
@@ -3310,7 +3706,7 @@
         <w:tc>
           <w:tcPr>
             <w:tcW w:type="dxa" w:w="2219"/>
-            <w:shd w:fill="FFF9E8"/>
+            <w:shd w:fill="FFF3E8"/>
             <w:vAlign w:val="center"/>
             <w:tcMar>
               <w:top w:w="80" w:type="dxa"/>
@@ -3339,7 +3735,7 @@
         <w:tc>
           <w:tcPr>
             <w:tcW w:type="dxa" w:w="1268"/>
-            <w:shd w:fill="FFF9E8"/>
+            <w:shd w:fill="FFF3E8"/>
             <w:vAlign w:val="center"/>
             <w:tcMar>
               <w:top w:w="80" w:type="dxa"/>
@@ -3368,7 +3764,7 @@
         <w:tc>
           <w:tcPr>
             <w:tcW w:type="dxa" w:w="2060"/>
-            <w:shd w:fill="FFF9E8"/>
+            <w:shd w:fill="FFF3E8"/>
             <w:vAlign w:val="center"/>
             <w:tcMar>
               <w:top w:w="80" w:type="dxa"/>
@@ -3435,7 +3831,7 @@
         <w:tc>
           <w:tcPr>
             <w:tcW w:type="dxa" w:w="2378"/>
-            <w:shd w:fill="FFF9E8"/>
+            <w:shd w:fill="FFF3E8"/>
             <w:vAlign w:val="center"/>
             <w:tcMar>
               <w:top w:w="80" w:type="dxa"/>
@@ -3464,7 +3860,7 @@
         <w:tc>
           <w:tcPr>
             <w:tcW w:type="dxa" w:w="1347"/>
-            <w:shd w:fill="FFF9E8"/>
+            <w:shd w:fill="FFF3E8"/>
             <w:vAlign w:val="center"/>
             <w:tcMar>
               <w:top w:w="80" w:type="dxa"/>
@@ -3493,7 +3889,7 @@
         <w:tc>
           <w:tcPr>
             <w:tcW w:type="dxa" w:w="1427"/>
-            <w:shd w:fill="FFF9E8"/>
+            <w:shd w:fill="FFF3E8"/>
             <w:vAlign w:val="center"/>
             <w:tcMar>
               <w:top w:w="80" w:type="dxa"/>
@@ -3522,7 +3918,7 @@
         <w:tc>
           <w:tcPr>
             <w:tcW w:type="dxa" w:w="1427"/>
-            <w:shd w:fill="FFF9E8"/>
+            <w:shd w:fill="FFF3E8"/>
             <w:vAlign w:val="center"/>
             <w:tcMar>
               <w:top w:w="80" w:type="dxa"/>
@@ -3551,7 +3947,7 @@
         <w:tc>
           <w:tcPr>
             <w:tcW w:type="dxa" w:w="1981"/>
-            <w:shd w:fill="FFF9E8"/>
+            <w:shd w:fill="FFF3E8"/>
             <w:vAlign w:val="center"/>
             <w:tcMar>
               <w:top w:w="80" w:type="dxa"/>
@@ -3580,7 +3976,7 @@
         <w:tc>
           <w:tcPr>
             <w:tcW w:type="dxa" w:w="2219"/>
-            <w:shd w:fill="FFF9E8"/>
+            <w:shd w:fill="FFF3E8"/>
             <w:vAlign w:val="center"/>
             <w:tcMar>
               <w:top w:w="80" w:type="dxa"/>
@@ -3609,7 +4005,7 @@
         <w:tc>
           <w:tcPr>
             <w:tcW w:type="dxa" w:w="1268"/>
-            <w:shd w:fill="FFF9E8"/>
+            <w:shd w:fill="FFF3E8"/>
             <w:vAlign w:val="center"/>
             <w:tcMar>
               <w:top w:w="80" w:type="dxa"/>
@@ -3638,7 +4034,7 @@
         <w:tc>
           <w:tcPr>
             <w:tcW w:type="dxa" w:w="2060"/>
-            <w:shd w:fill="FFF9E8"/>
+            <w:shd w:fill="FFF3E8"/>
             <w:vAlign w:val="center"/>
             <w:tcMar>
               <w:top w:w="80" w:type="dxa"/>
@@ -3704,7 +4100,7 @@
         <w:tc>
           <w:tcPr>
             <w:tcW w:type="dxa" w:w="2378"/>
-            <w:shd w:fill="FFF9E8"/>
+            <w:shd w:fill="FFF3E8"/>
             <w:vAlign w:val="center"/>
             <w:tcMar>
               <w:top w:w="80" w:type="dxa"/>
@@ -3733,7 +4129,7 @@
         <w:tc>
           <w:tcPr>
             <w:tcW w:type="dxa" w:w="1347"/>
-            <w:shd w:fill="FFF9E8"/>
+            <w:shd w:fill="FFF3E8"/>
             <w:vAlign w:val="center"/>
             <w:tcMar>
               <w:top w:w="80" w:type="dxa"/>
@@ -3762,7 +4158,7 @@
         <w:tc>
           <w:tcPr>
             <w:tcW w:type="dxa" w:w="1427"/>
-            <w:shd w:fill="FFF9E8"/>
+            <w:shd w:fill="FFF3E8"/>
             <w:vAlign w:val="center"/>
             <w:tcMar>
               <w:top w:w="80" w:type="dxa"/>
@@ -3791,7 +4187,7 @@
         <w:tc>
           <w:tcPr>
             <w:tcW w:type="dxa" w:w="1427"/>
-            <w:shd w:fill="FFF9E8"/>
+            <w:shd w:fill="FFF3E8"/>
             <w:vAlign w:val="center"/>
             <w:tcMar>
               <w:top w:w="80" w:type="dxa"/>
@@ -3820,7 +4216,7 @@
         <w:tc>
           <w:tcPr>
             <w:tcW w:type="dxa" w:w="1981"/>
-            <w:shd w:fill="FFF9E8"/>
+            <w:shd w:fill="FFF3E8"/>
             <w:vAlign w:val="center"/>
             <w:tcMar>
               <w:top w:w="80" w:type="dxa"/>
@@ -3849,7 +4245,7 @@
         <w:tc>
           <w:tcPr>
             <w:tcW w:type="dxa" w:w="2219"/>
-            <w:shd w:fill="FFF9E8"/>
+            <w:shd w:fill="FFF3E8"/>
             <w:vAlign w:val="center"/>
             <w:tcMar>
               <w:top w:w="80" w:type="dxa"/>
@@ -3878,7 +4274,7 @@
         <w:tc>
           <w:tcPr>
             <w:tcW w:type="dxa" w:w="1268"/>
-            <w:shd w:fill="FFF9E8"/>
+            <w:shd w:fill="FFF3E8"/>
             <w:vAlign w:val="center"/>
             <w:tcMar>
               <w:top w:w="80" w:type="dxa"/>
@@ -3907,7 +4303,7 @@
         <w:tc>
           <w:tcPr>
             <w:tcW w:type="dxa" w:w="2060"/>
-            <w:shd w:fill="FFF9E8"/>
+            <w:shd w:fill="FFF3E8"/>
             <w:vAlign w:val="center"/>
             <w:tcMar>
               <w:top w:w="80" w:type="dxa"/>
@@ -3972,7 +4368,7 @@
         <w:tc>
           <w:tcPr>
             <w:tcW w:type="dxa" w:w="2378"/>
-            <w:shd w:fill="FFF9E8"/>
+            <w:shd w:fill="FFF3E8"/>
             <w:vAlign w:val="center"/>
             <w:tcMar>
               <w:top w:w="80" w:type="dxa"/>
@@ -4001,7 +4397,7 @@
         <w:tc>
           <w:tcPr>
             <w:tcW w:type="dxa" w:w="1347"/>
-            <w:shd w:fill="FFF9E8"/>
+            <w:shd w:fill="FFF3E8"/>
             <w:vAlign w:val="center"/>
             <w:tcMar>
               <w:top w:w="80" w:type="dxa"/>
@@ -4030,7 +4426,7 @@
         <w:tc>
           <w:tcPr>
             <w:tcW w:type="dxa" w:w="1427"/>
-            <w:shd w:fill="FFF9E8"/>
+            <w:shd w:fill="FFF3E8"/>
             <w:vAlign w:val="center"/>
             <w:tcMar>
               <w:top w:w="80" w:type="dxa"/>
@@ -4059,7 +4455,7 @@
         <w:tc>
           <w:tcPr>
             <w:tcW w:type="dxa" w:w="1427"/>
-            <w:shd w:fill="FFF9E8"/>
+            <w:shd w:fill="FFF3E8"/>
             <w:vAlign w:val="center"/>
             <w:tcMar>
               <w:top w:w="80" w:type="dxa"/>
@@ -4088,7 +4484,7 @@
         <w:tc>
           <w:tcPr>
             <w:tcW w:type="dxa" w:w="1981"/>
-            <w:shd w:fill="FFF9E8"/>
+            <w:shd w:fill="FFF3E8"/>
             <w:vAlign w:val="center"/>
             <w:tcMar>
               <w:top w:w="80" w:type="dxa"/>
@@ -4117,7 +4513,7 @@
         <w:tc>
           <w:tcPr>
             <w:tcW w:type="dxa" w:w="2219"/>
-            <w:shd w:fill="FFF9E8"/>
+            <w:shd w:fill="FFF3E8"/>
             <w:vAlign w:val="center"/>
             <w:tcMar>
               <w:top w:w="80" w:type="dxa"/>
@@ -4146,7 +4542,7 @@
         <w:tc>
           <w:tcPr>
             <w:tcW w:type="dxa" w:w="1268"/>
-            <w:shd w:fill="FFF9E8"/>
+            <w:shd w:fill="FFF3E8"/>
             <w:vAlign w:val="center"/>
             <w:tcMar>
               <w:top w:w="80" w:type="dxa"/>
@@ -4175,7 +4571,7 @@
         <w:tc>
           <w:tcPr>
             <w:tcW w:type="dxa" w:w="2060"/>
-            <w:shd w:fill="FFF9E8"/>
+            <w:shd w:fill="FFF3E8"/>
             <w:vAlign w:val="center"/>
             <w:tcMar>
               <w:top w:w="80" w:type="dxa"/>
@@ -4207,50 +4603,50 @@
       <w:pPr>
         <w:pStyle w:val="Heading2"/>
         <w:keepNext/>
+        <w:pageBreakBefore/>
       </w:pPr>
       <w:r>
         <w:rPr>
           <w:rFonts w:ascii="Microsoft YaHei" w:hAnsi="Microsoft YaHei" w:eastAsia="Microsoft YaHei"/>
           <w:b/>
           <w:i w:val="0"/>
-          <w:color w:val="1769E0"/>
+          <w:color w:val="C66A16"/>
           <w:sz w:val="26"/>
         </w:rPr>
-        <w:t>三、质量核对</w:t>
+        <w:t>三、阻塞事项与放行决策</w:t>
       </w:r>
     </w:p>
     <w:tbl>
       <w:tblPr>
         <w:tblStyle w:val="TableGrid"/>
         <w:tblW w:type="dxa" w:w="14900"/>
+        <w:jc w:val="left"/>
         <w:tblLayout w:type="fixed"/>
         <w:tblLook w:firstColumn="1" w:firstRow="1" w:lastColumn="0" w:lastRow="0" w:noHBand="0" w:noVBand="1" w:val="04A0"/>
-        <w:jc w:val="left"/>
         <w:tblInd w:w="120" w:type="dxa"/>
         <w:tblBorders>
-          <w:top w:val="single" w:sz="5" w:color="C8D8EA"/>
-          <w:left w:val="single" w:sz="5" w:color="C8D8EA"/>
-          <w:bottom w:val="single" w:sz="5" w:color="C8D8EA"/>
-          <w:right w:val="single" w:sz="5" w:color="C8D8EA"/>
-          <w:insideH w:val="single" w:sz="5" w:color="C8D8EA"/>
-          <w:insideV w:val="single" w:sz="5" w:color="C8D8EA"/>
+          <w:top w:val="single" w:sz="5" w:color="C66A16"/>
+          <w:left w:val="single" w:sz="5" w:color="C66A16"/>
+          <w:bottom w:val="single" w:sz="5" w:color="C66A16"/>
+          <w:right w:val="single" w:sz="5" w:color="C66A16"/>
+          <w:insideH w:val="single" w:sz="5" w:color="C66A16"/>
+          <w:insideV w:val="single" w:sz="5" w:color="C66A16"/>
         </w:tblBorders>
       </w:tblPr>
       <w:tblGrid>
-        <w:gridCol w:w="1104"/>
-        <w:gridCol w:w="2299"/>
-        <w:gridCol w:w="9014"/>
-        <w:gridCol w:w="2483"/>
+        <w:gridCol w:w="2682"/>
+        <w:gridCol w:w="4917"/>
+        <w:gridCol w:w="2235"/>
+        <w:gridCol w:w="5066"/>
       </w:tblGrid>
       <w:tr>
         <w:trPr>
           <w:cantSplit/>
-          <w:cantSplit/>
         </w:trPr>
         <w:tc>
           <w:tcPr>
-            <w:tcW w:type="dxa" w:w="1104"/>
-            <w:shd w:fill="17365D"/>
+            <w:tcW w:type="dxa" w:w="2682"/>
+            <w:shd w:fill="C66A16"/>
             <w:vAlign w:val="center"/>
             <w:tcMar>
               <w:top w:w="80" w:type="dxa"/>
@@ -4273,14 +4669,14 @@
                 <w:color w:val="FFFFFF"/>
                 <w:sz w:val="17"/>
               </w:rPr>
-              <w:t>序号</w:t>
+              <w:t>阻塞事项</w:t>
             </w:r>
           </w:p>
         </w:tc>
         <w:tc>
           <w:tcPr>
-            <w:tcW w:type="dxa" w:w="2299"/>
-            <w:shd w:fill="17365D"/>
+            <w:tcW w:type="dxa" w:w="4917"/>
+            <w:shd w:fill="C66A16"/>
             <w:vAlign w:val="center"/>
             <w:tcMar>
               <w:top w:w="80" w:type="dxa"/>
@@ -4303,14 +4699,14 @@
                 <w:color w:val="FFFFFF"/>
                 <w:sz w:val="17"/>
               </w:rPr>
-              <w:t>检查维度</w:t>
+              <w:t>影响窗口</w:t>
             </w:r>
           </w:p>
         </w:tc>
         <w:tc>
           <w:tcPr>
-            <w:tcW w:type="dxa" w:w="9014"/>
-            <w:shd w:fill="17365D"/>
+            <w:tcW w:type="dxa" w:w="2235"/>
+            <w:shd w:fill="C66A16"/>
             <w:vAlign w:val="center"/>
             <w:tcMar>
               <w:top w:w="80" w:type="dxa"/>
@@ -4333,14 +4729,14 @@
                 <w:color w:val="FFFFFF"/>
                 <w:sz w:val="17"/>
               </w:rPr>
-              <w:t>核对要求</w:t>
+              <w:t>升级责任人</w:t>
             </w:r>
           </w:p>
         </w:tc>
         <w:tc>
           <w:tcPr>
-            <w:tcW w:type="dxa" w:w="2483"/>
-            <w:shd w:fill="17365D"/>
+            <w:tcW w:type="dxa" w:w="5066"/>
+            <w:shd w:fill="C66A16"/>
             <w:vAlign w:val="center"/>
             <w:tcMar>
               <w:top w:w="80" w:type="dxa"/>
@@ -4363,7 +4759,7 @@
                 <w:color w:val="FFFFFF"/>
                 <w:sz w:val="17"/>
               </w:rPr>
-              <w:t>结论</w:t>
+              <w:t>处置/决策</w:t>
             </w:r>
           </w:p>
         </w:tc>
@@ -4371,71 +4767,10 @@
       <w:tr>
         <w:trPr>
           <w:cantSplit/>
-          <w:cantSplit/>
         </w:trPr>
         <w:tc>
           <w:tcPr>
-            <w:tcW w:type="dxa" w:w="1104"/>
-            <w:shd w:fill="FFFFFF"/>
-            <w:vAlign w:val="center"/>
-            <w:tcMar>
-              <w:top w:w="80" w:type="dxa"/>
-              <w:start w:w="120" w:type="dxa"/>
-              <w:bottom w:w="80" w:type="dxa"/>
-              <w:end w:w="120" w:type="dxa"/>
-            </w:tcMar>
-          </w:tcPr>
-          <w:p>
-            <w:pPr>
-              <w:spacing w:before="40" w:after="40" w:line="276" w:lineRule="auto"/>
-              <w:jc w:val="center"/>
-            </w:pPr>
-            <w:r/>
-            <w:r>
-              <w:rPr>
-                <w:rFonts w:ascii="Microsoft YaHei" w:hAnsi="Microsoft YaHei" w:eastAsia="Microsoft YaHei"/>
-                <w:b w:val="0"/>
-                <w:i w:val="0"/>
-                <w:color w:val="24364B"/>
-                <w:sz w:val="17"/>
-              </w:rPr>
-              <w:t>1</w:t>
-            </w:r>
-          </w:p>
-        </w:tc>
-        <w:tc>
-          <w:tcPr>
-            <w:tcW w:type="dxa" w:w="2299"/>
-            <w:shd w:fill="FFFFFF"/>
-            <w:vAlign w:val="center"/>
-            <w:tcMar>
-              <w:top w:w="80" w:type="dxa"/>
-              <w:start w:w="120" w:type="dxa"/>
-              <w:bottom w:w="80" w:type="dxa"/>
-              <w:end w:w="120" w:type="dxa"/>
-            </w:tcMar>
-          </w:tcPr>
-          <w:p>
-            <w:pPr>
-              <w:spacing w:before="40" w:after="40" w:line="276" w:lineRule="auto"/>
-              <w:jc w:val="center"/>
-            </w:pPr>
-            <w:r/>
-            <w:r>
-              <w:rPr>
-                <w:rFonts w:ascii="Microsoft YaHei" w:hAnsi="Microsoft YaHei" w:eastAsia="Microsoft YaHei"/>
-                <w:b w:val="0"/>
-                <w:i w:val="0"/>
-                <w:color w:val="24364B"/>
-                <w:sz w:val="17"/>
-              </w:rPr>
-              <w:t>范围冻结</w:t>
-            </w:r>
-          </w:p>
-        </w:tc>
-        <w:tc>
-          <w:tcPr>
-            <w:tcW w:type="dxa" w:w="9014"/>
+            <w:tcW w:type="dxa" w:w="2682"/>
             <w:shd w:fill="FFFFFF"/>
             <w:vAlign w:val="center"/>
             <w:tcMar>
@@ -4459,14 +4794,13 @@
                 <w:color w:val="24364B"/>
                 <w:sz w:val="17"/>
               </w:rPr>
-              <w:t>上线范围、版本、数据和接口边界已冻结</w:t>
             </w:r>
           </w:p>
         </w:tc>
         <w:tc>
           <w:tcPr>
-            <w:tcW w:type="dxa" w:w="2483"/>
-            <w:shd w:fill="FFF9E8"/>
+            <w:tcW w:type="dxa" w:w="4917"/>
+            <w:shd w:fill="FFF3E8"/>
             <w:vAlign w:val="center"/>
             <w:tcMar>
               <w:top w:w="80" w:type="dxa"/>
@@ -4478,7 +4812,7 @@
           <w:p>
             <w:pPr>
               <w:spacing w:before="40" w:after="40" w:line="276" w:lineRule="auto"/>
-              <w:jc w:val="center"/>
+              <w:jc w:val="left"/>
             </w:pPr>
             <w:r/>
             <w:r>
@@ -4489,20 +4823,13 @@
                 <w:color w:val="24364B"/>
                 <w:sz w:val="17"/>
               </w:rPr>
-              <w:t>☐ 通过  ☐ 不通过  ☐ 不适用</w:t>
             </w:r>
           </w:p>
         </w:tc>
-      </w:tr>
-      <w:tr>
-        <w:trPr>
-          <w:cantSplit/>
-          <w:cantSplit/>
-        </w:trPr>
         <w:tc>
           <w:tcPr>
-            <w:tcW w:type="dxa" w:w="1104"/>
-            <w:shd w:fill="FFFFFF"/>
+            <w:tcW w:type="dxa" w:w="2235"/>
+            <w:shd w:fill="FFF3E8"/>
             <w:vAlign w:val="center"/>
             <w:tcMar>
               <w:top w:w="80" w:type="dxa"/>
@@ -4514,7 +4841,7 @@
           <w:p>
             <w:pPr>
               <w:spacing w:before="40" w:after="40" w:line="276" w:lineRule="auto"/>
-              <w:jc w:val="center"/>
+              <w:jc w:val="left"/>
             </w:pPr>
             <w:r/>
             <w:r>
@@ -4525,14 +4852,13 @@
                 <w:color w:val="24364B"/>
                 <w:sz w:val="17"/>
               </w:rPr>
-              <w:t>2</w:t>
             </w:r>
           </w:p>
         </w:tc>
         <w:tc>
           <w:tcPr>
-            <w:tcW w:type="dxa" w:w="2299"/>
-            <w:shd w:fill="FFFFFF"/>
+            <w:tcW w:type="dxa" w:w="5066"/>
+            <w:shd w:fill="FFF3E8"/>
             <w:vAlign w:val="center"/>
             <w:tcMar>
               <w:top w:w="80" w:type="dxa"/>
@@ -4544,7 +4870,7 @@
           <w:p>
             <w:pPr>
               <w:spacing w:before="40" w:after="40" w:line="276" w:lineRule="auto"/>
-              <w:jc w:val="center"/>
+              <w:jc w:val="left"/>
             </w:pPr>
             <w:r/>
             <w:r>
@@ -4555,13 +4881,17 @@
                 <w:color w:val="24364B"/>
                 <w:sz w:val="17"/>
               </w:rPr>
-              <w:t>资源到位</w:t>
             </w:r>
           </w:p>
         </w:tc>
+      </w:tr>
+      <w:tr>
+        <w:trPr>
+          <w:cantSplit/>
+        </w:trPr>
         <w:tc>
           <w:tcPr>
-            <w:tcW w:type="dxa" w:w="9014"/>
+            <w:tcW w:type="dxa" w:w="2682"/>
             <w:shd w:fill="FFFFFF"/>
             <w:vAlign w:val="center"/>
             <w:tcMar>
@@ -4585,14 +4915,13 @@
                 <w:color w:val="24364B"/>
                 <w:sz w:val="17"/>
               </w:rPr>
-              <w:t>人员、账号、环境、设备和应急联系方式齐备</w:t>
             </w:r>
           </w:p>
         </w:tc>
         <w:tc>
           <w:tcPr>
-            <w:tcW w:type="dxa" w:w="2483"/>
-            <w:shd w:fill="FFF9E8"/>
+            <w:tcW w:type="dxa" w:w="4917"/>
+            <w:shd w:fill="FFF3E8"/>
             <w:vAlign w:val="center"/>
             <w:tcMar>
               <w:top w:w="80" w:type="dxa"/>
@@ -4604,7 +4933,7 @@
           <w:p>
             <w:pPr>
               <w:spacing w:before="40" w:after="40" w:line="276" w:lineRule="auto"/>
-              <w:jc w:val="center"/>
+              <w:jc w:val="left"/>
             </w:pPr>
             <w:r/>
             <w:r>
@@ -4615,20 +4944,13 @@
                 <w:color w:val="24364B"/>
                 <w:sz w:val="17"/>
               </w:rPr>
-              <w:t>☐ 通过  ☐ 不通过  ☐ 不适用</w:t>
             </w:r>
           </w:p>
         </w:tc>
-      </w:tr>
-      <w:tr>
-        <w:trPr>
-          <w:cantSplit/>
-          <w:cantSplit/>
-        </w:trPr>
         <w:tc>
           <w:tcPr>
-            <w:tcW w:type="dxa" w:w="1104"/>
-            <w:shd w:fill="FFFFFF"/>
+            <w:tcW w:type="dxa" w:w="2235"/>
+            <w:shd w:fill="FFF3E8"/>
             <w:vAlign w:val="center"/>
             <w:tcMar>
               <w:top w:w="80" w:type="dxa"/>
@@ -4640,7 +4962,7 @@
           <w:p>
             <w:pPr>
               <w:spacing w:before="40" w:after="40" w:line="276" w:lineRule="auto"/>
-              <w:jc w:val="center"/>
+              <w:jc w:val="left"/>
             </w:pPr>
             <w:r/>
             <w:r>
@@ -4651,14 +4973,13 @@
                 <w:color w:val="24364B"/>
                 <w:sz w:val="17"/>
               </w:rPr>
-              <w:t>3</w:t>
             </w:r>
           </w:p>
         </w:tc>
         <w:tc>
           <w:tcPr>
-            <w:tcW w:type="dxa" w:w="2299"/>
-            <w:shd w:fill="FFFFFF"/>
+            <w:tcW w:type="dxa" w:w="5066"/>
+            <w:shd w:fill="FFF3E8"/>
             <w:vAlign w:val="center"/>
             <w:tcMar>
               <w:top w:w="80" w:type="dxa"/>
@@ -4670,7 +4991,7 @@
           <w:p>
             <w:pPr>
               <w:spacing w:before="40" w:after="40" w:line="276" w:lineRule="auto"/>
-              <w:jc w:val="center"/>
+              <w:jc w:val="left"/>
             </w:pPr>
             <w:r/>
             <w:r>
@@ -4681,13 +5002,17 @@
                 <w:color w:val="24364B"/>
                 <w:sz w:val="17"/>
               </w:rPr>
-              <w:t>准入评审</w:t>
             </w:r>
           </w:p>
         </w:tc>
+      </w:tr>
+      <w:tr>
+        <w:trPr>
+          <w:cantSplit/>
+        </w:trPr>
         <w:tc>
           <w:tcPr>
-            <w:tcW w:type="dxa" w:w="9014"/>
+            <w:tcW w:type="dxa" w:w="2682"/>
             <w:shd w:fill="FFFFFF"/>
             <w:vAlign w:val="center"/>
             <w:tcMar>
@@ -4711,117 +5036,13 @@
                 <w:color w:val="24364B"/>
                 <w:sz w:val="17"/>
               </w:rPr>
-              <w:t>未完成项已评估，不影响上线准入结论</w:t>
             </w:r>
           </w:p>
         </w:tc>
         <w:tc>
           <w:tcPr>
-            <w:tcW w:type="dxa" w:w="2483"/>
-            <w:shd w:fill="FFF9E8"/>
-            <w:vAlign w:val="center"/>
-            <w:tcMar>
-              <w:top w:w="80" w:type="dxa"/>
-              <w:start w:w="120" w:type="dxa"/>
-              <w:bottom w:w="80" w:type="dxa"/>
-              <w:end w:w="120" w:type="dxa"/>
-            </w:tcMar>
-          </w:tcPr>
-          <w:p>
-            <w:pPr>
-              <w:spacing w:before="40" w:after="40" w:line="276" w:lineRule="auto"/>
-              <w:jc w:val="center"/>
-            </w:pPr>
-            <w:r/>
-            <w:r>
-              <w:rPr>
-                <w:rFonts w:ascii="Microsoft YaHei" w:hAnsi="Microsoft YaHei" w:eastAsia="Microsoft YaHei"/>
-                <w:b w:val="0"/>
-                <w:i w:val="0"/>
-                <w:color w:val="24364B"/>
-                <w:sz w:val="17"/>
-              </w:rPr>
-              <w:t>☐ 通过  ☐ 不通过  ☐ 不适用</w:t>
-            </w:r>
-          </w:p>
-        </w:tc>
-      </w:tr>
-    </w:tbl>
-    <w:p>
-      <w:pPr>
-        <w:pStyle w:val="Heading2"/>
-        <w:keepNext/>
-      </w:pPr>
-      <w:r>
-        <w:rPr>
-          <w:rFonts w:ascii="Microsoft YaHei" w:hAnsi="Microsoft YaHei" w:eastAsia="Microsoft YaHei"/>
-          <w:b/>
-          <w:i w:val="0"/>
-          <w:color w:val="1769E0"/>
-          <w:sz w:val="26"/>
-        </w:rPr>
-        <w:t>四、结论与遗留事项</w:t>
-      </w:r>
-    </w:p>
-    <w:tbl>
-      <w:tblPr>
-        <w:tblStyle w:val="TableGrid"/>
-        <w:tblW w:type="dxa" w:w="14900"/>
-        <w:jc w:val="left"/>
-        <w:tblLayout w:type="fixed"/>
-        <w:tblLook w:firstColumn="1" w:firstRow="1" w:lastColumn="0" w:lastRow="0" w:noHBand="0" w:noVBand="1" w:val="04A0"/>
-        <w:tblInd w:w="120" w:type="dxa"/>
-        <w:tblBorders>
-          <w:top w:val="single" w:sz="5" w:color="C8D8EA"/>
-          <w:left w:val="single" w:sz="5" w:color="C8D8EA"/>
-          <w:bottom w:val="single" w:sz="5" w:color="C8D8EA"/>
-          <w:right w:val="single" w:sz="5" w:color="C8D8EA"/>
-          <w:insideH w:val="single" w:sz="5" w:color="C8D8EA"/>
-          <w:insideV w:val="single" w:sz="5" w:color="C8D8EA"/>
-        </w:tblBorders>
-      </w:tblPr>
-      <w:tblGrid>
-        <w:gridCol w:w="1639"/>
-        <w:gridCol w:w="13261"/>
-      </w:tblGrid>
-      <w:tr>
-        <w:trPr>
-          <w:cantSplit/>
-        </w:trPr>
-        <w:tc>
-          <w:tcPr>
-            <w:tcW w:type="dxa" w:w="1639"/>
-            <w:shd w:fill="EDF5FF"/>
-            <w:vAlign w:val="center"/>
-            <w:tcMar>
-              <w:top w:w="80" w:type="dxa"/>
-              <w:start w:w="120" w:type="dxa"/>
-              <w:bottom w:w="80" w:type="dxa"/>
-              <w:end w:w="120" w:type="dxa"/>
-            </w:tcMar>
-          </w:tcPr>
-          <w:p>
-            <w:pPr>
-              <w:spacing w:before="40" w:after="40" w:line="276" w:lineRule="auto"/>
-              <w:jc w:val="center"/>
-            </w:pPr>
-            <w:r/>
-            <w:r>
-              <w:rPr>
-                <w:rFonts w:ascii="Microsoft YaHei" w:hAnsi="Microsoft YaHei" w:eastAsia="Microsoft YaHei"/>
-                <w:b/>
-                <w:i w:val="0"/>
-                <w:color w:val="17365D"/>
-                <w:sz w:val="18"/>
-              </w:rPr>
-              <w:t>总体结论</w:t>
-            </w:r>
-          </w:p>
-        </w:tc>
-        <w:tc>
-          <w:tcPr>
-            <w:tcW w:type="dxa" w:w="13261"/>
-            <w:shd w:fill="FFF9E8"/>
+            <w:tcW w:type="dxa" w:w="4917"/>
+            <w:shd w:fill="FFF3E8"/>
             <w:vAlign w:val="center"/>
             <w:tcMar>
               <w:top w:w="80" w:type="dxa"/>
@@ -4842,51 +5063,15 @@
                 <w:b w:val="0"/>
                 <w:i w:val="0"/>
                 <w:color w:val="24364B"/>
-                <w:sz w:val="18"/>
+                <w:sz w:val="17"/>
               </w:rPr>
-              <w:t>☐ 通过  ☐ 有条件通过  ☐ 不通过</w:t>
-            </w:r>
-          </w:p>
-        </w:tc>
-      </w:tr>
-      <w:tr>
-        <w:trPr>
-          <w:cantSplit/>
-        </w:trPr>
-        <w:tc>
-          <w:tcPr>
-            <w:tcW w:type="dxa" w:w="1639"/>
-            <w:shd w:fill="EDF5FF"/>
-            <w:vAlign w:val="center"/>
-            <w:tcMar>
-              <w:top w:w="80" w:type="dxa"/>
-              <w:start w:w="120" w:type="dxa"/>
-              <w:bottom w:w="80" w:type="dxa"/>
-              <w:end w:w="120" w:type="dxa"/>
-            </w:tcMar>
-          </w:tcPr>
-          <w:p>
-            <w:pPr>
-              <w:spacing w:before="40" w:after="40" w:line="276" w:lineRule="auto"/>
-              <w:jc w:val="center"/>
-            </w:pPr>
-            <w:r/>
-            <w:r>
-              <w:rPr>
-                <w:rFonts w:ascii="Microsoft YaHei" w:hAnsi="Microsoft YaHei" w:eastAsia="Microsoft YaHei"/>
-                <w:b/>
-                <w:i w:val="0"/>
-                <w:color w:val="17365D"/>
-                <w:sz w:val="18"/>
-              </w:rPr>
-              <w:t>遗留事项/风险</w:t>
             </w:r>
           </w:p>
         </w:tc>
         <w:tc>
           <w:tcPr>
-            <w:tcW w:type="dxa" w:w="13261"/>
-            <w:shd w:fill="FFF9E8"/>
+            <w:tcW w:type="dxa" w:w="2235"/>
+            <w:shd w:fill="FFF3E8"/>
             <w:vAlign w:val="center"/>
             <w:tcMar>
               <w:top w:w="80" w:type="dxa"/>
@@ -4907,50 +5092,15 @@
                 <w:b w:val="0"/>
                 <w:i w:val="0"/>
                 <w:color w:val="24364B"/>
-                <w:sz w:val="18"/>
+                <w:sz w:val="17"/>
               </w:rPr>
-            </w:r>
-          </w:p>
-        </w:tc>
-      </w:tr>
-      <w:tr>
-        <w:trPr>
-          <w:cantSplit/>
-        </w:trPr>
-        <w:tc>
-          <w:tcPr>
-            <w:tcW w:type="dxa" w:w="1639"/>
-            <w:shd w:fill="EDF5FF"/>
-            <w:vAlign w:val="center"/>
-            <w:tcMar>
-              <w:top w:w="80" w:type="dxa"/>
-              <w:start w:w="120" w:type="dxa"/>
-              <w:bottom w:w="80" w:type="dxa"/>
-              <w:end w:w="120" w:type="dxa"/>
-            </w:tcMar>
-          </w:tcPr>
-          <w:p>
-            <w:pPr>
-              <w:spacing w:before="40" w:after="40" w:line="276" w:lineRule="auto"/>
-              <w:jc w:val="center"/>
-            </w:pPr>
-            <w:r/>
-            <w:r>
-              <w:rPr>
-                <w:rFonts w:ascii="Microsoft YaHei" w:hAnsi="Microsoft YaHei" w:eastAsia="Microsoft YaHei"/>
-                <w:b/>
-                <w:i w:val="0"/>
-                <w:color w:val="17365D"/>
-                <w:sz w:val="18"/>
-              </w:rPr>
-              <w:t>附件与证据</w:t>
             </w:r>
           </w:p>
         </w:tc>
         <w:tc>
           <w:tcPr>
-            <w:tcW w:type="dxa" w:w="13261"/>
-            <w:shd w:fill="FFF9E8"/>
+            <w:tcW w:type="dxa" w:w="5066"/>
+            <w:shd w:fill="FFF3E8"/>
             <w:vAlign w:val="center"/>
             <w:tcMar>
               <w:top w:w="80" w:type="dxa"/>
@@ -4971,7 +5121,128 @@
                 <w:b w:val="0"/>
                 <w:i w:val="0"/>
                 <w:color w:val="24364B"/>
-                <w:sz w:val="18"/>
+                <w:sz w:val="17"/>
+              </w:rPr>
+            </w:r>
+          </w:p>
+        </w:tc>
+      </w:tr>
+      <w:tr>
+        <w:trPr>
+          <w:cantSplit/>
+        </w:trPr>
+        <w:tc>
+          <w:tcPr>
+            <w:tcW w:type="dxa" w:w="2682"/>
+            <w:shd w:fill="FFFFFF"/>
+            <w:vAlign w:val="center"/>
+            <w:tcMar>
+              <w:top w:w="80" w:type="dxa"/>
+              <w:start w:w="120" w:type="dxa"/>
+              <w:bottom w:w="80" w:type="dxa"/>
+              <w:end w:w="120" w:type="dxa"/>
+            </w:tcMar>
+          </w:tcPr>
+          <w:p>
+            <w:pPr>
+              <w:spacing w:before="40" w:after="40" w:line="276" w:lineRule="auto"/>
+              <w:jc w:val="left"/>
+            </w:pPr>
+            <w:r/>
+            <w:r>
+              <w:rPr>
+                <w:rFonts w:ascii="Microsoft YaHei" w:hAnsi="Microsoft YaHei" w:eastAsia="Microsoft YaHei"/>
+                <w:b w:val="0"/>
+                <w:i w:val="0"/>
+                <w:color w:val="24364B"/>
+                <w:sz w:val="17"/>
+              </w:rPr>
+            </w:r>
+          </w:p>
+        </w:tc>
+        <w:tc>
+          <w:tcPr>
+            <w:tcW w:type="dxa" w:w="4917"/>
+            <w:shd w:fill="FFF3E8"/>
+            <w:vAlign w:val="center"/>
+            <w:tcMar>
+              <w:top w:w="80" w:type="dxa"/>
+              <w:start w:w="120" w:type="dxa"/>
+              <w:bottom w:w="80" w:type="dxa"/>
+              <w:end w:w="120" w:type="dxa"/>
+            </w:tcMar>
+          </w:tcPr>
+          <w:p>
+            <w:pPr>
+              <w:spacing w:before="40" w:after="40" w:line="276" w:lineRule="auto"/>
+              <w:jc w:val="left"/>
+            </w:pPr>
+            <w:r/>
+            <w:r>
+              <w:rPr>
+                <w:rFonts w:ascii="Microsoft YaHei" w:hAnsi="Microsoft YaHei" w:eastAsia="Microsoft YaHei"/>
+                <w:b w:val="0"/>
+                <w:i w:val="0"/>
+                <w:color w:val="24364B"/>
+                <w:sz w:val="17"/>
+              </w:rPr>
+            </w:r>
+          </w:p>
+        </w:tc>
+        <w:tc>
+          <w:tcPr>
+            <w:tcW w:type="dxa" w:w="2235"/>
+            <w:shd w:fill="FFF3E8"/>
+            <w:vAlign w:val="center"/>
+            <w:tcMar>
+              <w:top w:w="80" w:type="dxa"/>
+              <w:start w:w="120" w:type="dxa"/>
+              <w:bottom w:w="80" w:type="dxa"/>
+              <w:end w:w="120" w:type="dxa"/>
+            </w:tcMar>
+          </w:tcPr>
+          <w:p>
+            <w:pPr>
+              <w:spacing w:before="40" w:after="40" w:line="276" w:lineRule="auto"/>
+              <w:jc w:val="left"/>
+            </w:pPr>
+            <w:r/>
+            <w:r>
+              <w:rPr>
+                <w:rFonts w:ascii="Microsoft YaHei" w:hAnsi="Microsoft YaHei" w:eastAsia="Microsoft YaHei"/>
+                <w:b w:val="0"/>
+                <w:i w:val="0"/>
+                <w:color w:val="24364B"/>
+                <w:sz w:val="17"/>
+              </w:rPr>
+            </w:r>
+          </w:p>
+        </w:tc>
+        <w:tc>
+          <w:tcPr>
+            <w:tcW w:type="dxa" w:w="5066"/>
+            <w:shd w:fill="FFF3E8"/>
+            <w:vAlign w:val="center"/>
+            <w:tcMar>
+              <w:top w:w="80" w:type="dxa"/>
+              <w:start w:w="120" w:type="dxa"/>
+              <w:bottom w:w="80" w:type="dxa"/>
+              <w:end w:w="120" w:type="dxa"/>
+            </w:tcMar>
+          </w:tcPr>
+          <w:p>
+            <w:pPr>
+              <w:spacing w:before="40" w:after="40" w:line="276" w:lineRule="auto"/>
+              <w:jc w:val="left"/>
+            </w:pPr>
+            <w:r/>
+            <w:r>
+              <w:rPr>
+                <w:rFonts w:ascii="Microsoft YaHei" w:hAnsi="Microsoft YaHei" w:eastAsia="Microsoft YaHei"/>
+                <w:b w:val="0"/>
+                <w:i w:val="0"/>
+                <w:color w:val="24364B"/>
+                <w:sz w:val="17"/>
               </w:rPr>
             </w:r>
           </w:p>
@@ -4982,16 +5253,167 @@
       <w:pPr>
         <w:pStyle w:val="Heading2"/>
         <w:keepNext/>
+        <w:pageBreakBefore w:val="0"/>
       </w:pPr>
       <w:r>
         <w:rPr>
           <w:rFonts w:ascii="Microsoft YaHei" w:hAnsi="Microsoft YaHei" w:eastAsia="Microsoft YaHei"/>
           <w:b/>
           <w:i w:val="0"/>
-          <w:color w:val="1769E0"/>
+          <w:color w:val="C66A16"/>
           <w:sz w:val="26"/>
         </w:rPr>
-        <w:t>五、审核确认</w:t>
+        <w:t>四、交付门禁</w:t>
+      </w:r>
+    </w:p>
+    <w:tbl>
+      <w:tblPr>
+        <w:tblStyle w:val="TableGrid"/>
+        <w:tblW w:type="dxa" w:w="14900"/>
+        <w:jc w:val="left"/>
+        <w:tblLayout w:type="fixed"/>
+        <w:tblLook w:firstColumn="1" w:firstRow="1" w:lastColumn="0" w:lastRow="0" w:noHBand="0" w:noVBand="1" w:val="04A0"/>
+        <w:tblInd w:w="120" w:type="dxa"/>
+        <w:tblBorders>
+          <w:top w:val="single" w:sz="5" w:color="C66A16"/>
+          <w:left w:val="single" w:sz="5" w:color="C66A16"/>
+          <w:bottom w:val="single" w:sz="5" w:color="C66A16"/>
+          <w:right w:val="single" w:sz="5" w:color="C66A16"/>
+          <w:insideH w:val="single" w:sz="5" w:color="C66A16"/>
+          <w:insideV w:val="single" w:sz="5" w:color="C66A16"/>
+        </w:tblBorders>
+      </w:tblPr>
+      <w:tblGrid>
+        <w:gridCol w:w="4967"/>
+        <w:gridCol w:w="4967"/>
+        <w:gridCol w:w="4966"/>
+      </w:tblGrid>
+      <w:tr>
+        <w:trPr>
+          <w:cantSplit/>
+        </w:trPr>
+        <w:tc>
+          <w:tcPr>
+            <w:tcW w:type="dxa" w:w="4967"/>
+            <w:shd w:fill="FFF3E8"/>
+          </w:tcPr>
+          <w:p>
+            <w:pPr>
+              <w:spacing w:before="100" w:after="100"/>
+            </w:pPr>
+            <w:r/>
+            <w:r>
+              <w:rPr>
+                <w:rFonts w:ascii="Microsoft YaHei" w:hAnsi="Microsoft YaHei" w:eastAsia="Microsoft YaHei"/>
+                <w:b/>
+                <w:i w:val="0"/>
+                <w:color w:val="C66A16"/>
+                <w:sz w:val="18"/>
+              </w:rPr>
+              <w:t>范围冻结</w:t>
+              <w:br/>
+            </w:r>
+            <w:r>
+              <w:rPr>
+                <w:rFonts w:ascii="Microsoft YaHei" w:hAnsi="Microsoft YaHei" w:eastAsia="Microsoft YaHei"/>
+                <w:b w:val="0"/>
+                <w:i w:val="0"/>
+                <w:color w:val="24364B"/>
+                <w:sz w:val="17"/>
+              </w:rPr>
+              <w:t>上线范围、版本、数据和接口边界已冻结</w:t>
+              <w:br/>
+              <w:t>☐ 通过  ☐ 待整改  ☐ 不适用</w:t>
+            </w:r>
+          </w:p>
+        </w:tc>
+        <w:tc>
+          <w:tcPr>
+            <w:tcW w:type="dxa" w:w="4967"/>
+            <w:shd w:fill="FFF3E8"/>
+          </w:tcPr>
+          <w:p>
+            <w:pPr>
+              <w:spacing w:before="100" w:after="100"/>
+            </w:pPr>
+            <w:r/>
+            <w:r>
+              <w:rPr>
+                <w:rFonts w:ascii="Microsoft YaHei" w:hAnsi="Microsoft YaHei" w:eastAsia="Microsoft YaHei"/>
+                <w:b/>
+                <w:i w:val="0"/>
+                <w:color w:val="C66A16"/>
+                <w:sz w:val="18"/>
+              </w:rPr>
+              <w:t>资源到位</w:t>
+              <w:br/>
+            </w:r>
+            <w:r>
+              <w:rPr>
+                <w:rFonts w:ascii="Microsoft YaHei" w:hAnsi="Microsoft YaHei" w:eastAsia="Microsoft YaHei"/>
+                <w:b w:val="0"/>
+                <w:i w:val="0"/>
+                <w:color w:val="24364B"/>
+                <w:sz w:val="17"/>
+              </w:rPr>
+              <w:t>人员、账号、环境、设备和应急联系方式齐备</w:t>
+              <w:br/>
+              <w:t>☐ 通过  ☐ 待整改  ☐ 不适用</w:t>
+            </w:r>
+          </w:p>
+        </w:tc>
+        <w:tc>
+          <w:tcPr>
+            <w:tcW w:type="dxa" w:w="4966"/>
+            <w:shd w:fill="FFF3E8"/>
+          </w:tcPr>
+          <w:p>
+            <w:pPr>
+              <w:spacing w:before="100" w:after="100"/>
+            </w:pPr>
+            <w:r/>
+            <w:r>
+              <w:rPr>
+                <w:rFonts w:ascii="Microsoft YaHei" w:hAnsi="Microsoft YaHei" w:eastAsia="Microsoft YaHei"/>
+                <w:b/>
+                <w:i w:val="0"/>
+                <w:color w:val="C66A16"/>
+                <w:sz w:val="18"/>
+              </w:rPr>
+              <w:t>准入评审</w:t>
+              <w:br/>
+            </w:r>
+            <w:r>
+              <w:rPr>
+                <w:rFonts w:ascii="Microsoft YaHei" w:hAnsi="Microsoft YaHei" w:eastAsia="Microsoft YaHei"/>
+                <w:b w:val="0"/>
+                <w:i w:val="0"/>
+                <w:color w:val="24364B"/>
+                <w:sz w:val="17"/>
+              </w:rPr>
+              <w:t>未完成项已评估，不影响上线准入结论</w:t>
+              <w:br/>
+              <w:t>☐ 通过  ☐ 待整改  ☐ 不适用</w:t>
+            </w:r>
+          </w:p>
+        </w:tc>
+      </w:tr>
+    </w:tbl>
+    <w:p>
+      <w:pPr>
+        <w:pStyle w:val="Heading2"/>
+        <w:keepNext/>
+        <w:pageBreakBefore/>
+      </w:pPr>
+      <w:r>
+        <w:rPr>
+          <w:rFonts w:ascii="Microsoft YaHei" w:hAnsi="Microsoft YaHei" w:eastAsia="Microsoft YaHei"/>
+          <w:b/>
+          <w:i w:val="0"/>
+          <w:color w:val="C66A16"/>
+          <w:sz w:val="26"/>
+        </w:rPr>
+        <w:t>五、责任确认</w:t>
       </w:r>
     </w:p>
     <w:tbl>
@@ -5024,7 +5446,7 @@
         <w:tc>
           <w:tcPr>
             <w:tcW w:type="dxa" w:w="1862"/>
-            <w:shd w:fill="17365D"/>
+            <w:shd w:fill="C66A16"/>
             <w:vAlign w:val="center"/>
             <w:tcMar>
               <w:top w:w="80" w:type="dxa"/>
@@ -5054,7 +5476,7 @@
         <w:tc>
           <w:tcPr>
             <w:tcW w:type="dxa" w:w="2682"/>
-            <w:shd w:fill="17365D"/>
+            <w:shd w:fill="C66A16"/>
             <w:vAlign w:val="center"/>
             <w:tcMar>
               <w:top w:w="80" w:type="dxa"/>
@@ -5084,7 +5506,7 @@
         <w:tc>
           <w:tcPr>
             <w:tcW w:type="dxa" w:w="8120"/>
-            <w:shd w:fill="17365D"/>
+            <w:shd w:fill="C66A16"/>
             <w:vAlign w:val="center"/>
             <w:tcMar>
               <w:top w:w="80" w:type="dxa"/>
@@ -5114,7 +5536,7 @@
         <w:tc>
           <w:tcPr>
             <w:tcW w:type="dxa" w:w="2236"/>
-            <w:shd w:fill="17365D"/>
+            <w:shd w:fill="C66A16"/>
             <w:vAlign w:val="center"/>
             <w:tcMar>
               <w:top w:w="80" w:type="dxa"/>
@@ -5172,14 +5594,14 @@
                 <w:color w:val="17365D"/>
                 <w:sz w:val="17"/>
               </w:rPr>
-              <w:t>实施方负责人</w:t>
+              <w:t>实施负责人</w:t>
             </w:r>
           </w:p>
         </w:tc>
         <w:tc>
           <w:tcPr>
             <w:tcW w:type="dxa" w:w="2682"/>
-            <w:shd w:fill="FFF9E8"/>
+            <w:shd w:fill="FFF3E8"/>
             <w:vAlign w:val="center"/>
             <w:tcMar>
               <w:top w:w="80" w:type="dxa"/>
@@ -5208,7 +5630,7 @@
         <w:tc>
           <w:tcPr>
             <w:tcW w:type="dxa" w:w="8120"/>
-            <w:shd w:fill="FFF9E8"/>
+            <w:shd w:fill="FFF3E8"/>
             <w:vAlign w:val="center"/>
             <w:tcMar>
               <w:top w:w="80" w:type="dxa"/>
@@ -5237,7 +5659,7 @@
         <w:tc>
           <w:tcPr>
             <w:tcW w:type="dxa" w:w="2236"/>
-            <w:shd w:fill="FFF9E8"/>
+            <w:shd w:fill="FFF3E8"/>
             <w:vAlign w:val="center"/>
             <w:tcMar>
               <w:top w:w="80" w:type="dxa"/>
@@ -5301,7 +5723,7 @@
         <w:tc>
           <w:tcPr>
             <w:tcW w:type="dxa" w:w="2682"/>
-            <w:shd w:fill="FFF9E8"/>
+            <w:shd w:fill="FFF3E8"/>
             <w:vAlign w:val="center"/>
             <w:tcMar>
               <w:top w:w="80" w:type="dxa"/>
@@ -5330,7 +5752,7 @@
         <w:tc>
           <w:tcPr>
             <w:tcW w:type="dxa" w:w="8120"/>
-            <w:shd w:fill="FFF9E8"/>
+            <w:shd w:fill="FFF3E8"/>
             <w:vAlign w:val="center"/>
             <w:tcMar>
               <w:top w:w="80" w:type="dxa"/>
@@ -5359,7 +5781,7 @@
         <w:tc>
           <w:tcPr>
             <w:tcW w:type="dxa" w:w="2236"/>
-            <w:shd w:fill="FFF9E8"/>
+            <w:shd w:fill="FFF3E8"/>
             <w:vAlign w:val="center"/>
             <w:tcMar>
               <w:top w:w="80" w:type="dxa"/>
@@ -5416,14 +5838,14 @@
                 <w:color w:val="17365D"/>
                 <w:sz w:val="17"/>
               </w:rPr>
-              <w:t>业务/信息部门</w:t>
+              <w:t>上线总指挥</w:t>
             </w:r>
           </w:p>
         </w:tc>
         <w:tc>
           <w:tcPr>
             <w:tcW w:type="dxa" w:w="2682"/>
-            <w:shd w:fill="FFF9E8"/>
+            <w:shd w:fill="FFF3E8"/>
             <w:vAlign w:val="center"/>
             <w:tcMar>
               <w:top w:w="80" w:type="dxa"/>
@@ -5452,7 +5874,7 @@
         <w:tc>
           <w:tcPr>
             <w:tcW w:type="dxa" w:w="8120"/>
-            <w:shd w:fill="FFF9E8"/>
+            <w:shd w:fill="FFF3E8"/>
             <w:vAlign w:val="center"/>
             <w:tcMar>
               <w:top w:w="80" w:type="dxa"/>
@@ -5481,7 +5903,7 @@
         <w:tc>
           <w:tcPr>
             <w:tcW w:type="dxa" w:w="2236"/>
-            <w:shd w:fill="FFF9E8"/>
+            <w:shd w:fill="FFF3E8"/>
             <w:vAlign w:val="center"/>
             <w:tcMar>
               <w:top w:w="80" w:type="dxa"/>
@@ -5522,7 +5944,7 @@
           <w:color w:val="667A90"/>
           <w:sz w:val="16"/>
         </w:rPr>
-        <w:t>版本记录：V2.0 · 蓝白医疗信息化模板首版 · 2026-07-28</w:t>
+        <w:t>版本记录：V2.1 · 上线倒排差异化改版 · 2026-07-28</w:t>
       </w:r>
     </w:p>
     <w:sectPr>
@@ -5625,10 +6047,10 @@
               <w:rFonts w:ascii="Microsoft YaHei" w:hAnsi="Microsoft YaHei" w:eastAsia="Microsoft YaHei"/>
               <w:b/>
               <w:i w:val="0"/>
-              <w:color w:val="667A90"/>
+              <w:color w:val="C66A16"/>
               <w:sz w:val="17"/>
             </w:rPr>
-            <w:t>实施项目管理平台 · SOP 交付物</w:t>
+            <w:t>实施项目管理平台 · 上线倒排</w:t>
           </w:r>
         </w:p>
       </w:tc>
@@ -5657,7 +6079,7 @@
               <w:color w:val="667A90"/>
               <w:sz w:val="17"/>
             </w:rPr>
-            <w:t>上线前任务计划  |  V2.0</w:t>
+            <w:t>上线前任务计划  |  V2.1</w:t>
           </w:r>
         </w:p>
       </w:tc>
